--- a/arb/docx/61.content.docx
+++ b/arb/docx/61.content.docx
@@ -32,23 +32,6 @@
     </w:p>
     <w:p>
       <w:pPr>
-        <w:pStyle w:val="Heading2"/>
-        <w:bidi/>
-      </w:pPr>
-      <w:r>
-        <w:rPr>
-          <w:lang w:val="ar_AE" w:bidi="ar_AE"/>
-        </w:rPr>
-        <w:t>License Information</w:t>
-      </w:r>
-      <w:r>
-        <w:rPr>
-          <w:lang w:val="ar_AE" w:bidi="ar_AE"/>
-        </w:rPr>
-      </w:r>
-    </w:p>
-    <w:p>
-      <w:pPr>
         <w:bidi/>
       </w:pPr>
       <w:r>
@@ -61,19 +44,23 @@
           <w:b/>
           <w:lang w:val="ar_AE" w:bidi="ar_AE"/>
         </w:rPr>
-        <w:t>ملاحظات الدراسة (تينديل)</w:t>
-      </w:r>
-      <w:r>
-        <w:rPr>
-          <w:lang w:val="ar_AE" w:bidi="ar_AE"/>
-        </w:rPr>
-        <w:t xml:space="preserve"> (Arabic) is based on</w:t>
-      </w:r>
-      <w:r>
-        <w:rPr>
-          <w:lang w:val="ar_AE" w:bidi="ar_AE"/>
-        </w:rPr>
-        <w:t xml:space="preserve">: </w:t>
+        <w:t>Aquifer Open Study Notes</w:t>
+      </w:r>
+    </w:p>
+    <w:p>
+      <w:pPr>
+        <w:bidi/>
+      </w:pPr>
+      <w:r>
+        <w:rPr>
+          <w:lang w:val="ar_AE" w:bidi="ar_AE"/>
+        </w:rPr>
+      </w:r>
+      <w:r>
+        <w:rPr>
+          <w:lang w:val="ar_AE" w:bidi="ar_AE"/>
+        </w:rPr>
+        <w:t xml:space="preserve">This work is an adaptation of </w:t>
       </w:r>
       <w:r>
         <w:rPr>
@@ -85,64 +72,35 @@
         <w:rPr>
           <w:lang w:val="ar_AE" w:bidi="ar_AE"/>
         </w:rPr>
-        <w:t xml:space="preserve">, </w:t>
-      </w:r>
-      <w:hyperlink r:id="rId13">
-        <w:r>
-          <w:rPr>
-            <w:lang w:val="ar_AE" w:bidi="ar_AE"/>
-          </w:rPr>
-          <w:rPr>
-            <w:color w:val="0000EE"/>
-            <w:u w:val="single"/>
-          </w:rPr>
-          <w:t>Tyndale House Publishers</w:t>
-        </w:r>
-      </w:hyperlink>
-      <w:r>
-        <w:rPr>
-          <w:lang w:val="ar_AE" w:bidi="ar_AE"/>
-        </w:rPr>
-        <w:t xml:space="preserve">, 2019, which is licensed under a </w:t>
-      </w:r>
-      <w:hyperlink r:id="rId14">
-        <w:r>
-          <w:rPr>
-            <w:lang w:val="ar_AE" w:bidi="ar_AE"/>
-          </w:rPr>
-          <w:rPr>
-            <w:color w:val="0000EE"/>
-            <w:u w:val="single"/>
-          </w:rPr>
-          <w:t>CC BY-SA 4.0 license</w:t>
-        </w:r>
-      </w:hyperlink>
-      <w:r>
-        <w:rPr>
-          <w:lang w:val="ar_AE" w:bidi="ar_AE"/>
-        </w:rPr>
-        <w:t>.</w:t>
-      </w:r>
-      <w:r>
-        <w:rPr>
-          <w:lang w:val="ar_AE" w:bidi="ar_AE"/>
-        </w:rPr>
-      </w:r>
-    </w:p>
-    <w:p>
-      <w:pPr>
-        <w:bidi/>
-      </w:pPr>
-      <w:r>
-        <w:rPr>
-          <w:lang w:val="ar_AE" w:bidi="ar_AE"/>
-        </w:rPr>
-      </w:r>
-      <w:r>
-        <w:rPr>
-          <w:lang w:val="ar_AE" w:bidi="ar_AE"/>
-        </w:rPr>
-        <w:t>This PDF version is provided under the same license.</w:t>
+        <w:t xml:space="preserve"> © 2023 Tyndale House Publishers, licensed under the CC BY-SA 4.0 license. The adaptation, </w:t>
+      </w:r>
+      <w:r>
+        <w:rPr>
+          <w:lang w:val="ar_AE" w:bidi="ar_AE"/>
+        </w:rPr>
+        <w:t>Aquifer Open Study Notes</w:t>
+      </w:r>
+      <w:r>
+        <w:rPr>
+          <w:lang w:val="ar_AE" w:bidi="ar_AE"/>
+        </w:rPr>
+        <w:t>, was created by Mission Mutual and is also licensed under CC BY-SA 4.0.</w:t>
+      </w:r>
+    </w:p>
+    <w:p>
+      <w:pPr>
+        <w:bidi/>
+      </w:pPr>
+      <w:r>
+        <w:rPr>
+          <w:lang w:val="ar_AE" w:bidi="ar_AE"/>
+        </w:rPr>
+      </w:r>
+      <w:r>
+        <w:rPr>
+          <w:lang w:val="ar_AE" w:bidi="ar_AE"/>
+        </w:rPr>
+        <w:t>This resource has been adapted into multiple languages, including English, Tok Pisin, Arabic (عربي), French (Français), Hindi (हिंदी), Indonesian (Bahasa Indonesia), Portuguese (Português), Russian (Русский), Spanish (Español), Swahili (Kiswahili), and Simplified Chinese (简体中文).</w:t>
       </w:r>
       <w:r>
         <w:rPr>
@@ -317,7 +275,7 @@
         </w:rPr>
         <w:t>كان اسم سمعان من أكثر الأسماء اليهودية شيوعًا في القرن الأول. وقد أعطاه يسوع الاسم بطرس (</w:t>
       </w:r>
-      <w:hyperlink r:id="rId15">
+      <w:hyperlink r:id="rId13">
         <w:r>
           <w:rPr>
             <w:lang w:val="ar_AE" w:bidi="ar_AE"/>
@@ -360,7 +318,7 @@
         </w:rPr>
         <w:t>). • عَبْدُ يَسُوعَ الْمَسِيحِ: في العهد القديم، يُطلق على القادة المهمين لشعب الله خدام أو عبيد الرب (</w:t>
       </w:r>
-      <w:hyperlink r:id="rId16">
+      <w:hyperlink r:id="rId14">
         <w:r>
           <w:rPr>
             <w:lang w:val="ar_AE" w:bidi="ar_AE"/>
@@ -378,7 +336,7 @@
         </w:rPr>
         <w:t xml:space="preserve">; </w:t>
       </w:r>
-      <w:hyperlink r:id="rId17">
+      <w:hyperlink r:id="rId15">
         <w:r>
           <w:rPr>
             <w:lang w:val="ar_AE" w:bidi="ar_AE"/>
@@ -396,7 +354,7 @@
         </w:rPr>
         <w:t xml:space="preserve">; </w:t>
       </w:r>
-      <w:hyperlink r:id="rId18">
+      <w:hyperlink r:id="rId16">
         <w:r>
           <w:rPr>
             <w:lang w:val="ar_AE" w:bidi="ar_AE"/>
@@ -414,7 +372,7 @@
         </w:rPr>
         <w:t xml:space="preserve">). ويُظهر هذا اللقب خضوع بطرس للمسيح ويشير إلى أن دوره في خطة الله كان هامًا. • كلمة مَعَنَا ربما تشير إلى المسيحيين (المؤمنين) اليهود؛ حيث كان المُرسَل إليهم في الغالب من المؤمنين الأمميين. وفي العهد الجديد، يشترك المؤمنون من الأمم ومن اليهود في نفس الإيمان الثمين ويكونون على قدم المساواة كشعب الله (انظر </w:t>
       </w:r>
-      <w:hyperlink r:id="rId19">
+      <w:hyperlink r:id="rId17">
         <w:r>
           <w:rPr>
             <w:lang w:val="ar_AE" w:bidi="ar_AE"/>
@@ -432,7 +390,7 @@
         </w:rPr>
         <w:t xml:space="preserve">). • هذا واحد من الأماكن القليلة في العهد الجديد حيث يُطلق على يسوع المسيح لقب إِلهِنَا (انظر أيضًا </w:t>
       </w:r>
-      <w:hyperlink r:id="rId20">
+      <w:hyperlink r:id="rId18">
         <w:r>
           <w:rPr>
             <w:lang w:val="ar_AE" w:bidi="ar_AE"/>
@@ -450,7 +408,7 @@
         </w:rPr>
         <w:t xml:space="preserve">; </w:t>
       </w:r>
-      <w:hyperlink r:id="rId21">
+      <w:hyperlink r:id="rId19">
         <w:r>
           <w:rPr>
             <w:lang w:val="ar_AE" w:bidi="ar_AE"/>
@@ -468,7 +426,7 @@
         </w:rPr>
         <w:t xml:space="preserve">; </w:t>
       </w:r>
-      <w:hyperlink r:id="rId22">
+      <w:hyperlink r:id="rId20">
         <w:r>
           <w:rPr>
             <w:lang w:val="ar_AE" w:bidi="ar_AE"/>
@@ -486,7 +444,7 @@
         </w:rPr>
         <w:t xml:space="preserve">; </w:t>
       </w:r>
-      <w:hyperlink r:id="rId23">
+      <w:hyperlink r:id="rId21">
         <w:r>
           <w:rPr>
             <w:lang w:val="ar_AE" w:bidi="ar_AE"/>
@@ -504,7 +462,7 @@
         </w:rPr>
         <w:t xml:space="preserve">; </w:t>
       </w:r>
-      <w:hyperlink r:id="rId24">
+      <w:hyperlink r:id="rId22">
         <w:r>
           <w:rPr>
             <w:lang w:val="ar_AE" w:bidi="ar_AE"/>
@@ -522,7 +480,7 @@
         </w:rPr>
         <w:t xml:space="preserve">; </w:t>
       </w:r>
-      <w:hyperlink r:id="rId25">
+      <w:hyperlink r:id="rId23">
         <w:r>
           <w:rPr>
             <w:lang w:val="ar_AE" w:bidi="ar_AE"/>
@@ -619,7 +577,7 @@
         </w:rPr>
         <w:t xml:space="preserve"> لـ"يسوع ربنا" (</w:t>
       </w:r>
-      <w:hyperlink r:id="rId26">
+      <w:hyperlink r:id="rId24">
         <w:r>
           <w:rPr>
             <w:lang w:val="ar_AE" w:bidi="ar_AE"/>
@@ -690,7 +648,7 @@
         </w:rPr>
         <w:t>شرح كل ما وهبه الله لنا في المسيح (</w:t>
       </w:r>
-      <w:hyperlink r:id="rId27">
+      <w:hyperlink r:id="rId25">
         <w:r>
           <w:rPr>
             <w:lang w:val="ar_AE" w:bidi="ar_AE"/>
@@ -708,7 +666,7 @@
         </w:rPr>
         <w:t>) يُعدّ الأساس لدعوة مُلِحَّة لكي ننمو في معرفة المسيح (</w:t>
       </w:r>
-      <w:hyperlink r:id="rId28">
+      <w:hyperlink r:id="rId26">
         <w:r>
           <w:rPr>
             <w:lang w:val="ar_AE" w:bidi="ar_AE"/>
@@ -779,7 +737,7 @@
         </w:rPr>
         <w:t xml:space="preserve"> لِكَيْ تَصِيرُوا بِهَا شُرَكَاءَ الطَّبِيعَةِ الإِلهِيَّةِ: في الأغلب لم يكن يقصد بطرس أن أرواحنا مندمجة مع الله، بل أن المؤمنين يشتركون في صفات الله (قارن </w:t>
       </w:r>
-      <w:hyperlink r:id="rId29">
+      <w:hyperlink r:id="rId27">
         <w:r>
           <w:rPr>
             <w:lang w:val="ar_AE" w:bidi="ar_AE"/>
@@ -797,7 +755,7 @@
         </w:rPr>
         <w:t xml:space="preserve">; </w:t>
       </w:r>
-      <w:hyperlink r:id="rId30">
+      <w:hyperlink r:id="rId28">
         <w:r>
           <w:rPr>
             <w:lang w:val="ar_AE" w:bidi="ar_AE"/>
@@ -815,7 +773,7 @@
         </w:rPr>
         <w:t xml:space="preserve">; </w:t>
       </w:r>
-      <w:hyperlink r:id="rId31">
+      <w:hyperlink r:id="rId29">
         <w:r>
           <w:rPr>
             <w:lang w:val="ar_AE" w:bidi="ar_AE"/>
@@ -833,7 +791,7 @@
         </w:rPr>
         <w:t xml:space="preserve">; </w:t>
       </w:r>
-      <w:hyperlink r:id="rId32">
+      <w:hyperlink r:id="rId30">
         <w:r>
           <w:rPr>
             <w:lang w:val="ar_AE" w:bidi="ar_AE"/>
@@ -917,7 +875,7 @@
         </w:rPr>
         <w:t>. والتسلسل في مثل هذه المقاطع ليس حتميًا - على سبيل المثال، لا يقصد بطرس أن الفضيلة يجب أن تسبق المعرفة. ومع ذلك، فإن المحبة تُعدّ قمة الفضائل (</w:t>
       </w:r>
-      <w:hyperlink r:id="rId33">
+      <w:hyperlink r:id="rId31">
         <w:r>
           <w:rPr>
             <w:lang w:val="ar_AE" w:bidi="ar_AE"/>
@@ -1067,7 +1025,7 @@
         </w:rPr>
         <w:t xml:space="preserve"> حيث يقدم قائد قديم ومحترم تعليمات نهائية لأبنائه أو للآخرين على فراش الموت (قارن </w:t>
       </w:r>
-      <w:hyperlink r:id="rId34">
+      <w:hyperlink r:id="rId32">
         <w:r>
           <w:rPr>
             <w:lang w:val="ar_AE" w:bidi="ar_AE"/>
@@ -1085,7 +1043,7 @@
         </w:rPr>
         <w:t xml:space="preserve">؛ </w:t>
       </w:r>
-      <w:hyperlink r:id="rId35">
+      <w:hyperlink r:id="rId33">
         <w:r>
           <w:rPr>
             <w:lang w:val="ar_AE" w:bidi="ar_AE"/>
@@ -1163,7 +1121,7 @@
         </w:rPr>
         <w:t>من المحتمل أن تكون هذه النبوة قد جاءت في رؤيا، ولكن من المرجح أكثر أن بطرس كان يتذكر نبوة يسوع حول موته (</w:t>
       </w:r>
-      <w:hyperlink r:id="rId36">
+      <w:hyperlink r:id="rId34">
         <w:r>
           <w:rPr>
             <w:lang w:val="ar_AE" w:bidi="ar_AE"/>
@@ -1247,7 +1205,7 @@
         </w:rPr>
         <w:t>): ربما كان المُعَلِّمون الكذبة يُقَدِّمون اتهامًا بأن رسالة عودة المسيح كانت مجرد حكاية مبهجة دون حقيقة مُؤكدة. • كُنَّا مُعَايِنِينَ عَظَمَتَهُ: عند تجلي يسوع (</w:t>
       </w:r>
-      <w:hyperlink r:id="rId37">
+      <w:hyperlink r:id="rId35">
         <w:r>
           <w:rPr>
             <w:lang w:val="ar_AE" w:bidi="ar_AE"/>
@@ -1265,7 +1223,7 @@
         </w:rPr>
         <w:t xml:space="preserve">; </w:t>
       </w:r>
-      <w:hyperlink r:id="rId38">
+      <w:hyperlink r:id="rId36">
         <w:r>
           <w:rPr>
             <w:lang w:val="ar_AE" w:bidi="ar_AE"/>
@@ -1283,7 +1241,7 @@
         </w:rPr>
         <w:t xml:space="preserve">; </w:t>
       </w:r>
-      <w:hyperlink r:id="rId39">
+      <w:hyperlink r:id="rId37">
         <w:r>
           <w:rPr>
             <w:lang w:val="ar_AE" w:bidi="ar_AE"/>
@@ -1354,7 +1312,7 @@
         </w:rPr>
         <w:t xml:space="preserve"> إدانة بطرس للمُعَلِّمين الكذبة (أصحاح </w:t>
       </w:r>
-      <w:hyperlink r:id="rId40">
+      <w:hyperlink r:id="rId38">
         <w:r>
           <w:rPr>
             <w:lang w:val="ar_AE" w:bidi="ar_AE"/>
@@ -1372,7 +1330,7 @@
         </w:rPr>
         <w:t xml:space="preserve">) تأتي في سياق هذا التعليم حول يقين عودة يسوع (انظر أيضًا </w:t>
       </w:r>
-      <w:hyperlink r:id="rId41">
+      <w:hyperlink r:id="rId39">
         <w:r>
           <w:rPr>
             <w:lang w:val="ar_AE" w:bidi="ar_AE"/>
@@ -1390,7 +1348,7 @@
         </w:rPr>
         <w:t>). وفي الأغلب كان المُعَلِّمون الكذبة ينكرون حقيقة عودة المسيح والدينونة. إن اختبار بطرس كشاهد عيان (</w:t>
       </w:r>
-      <w:hyperlink r:id="rId42">
+      <w:hyperlink r:id="rId40">
         <w:r>
           <w:rPr>
             <w:lang w:val="ar_AE" w:bidi="ar_AE"/>
@@ -1408,7 +1366,7 @@
         </w:rPr>
         <w:t>) والموثوقيَّة الجوهرية لنبوات الكُتب المُقَدَّسة (</w:t>
       </w:r>
-      <w:hyperlink r:id="rId43">
+      <w:hyperlink r:id="rId41">
         <w:r>
           <w:rPr>
             <w:lang w:val="ar_AE" w:bidi="ar_AE"/>
@@ -1492,7 +1450,7 @@
         </w:rPr>
         <w:t xml:space="preserve"> وهو الوقت الذي يتدخل فيه الله في التاريخ لإنقاذ شعبه ودينونة أعدائه (انظر </w:t>
       </w:r>
-      <w:hyperlink r:id="rId44">
+      <w:hyperlink r:id="rId42">
         <w:r>
           <w:rPr>
             <w:lang w:val="ar_AE" w:bidi="ar_AE"/>
@@ -1510,7 +1468,7 @@
         </w:rPr>
         <w:t xml:space="preserve">؛ </w:t>
       </w:r>
-      <w:hyperlink r:id="rId45">
+      <w:hyperlink r:id="rId43">
         <w:r>
           <w:rPr>
             <w:lang w:val="ar_AE" w:bidi="ar_AE"/>
@@ -1528,7 +1486,7 @@
         </w:rPr>
         <w:t xml:space="preserve">؛ </w:t>
       </w:r>
-      <w:hyperlink r:id="rId46">
+      <w:hyperlink r:id="rId44">
         <w:r>
           <w:rPr>
             <w:lang w:val="ar_AE" w:bidi="ar_AE"/>
@@ -1665,7 +1623,7 @@
         </w:rPr>
         <w:t xml:space="preserve">استخدام بطرس لزمن المستقبل في </w:t>
       </w:r>
-      <w:hyperlink r:id="rId47">
+      <w:hyperlink r:id="rId45">
         <w:r>
           <w:rPr>
             <w:lang w:val="ar_AE" w:bidi="ar_AE"/>
@@ -1683,7 +1641,7 @@
         </w:rPr>
         <w:t xml:space="preserve"> لا يعني أن الأنبياء الكذبة لم يكونوا قد أتوا بعد، بل يشير إلى كلام يسوع بأن المُعَلِّمين الكذبة سيظهرون (</w:t>
       </w:r>
-      <w:hyperlink r:id="rId48">
+      <w:hyperlink r:id="rId46">
         <w:r>
           <w:rPr>
             <w:lang w:val="ar_AE" w:bidi="ar_AE"/>
@@ -1701,7 +1659,7 @@
         </w:rPr>
         <w:t xml:space="preserve">، </w:t>
       </w:r>
-      <w:hyperlink r:id="rId49">
+      <w:hyperlink r:id="rId47">
         <w:r>
           <w:rPr>
             <w:lang w:val="ar_AE" w:bidi="ar_AE"/>
@@ -1719,7 +1677,7 @@
         </w:rPr>
         <w:t xml:space="preserve">؛ </w:t>
       </w:r>
-      <w:hyperlink r:id="rId50">
+      <w:hyperlink r:id="rId48">
         <w:r>
           <w:rPr>
             <w:lang w:val="ar_AE" w:bidi="ar_AE"/>
@@ -1737,7 +1695,7 @@
         </w:rPr>
         <w:t xml:space="preserve">؛ قارن </w:t>
       </w:r>
-      <w:hyperlink r:id="rId51">
+      <w:hyperlink r:id="rId49">
         <w:r>
           <w:rPr>
             <w:lang w:val="ar_AE" w:bidi="ar_AE"/>
@@ -1755,7 +1713,7 @@
         </w:rPr>
         <w:t xml:space="preserve">؛ </w:t>
       </w:r>
-      <w:hyperlink r:id="rId52">
+      <w:hyperlink r:id="rId50">
         <w:r>
           <w:rPr>
             <w:lang w:val="ar_AE" w:bidi="ar_AE"/>
@@ -1773,7 +1731,7 @@
         </w:rPr>
         <w:t xml:space="preserve">). وقد حقق المُعَلِّمون الكذبة الذين ظهروا هذه النبوة. • يُنْكِرُونَ الرَّبَّ الَّذِي اشْتَرَاهُمْ: ربما يكون المُعَلِّمون الكذبة قد أنكروا المسيح علانية، ولكن من الأرجح أن سلوكهم غير الأخلاقي هو الذي شكَّل إنكارًا للمسيح (قارن </w:t>
       </w:r>
-      <w:hyperlink r:id="rId53">
+      <w:hyperlink r:id="rId51">
         <w:r>
           <w:rPr>
             <w:lang w:val="ar_AE" w:bidi="ar_AE"/>
@@ -1844,7 +1802,7 @@
         </w:rPr>
         <w:t>إلى جانب الأنبياء الحقيقيين (</w:t>
       </w:r>
-      <w:hyperlink r:id="rId54">
+      <w:hyperlink r:id="rId52">
         <w:r>
           <w:rPr>
             <w:lang w:val="ar_AE" w:bidi="ar_AE"/>
@@ -1968,7 +1926,7 @@
         </w:rPr>
         <w:t xml:space="preserve">المثال الأول للقضاء الإلهي هو على ملائكة قد أخطأوا: كانت التقاليد اليهودية الشائعة تشير إلى أن "أبناء الله" في </w:t>
       </w:r>
-      <w:hyperlink r:id="rId55">
+      <w:hyperlink r:id="rId53">
         <w:r>
           <w:rPr>
             <w:lang w:val="ar_AE" w:bidi="ar_AE"/>
@@ -1999,7 +1957,7 @@
         </w:rPr>
         <w:t xml:space="preserve"> 6–10؛ قارن </w:t>
       </w:r>
-      <w:hyperlink r:id="rId56">
+      <w:hyperlink r:id="rId54">
         <w:r>
           <w:rPr>
             <w:lang w:val="ar_AE" w:bidi="ar_AE"/>
@@ -2017,7 +1975,7 @@
         </w:rPr>
         <w:t xml:space="preserve">؛ </w:t>
       </w:r>
-      <w:hyperlink r:id="rId57">
+      <w:hyperlink r:id="rId55">
         <w:r>
           <w:rPr>
             <w:lang w:val="ar_AE" w:bidi="ar_AE"/>
@@ -2088,7 +2046,7 @@
         </w:rPr>
         <w:t xml:space="preserve">تظهر ثلاثة أمثلة من العهد القديم للدينونة تُعلن أن الله سيُنصف أولئك الذين يظلون أمناء له، وسيُدين أولئك الذين ينكرونه، بما في ذلك المُعَلِّمين الكذبة (انظر </w:t>
       </w:r>
-      <w:hyperlink r:id="rId58">
+      <w:hyperlink r:id="rId56">
         <w:r>
           <w:rPr>
             <w:lang w:val="ar_AE" w:bidi="ar_AE"/>
@@ -2159,7 +2117,7 @@
         </w:rPr>
         <w:t xml:space="preserve">المثال الثاني للقضاء والدينونة هو أن الله لم يترك العالم القديم في زمن نوح. ففي الطوفان، أهلك الله كل الحياة البشرية باستثناء نوح وعائلته (انظر </w:t>
       </w:r>
-      <w:hyperlink r:id="rId59">
+      <w:hyperlink r:id="rId57">
         <w:r>
           <w:rPr>
             <w:lang w:val="ar_AE" w:bidi="ar_AE"/>
@@ -2230,7 +2188,7 @@
         </w:rPr>
         <w:t>المثال الثالث للحكم والدينونة هو أن الله أدان مُدن سدوم وعمورة. فقد كان سكان هذه المدن غير أخلاقيين إلى درجة أن الله أمطر عليهم الكبريت من السماء لتدميرهم (</w:t>
       </w:r>
-      <w:hyperlink r:id="rId60">
+      <w:hyperlink r:id="rId58">
         <w:r>
           <w:rPr>
             <w:lang w:val="ar_AE" w:bidi="ar_AE"/>
@@ -2392,7 +2350,7 @@
         </w:rPr>
         <w:t>يَعْلَمُ الرَّبُّ أَنْ يُنْقِذَ الأَتْقِيَاءَ مِنَ التَّجْرِبَةِ: كما يتضح من عائلة نوح (</w:t>
       </w:r>
-      <w:hyperlink r:id="rId61">
+      <w:hyperlink r:id="rId59">
         <w:r>
           <w:rPr>
             <w:lang w:val="ar_AE" w:bidi="ar_AE"/>
@@ -2410,7 +2368,7 @@
         </w:rPr>
         <w:t>) ولوط (</w:t>
       </w:r>
-      <w:hyperlink r:id="rId62">
+      <w:hyperlink r:id="rId60">
         <w:r>
           <w:rPr>
             <w:lang w:val="ar_AE" w:bidi="ar_AE"/>
@@ -2481,7 +2439,7 @@
         </w:rPr>
         <w:t xml:space="preserve">فِي شَهْوَةِ النَّجَاسَةِ: يُقصد بها هنا الشهوة الجنسية غير المشروعة عمومًا وربما تشير بشكل خاص إلى المثلية الجنسية (قارن بالإشارة إلى سدوم وعمورة، </w:t>
       </w:r>
-      <w:hyperlink r:id="rId63">
+      <w:hyperlink r:id="rId61">
         <w:r>
           <w:rPr>
             <w:lang w:val="ar_AE" w:bidi="ar_AE"/>
@@ -2552,7 +2510,7 @@
         </w:rPr>
         <w:t xml:space="preserve">عَلَى ذَوِي الأَمْجَادِ: قد يكونوا ملائكة أشرار، على عكس الملائكة المذكورة في </w:t>
       </w:r>
-      <w:hyperlink r:id="rId64">
+      <w:hyperlink r:id="rId62">
         <w:r>
           <w:rPr>
             <w:lang w:val="ar_AE" w:bidi="ar_AE"/>
@@ -2729,7 +2687,7 @@
         </w:rPr>
         <w:t xml:space="preserve">يَتَنَعَّمُونَ فِي غُرُورِهِمْ صَانِعِينَ وَلاَئِمَ مَعَكُمْ: قارن </w:t>
       </w:r>
-      <w:hyperlink r:id="rId65">
+      <w:hyperlink r:id="rId63">
         <w:r>
           <w:rPr>
             <w:lang w:val="ar_AE" w:bidi="ar_AE"/>
@@ -2747,7 +2705,7 @@
         </w:rPr>
         <w:t xml:space="preserve">. كان المؤمنون غالبًا ما يتناولون وجبات الشركة معًا احتفالًا بعمل الرب (انظر </w:t>
       </w:r>
-      <w:hyperlink r:id="rId66">
+      <w:hyperlink r:id="rId64">
         <w:r>
           <w:rPr>
             <w:lang w:val="ar_AE" w:bidi="ar_AE"/>
@@ -2765,7 +2723,7 @@
         </w:rPr>
         <w:t xml:space="preserve">; </w:t>
       </w:r>
-      <w:hyperlink r:id="rId67">
+      <w:hyperlink r:id="rId65">
         <w:r>
           <w:rPr>
             <w:lang w:val="ar_AE" w:bidi="ar_AE"/>
@@ -2835,7 +2793,7 @@
         </w:rPr>
         <w:t xml:space="preserve"> إذا كانت هذه القراءة صحيحة، فقد كانوا يستخدمون وجبات الشركة للانغماس في المُتَع الذاتية (قارن </w:t>
       </w:r>
-      <w:hyperlink r:id="rId68">
+      <w:hyperlink r:id="rId66">
         <w:r>
           <w:rPr>
             <w:lang w:val="ar_AE" w:bidi="ar_AE"/>
@@ -2906,7 +2864,7 @@
         </w:rPr>
         <w:t xml:space="preserve">لَهُمْ قَلْبٌ مُتَدَرِّبٌ فِي الطَّمَعِ (عن طريق ارتكاب الأخطاء): بالرغم من سؤاله لله حول ما يجب عليه فعله، كان بلعام مصممًا على اتِّبَاع طريقه الخاص على أمل الحصول على مال من بالاق (انظر </w:t>
       </w:r>
-      <w:hyperlink r:id="rId69">
+      <w:hyperlink r:id="rId67">
         <w:r>
           <w:rPr>
             <w:lang w:val="ar_AE" w:bidi="ar_AE"/>
@@ -3122,7 +3080,7 @@
         </w:rPr>
         <w:t>إحدى الإغراءات الكبيرة للتعليم الزائف عبر القرون كان وعد الحرية من السلطة، ولكن هذه الحرية وهمية (</w:t>
       </w:r>
-      <w:hyperlink r:id="rId70">
+      <w:hyperlink r:id="rId68">
         <w:r>
           <w:rPr>
             <w:lang w:val="ar_AE" w:bidi="ar_AE"/>
@@ -3140,7 +3098,7 @@
         </w:rPr>
         <w:t xml:space="preserve">). فبينما كان المُعَلِّمون الكذبة يتلذذون بحريتهم من السلطة (انظر </w:t>
       </w:r>
-      <w:hyperlink r:id="rId71">
+      <w:hyperlink r:id="rId69">
         <w:r>
           <w:rPr>
             <w:lang w:val="ar_AE" w:bidi="ar_AE"/>
@@ -3527,7 +3485,7 @@
         </w:rPr>
         <w:t xml:space="preserve">إلى الفترة الممتدة من المجيء الأول ليسوع إلى مجيئه الثاني (انظر </w:t>
       </w:r>
-      <w:hyperlink r:id="rId72">
+      <w:hyperlink r:id="rId70">
         <w:r>
           <w:rPr>
             <w:lang w:val="ar_AE" w:bidi="ar_AE"/>
@@ -3545,7 +3503,7 @@
         </w:rPr>
         <w:t xml:space="preserve">؛ </w:t>
       </w:r>
-      <w:hyperlink r:id="rId73">
+      <w:hyperlink r:id="rId71">
         <w:r>
           <w:rPr>
             <w:lang w:val="ar_AE" w:bidi="ar_AE"/>
@@ -3563,7 +3521,7 @@
         </w:rPr>
         <w:t xml:space="preserve">). وهي الفترة التي تتحقق فيها وعود الله. • سَيَأْتِي ... قَوْمٌ مُسْتَهْزِئُونَ: انظر </w:t>
       </w:r>
-      <w:hyperlink r:id="rId74">
+      <w:hyperlink r:id="rId72">
         <w:r>
           <w:rPr>
             <w:lang w:val="ar_AE" w:bidi="ar_AE"/>
@@ -3581,7 +3539,7 @@
         </w:rPr>
         <w:t xml:space="preserve">؛ </w:t>
       </w:r>
-      <w:hyperlink r:id="rId75">
+      <w:hyperlink r:id="rId73">
         <w:r>
           <w:rPr>
             <w:lang w:val="ar_AE" w:bidi="ar_AE"/>
@@ -3599,7 +3557,7 @@
         </w:rPr>
         <w:t xml:space="preserve">؛ </w:t>
       </w:r>
-      <w:hyperlink r:id="rId76">
+      <w:hyperlink r:id="rId74">
         <w:r>
           <w:rPr>
             <w:lang w:val="ar_AE" w:bidi="ar_AE"/>
@@ -3723,7 +3681,7 @@
         </w:rPr>
         <w:t xml:space="preserve">الخليقة هي الدليل الأول على خطأ المُعَلِّمين الكذبة: فالتغيير يحدث بالفعل. وإذا كان الله قد خلق العالم، فإنه بالتأكيد قادر على إهلاكه. • وَالأَرْضَ بِكَلِمَةِ اللهِ قَائِمَةً مِنَ الْمَاءِ وَبِالْمَاءِ: انظر </w:t>
       </w:r>
-      <w:hyperlink r:id="rId77">
+      <w:hyperlink r:id="rId75">
         <w:r>
           <w:rPr>
             <w:lang w:val="ar_AE" w:bidi="ar_AE"/>
@@ -3741,7 +3699,7 @@
         </w:rPr>
         <w:t xml:space="preserve">, </w:t>
       </w:r>
-      <w:hyperlink r:id="rId78">
+      <w:hyperlink r:id="rId76">
         <w:r>
           <w:rPr>
             <w:lang w:val="ar_AE" w:bidi="ar_AE"/>
@@ -3812,7 +3770,7 @@
         </w:rPr>
         <w:t xml:space="preserve">يربط العهد القديم النار بيوم الرب (انظر </w:t>
       </w:r>
-      <w:hyperlink r:id="rId79">
+      <w:hyperlink r:id="rId77">
         <w:r>
           <w:rPr>
             <w:lang w:val="ar_AE" w:bidi="ar_AE"/>
@@ -3830,7 +3788,7 @@
         </w:rPr>
         <w:t xml:space="preserve">; </w:t>
       </w:r>
-      <w:hyperlink r:id="rId80">
+      <w:hyperlink r:id="rId78">
         <w:r>
           <w:rPr>
             <w:lang w:val="ar_AE" w:bidi="ar_AE"/>
@@ -3901,7 +3859,7 @@
         </w:rPr>
         <w:t xml:space="preserve">يشير بطرس إلى </w:t>
       </w:r>
-      <w:hyperlink r:id="rId81">
+      <w:hyperlink r:id="rId79">
         <w:r>
           <w:rPr>
             <w:lang w:val="ar_AE" w:bidi="ar_AE"/>
@@ -4038,7 +3996,7 @@
         </w:rPr>
         <w:t xml:space="preserve">مُنْتَظِرِينَ وَطَالِبِينَ سُرْعَةَ مَجِيءِ يَوْمِ الرَّبِّ: يمكن لشعب الله أن يُعجِّلوا وقت النهاية بتوبتهم وعيشهم بالتقوى (قارن </w:t>
       </w:r>
-      <w:hyperlink r:id="rId82">
+      <w:hyperlink r:id="rId80">
         <w:r>
           <w:rPr>
             <w:lang w:val="ar_AE" w:bidi="ar_AE"/>
@@ -4056,7 +4014,7 @@
         </w:rPr>
         <w:t xml:space="preserve">). • العناصر ... تذوب: قارن </w:t>
       </w:r>
-      <w:hyperlink r:id="rId83">
+      <w:hyperlink r:id="rId81">
         <w:r>
           <w:rPr>
             <w:lang w:val="ar_AE" w:bidi="ar_AE"/>
@@ -4074,7 +4032,7 @@
         </w:rPr>
         <w:t xml:space="preserve">; انظر أيضًا </w:t>
       </w:r>
-      <w:hyperlink r:id="rId84">
+      <w:hyperlink r:id="rId82">
         <w:r>
           <w:rPr>
             <w:lang w:val="ar_AE" w:bidi="ar_AE"/>
@@ -4145,7 +4103,7 @@
         </w:rPr>
         <w:t xml:space="preserve">نَنْتَظِرُ سَمَاوَاتٍ جَدِيدَةً، وَأَرْضًا جَدِيدَةً: انظر </w:t>
       </w:r>
-      <w:hyperlink r:id="rId85">
+      <w:hyperlink r:id="rId83">
         <w:r>
           <w:rPr>
             <w:lang w:val="ar_AE" w:bidi="ar_AE"/>
@@ -4163,7 +4121,7 @@
         </w:rPr>
         <w:t xml:space="preserve">؛ </w:t>
       </w:r>
-      <w:hyperlink r:id="rId86">
+      <w:hyperlink r:id="rId84">
         <w:r>
           <w:rPr>
             <w:lang w:val="ar_AE" w:bidi="ar_AE"/>
@@ -4181,7 +4139,7 @@
         </w:rPr>
         <w:t xml:space="preserve">؛ </w:t>
       </w:r>
-      <w:hyperlink r:id="rId87">
+      <w:hyperlink r:id="rId85">
         <w:r>
           <w:rPr>
             <w:lang w:val="ar_AE" w:bidi="ar_AE"/>
@@ -4252,7 +4210,7 @@
         </w:rPr>
         <w:t>أَخُونَا الْحَبِيبُ بُولُسُ: يروي لنا العهد الجديد القليل عن العلاقة بين بطرس وبولس. وبسبب المواجهة في أنطاكية (</w:t>
       </w:r>
-      <w:hyperlink r:id="rId88">
+      <w:hyperlink r:id="rId86">
         <w:r>
           <w:rPr>
             <w:lang w:val="ar_AE" w:bidi="ar_AE"/>
@@ -4270,7 +4228,7 @@
         </w:rPr>
         <w:t>)، يُعتقد أحيانًا أن الاثنين كانا في حالة عداء أو خصام لبعضهما البعض، لكن العهد الجديد يقدم صورة مختلفة. فقد اتفق بطرس وبولس بشكل أساسي على الكرازة للأمم (</w:t>
       </w:r>
-      <w:hyperlink r:id="rId89">
+      <w:hyperlink r:id="rId87">
         <w:r>
           <w:rPr>
             <w:lang w:val="ar_AE" w:bidi="ar_AE"/>
@@ -4288,7 +4246,7 @@
         </w:rPr>
         <w:t xml:space="preserve">; </w:t>
       </w:r>
-      <w:hyperlink r:id="rId90">
+      <w:hyperlink r:id="rId88">
         <w:r>
           <w:rPr>
             <w:lang w:val="ar_AE" w:bidi="ar_AE"/>
@@ -4306,7 +4264,7 @@
         </w:rPr>
         <w:t xml:space="preserve">). وكان سيلا ومرقس شركاء لكل من بولس وبطرس (انظر </w:t>
       </w:r>
-      <w:hyperlink r:id="rId91">
+      <w:hyperlink r:id="rId89">
         <w:r>
           <w:rPr>
             <w:lang w:val="ar_AE" w:bidi="ar_AE"/>

--- a/arb/docx/61.content.docx
+++ b/arb/docx/61.content.docx
@@ -178,13 +178,6 @@
         <w:rPr>
           <w:lang w:val="ar_AE" w:bidi="ar_AE"/>
         </w:rPr>
-      </w:r>
-      <w:r>
-        <w:rPr>
-          <w:i/>
-          <w:lang w:val="ar_AE" w:bidi="ar_AE"/>
-        </w:rPr>
-        <w:t>2 بطرس 1: 1, 2 بطرس 1: 3, 2 بطرس 1: 3–11, 2 بطرس 1: 4, 2 بطرس 1: 5–7, 2 بطرس 1: 10, 2 بطرس 1: 12–15, 2 بطرس 1: 14, 2 بطرس 1: 16–18, 2 بطرس 1: 16–21, 2 بطرس 1: 19, 2 بطرس 1: 20–21, 2 بطرس 2: 1, 2 بطرس 2: 1–3, 2 بطرس 2: 2, 2 بطرس 2: 4, 2 بطرس 2: 4–10, 2 بطرس 2: 5, 2 بطرس 2: 6, 2 بطرس 2: 7–8, 2 بطرس 2: 9, 2 بطرس 2: 10أ, 2 بطرس 2: 10ب, 2 بطرس 2: 10–16, 2 بطرس 2: 11, 2 بطرس 2: 13, 2 بطرس 2: 15, 2 بطرس 2: 17–22, 2 بطرس 2: 18, 2 بطرس 2: 19, 2 بطرس 2: 20, 2 بطرس 2: 22, 2 بطرس 3: 1, 2 بطرس 3: 1–13, 2 بطرس 3: 2, 2 بطرس 3: 3, 2 بطرس 3: 4, 2 بطرس 3: 5, 2 بطرس 3: 7, 2 بطرس 3: 8, 2 بطرس 3: 10, 2 بطرس 3: 12, 2 بطرس 3: 13, 2 بطرس 3: 15, 2 بطرس 3: 16, 2 بطرس 3: 17–18</w:t>
       </w:r>
       <w:r>
         <w:rPr>

--- a/arb/docx/61.content.docx
+++ b/arb/docx/61.content.docx
@@ -163,21 +163,6 @@
           <w:lang w:val="ar_AE" w:bidi="ar_AE"/>
         </w:rPr>
         <w:t>2PE</w:t>
-      </w:r>
-      <w:r>
-        <w:rPr>
-          <w:lang w:val="ar_AE" w:bidi="ar_AE"/>
-        </w:rPr>
-      </w:r>
-    </w:p>
-    <w:p>
-      <w:pPr>
-        <w:bidi/>
-      </w:pPr>
-      <w:r>
-        <w:rPr>
-          <w:lang w:val="ar_AE" w:bidi="ar_AE"/>
-        </w:rPr>
       </w:r>
       <w:r>
         <w:rPr>

--- a/arb/docx/61.content.docx
+++ b/arb/docx/61.content.docx
@@ -22,7 +22,7 @@
         <w:rPr>
           <w:lang w:val="ar_AE" w:bidi="ar_AE"/>
         </w:rPr>
-        <w:t>Resource: ملاحظات الدراسة (تينديل)</w:t>
+        <w:t>Resource: Tyndale Open Study Notes</w:t>
       </w:r>
       <w:r>
         <w:rPr>
@@ -122,7 +122,7 @@
         <w:rPr>
           <w:lang w:val="ar_AE" w:bidi="ar_AE"/>
         </w:rPr>
-        <w:t>ملاحظات الدراسة (تينديل)</w:t>
+        <w:t>Tyndale Open Study Notes</w:t>
       </w:r>
     </w:p>
     <w:p>

--- a/arb/docx/61.content.docx
+++ b/arb/docx/61.content.docx
@@ -22,7 +22,7 @@
         <w:rPr>
           <w:lang w:val="ar_AE" w:bidi="ar_AE"/>
         </w:rPr>
-        <w:t>Resource: Tyndale Open Study Notes</w:t>
+        <w:t>Resource: Aquifer Open Study Notes</w:t>
       </w:r>
       <w:r>
         <w:rPr>
@@ -122,7 +122,7 @@
         <w:rPr>
           <w:lang w:val="ar_AE" w:bidi="ar_AE"/>
         </w:rPr>
-        <w:t>Tyndale Open Study Notes</w:t>
+        <w:t>Aquifer Open Study Notes</w:t>
       </w:r>
     </w:p>
     <w:p>

--- a/arb/docx/61.content.docx
+++ b/arb/docx/61.content.docx
@@ -9,6 +9,8 @@
       </w:pPr>
       <w:r>
         <w:rPr>
+          <w:rtl/>
+          <w:cs/>
           <w:lang w:val="ar_AE" w:bidi="ar_AE"/>
         </w:rPr>
       </w:r>
@@ -20,28 +22,36 @@
       </w:pPr>
       <w:r>
         <w:rPr>
+          <w:rtl/>
+          <w:cs/>
           <w:lang w:val="ar_AE" w:bidi="ar_AE"/>
         </w:rPr>
         <w:t>Resource: Aquifer Open Study Notes</w:t>
       </w:r>
       <w:r>
         <w:rPr>
-          <w:lang w:val="ar_AE" w:bidi="ar_AE"/>
-        </w:rPr>
-      </w:r>
-    </w:p>
-    <w:p>
-      <w:pPr>
-        <w:bidi/>
-      </w:pPr>
-      <w:r>
-        <w:rPr>
+          <w:rtl/>
+          <w:cs/>
+          <w:lang w:val="ar_AE" w:bidi="ar_AE"/>
+        </w:rPr>
+      </w:r>
+    </w:p>
+    <w:p>
+      <w:pPr>
+        <w:bidi/>
+      </w:pPr>
+      <w:r>
+        <w:rPr>
+          <w:rtl/>
+          <w:cs/>
           <w:lang w:val="ar_AE" w:bidi="ar_AE"/>
         </w:rPr>
       </w:r>
       <w:r>
         <w:rPr>
           <w:b/>
+          <w:rtl/>
+          <w:cs/>
           <w:lang w:val="ar_AE" w:bidi="ar_AE"/>
         </w:rPr>
         <w:t>Aquifer Open Study Notes</w:t>
@@ -53,35 +63,47 @@
       </w:pPr>
       <w:r>
         <w:rPr>
-          <w:lang w:val="ar_AE" w:bidi="ar_AE"/>
-        </w:rPr>
-      </w:r>
-      <w:r>
-        <w:rPr>
+          <w:rtl/>
+          <w:cs/>
+          <w:lang w:val="ar_AE" w:bidi="ar_AE"/>
+        </w:rPr>
+      </w:r>
+      <w:r>
+        <w:rPr>
+          <w:rtl/>
+          <w:cs/>
           <w:lang w:val="ar_AE" w:bidi="ar_AE"/>
         </w:rPr>
         <w:t xml:space="preserve">This work is an adaptation of </w:t>
       </w:r>
       <w:r>
         <w:rPr>
+          <w:rtl/>
+          <w:cs/>
           <w:lang w:val="ar_AE" w:bidi="ar_AE"/>
         </w:rPr>
         <w:t>Tyndale Open Study Notes</w:t>
       </w:r>
       <w:r>
         <w:rPr>
+          <w:rtl/>
+          <w:cs/>
           <w:lang w:val="ar_AE" w:bidi="ar_AE"/>
         </w:rPr>
         <w:t xml:space="preserve"> © 2023 Tyndale House Publishers, licensed under the CC BY-SA 4.0 license. The adaptation, </w:t>
       </w:r>
       <w:r>
         <w:rPr>
+          <w:rtl/>
+          <w:cs/>
           <w:lang w:val="ar_AE" w:bidi="ar_AE"/>
         </w:rPr>
         <w:t>Aquifer Open Study Notes</w:t>
       </w:r>
       <w:r>
         <w:rPr>
+          <w:rtl/>
+          <w:cs/>
           <w:lang w:val="ar_AE" w:bidi="ar_AE"/>
         </w:rPr>
         <w:t>, was created by Mission Mutual and is also licensed under CC BY-SA 4.0.</w:t>
@@ -93,22 +115,30 @@
       </w:pPr>
       <w:r>
         <w:rPr>
-          <w:lang w:val="ar_AE" w:bidi="ar_AE"/>
-        </w:rPr>
-      </w:r>
-      <w:r>
-        <w:rPr>
+          <w:rtl/>
+          <w:cs/>
+          <w:lang w:val="ar_AE" w:bidi="ar_AE"/>
+        </w:rPr>
+      </w:r>
+      <w:r>
+        <w:rPr>
+          <w:rtl/>
+          <w:cs/>
           <w:lang w:val="ar_AE" w:bidi="ar_AE"/>
         </w:rPr>
         <w:t>This resource has been adapted into multiple languages, including English, Tok Pisin, Arabic (عربي), French (Français), Hindi (हिंदी), Indonesian (Bahasa Indonesia), Portuguese (Português), Russian (Русский), Spanish (Español), Swahili (Kiswahili), and Simplified Chinese (简体中文).</w:t>
       </w:r>
       <w:r>
         <w:rPr>
-          <w:lang w:val="ar_AE" w:bidi="ar_AE"/>
-        </w:rPr>
-      </w:r>
-      <w:r>
-        <w:rPr>
+          <w:rtl/>
+          <w:cs/>
+          <w:lang w:val="ar_AE" w:bidi="ar_AE"/>
+        </w:rPr>
+      </w:r>
+      <w:r>
+        <w:rPr>
+          <w:rtl/>
+          <w:cs/>
           <w:lang w:val="ar_AE" w:bidi="ar_AE"/>
         </w:rPr>
       </w:r>
@@ -120,6 +150,8 @@
       </w:pPr>
       <w:r>
         <w:rPr>
+          <w:rtl/>
+          <w:cs/>
           <w:lang w:val="ar_AE" w:bidi="ar_AE"/>
         </w:rPr>
         <w:t>Aquifer Open Study Notes</w:t>
@@ -149,6 +181,8 @@
       </w:pPr>
       <w:r>
         <w:rPr>
+          <w:rtl/>
+          <w:cs/>
           <w:lang w:val="ar_AE" w:bidi="ar_AE"/>
         </w:rPr>
       </w:r>
@@ -160,38 +194,50 @@
       </w:pPr>
       <w:r>
         <w:rPr>
+          <w:rtl/>
+          <w:cs/>
           <w:lang w:val="ar_AE" w:bidi="ar_AE"/>
         </w:rPr>
         <w:t>2PE</w:t>
       </w:r>
       <w:r>
         <w:rPr>
-          <w:lang w:val="ar_AE" w:bidi="ar_AE"/>
-        </w:rPr>
-      </w:r>
-    </w:p>
-    <w:p>
-      <w:pPr>
-        <w:bidi/>
-      </w:pPr>
-      <w:r>
-        <w:rPr>
-          <w:lang w:val="ar_AE" w:bidi="ar_AE"/>
-        </w:rPr>
-      </w:r>
-      <w:r>
-        <w:rPr>
+          <w:rtl/>
+          <w:cs/>
+          <w:lang w:val="ar_AE" w:bidi="ar_AE"/>
+        </w:rPr>
+      </w:r>
+    </w:p>
+    <w:p>
+      <w:pPr>
+        <w:bidi/>
+      </w:pPr>
+      <w:r>
+        <w:rPr>
+          <w:rtl/>
+          <w:cs/>
+          <w:lang w:val="ar_AE" w:bidi="ar_AE"/>
+        </w:rPr>
+      </w:r>
+      <w:r>
+        <w:rPr>
+          <w:rtl/>
+          <w:cs/>
           <w:lang w:val="ar_AE" w:bidi="ar_AE"/>
         </w:rPr>
         <w:t xml:space="preserve"> </w:t>
       </w:r>
       <w:r>
         <w:rPr>
-          <w:lang w:val="ar_AE" w:bidi="ar_AE"/>
-        </w:rPr>
-      </w:r>
-      <w:r>
-        <w:rPr>
+          <w:rtl/>
+          <w:cs/>
+          <w:lang w:val="ar_AE" w:bidi="ar_AE"/>
+        </w:rPr>
+      </w:r>
+      <w:r>
+        <w:rPr>
+          <w:rtl/>
+          <w:cs/>
           <w:lang w:val="ar_AE" w:bidi="ar_AE"/>
         </w:rPr>
       </w:r>
@@ -217,6 +263,8 @@
       </w:pPr>
       <w:r>
         <w:rPr>
+          <w:rtl/>
+          <w:cs/>
           <w:lang w:val="ar_AE" w:bidi="ar_AE"/>
         </w:rPr>
       </w:r>
@@ -228,27 +276,35 @@
       </w:pPr>
       <w:r>
         <w:rPr>
+          <w:rtl/>
+          <w:cs/>
           <w:lang w:val="ar_AE" w:bidi="ar_AE"/>
         </w:rPr>
         <w:t>2 بطرس 1: 1</w:t>
       </w:r>
       <w:r>
         <w:rPr>
-          <w:lang w:val="ar_AE" w:bidi="ar_AE"/>
-        </w:rPr>
-      </w:r>
-    </w:p>
-    <w:p>
-      <w:pPr>
-        <w:bidi/>
-      </w:pPr>
-      <w:r>
-        <w:rPr>
-          <w:lang w:val="ar_AE" w:bidi="ar_AE"/>
-        </w:rPr>
-      </w:r>
-      <w:r>
-        <w:rPr>
+          <w:rtl/>
+          <w:cs/>
+          <w:lang w:val="ar_AE" w:bidi="ar_AE"/>
+        </w:rPr>
+      </w:r>
+    </w:p>
+    <w:p>
+      <w:pPr>
+        <w:bidi/>
+      </w:pPr>
+      <w:r>
+        <w:rPr>
+          <w:rtl/>
+          <w:cs/>
+          <w:lang w:val="ar_AE" w:bidi="ar_AE"/>
+        </w:rPr>
+      </w:r>
+      <w:r>
+        <w:rPr>
+          <w:rtl/>
+          <w:cs/>
           <w:lang w:val="ar_AE" w:bidi="ar_AE"/>
         </w:rPr>
         <w:t>كان اسم سمعان من أكثر الأسماء اليهودية شيوعًا في القرن الأول. وقد أعطاه يسوع الاسم بطرس (</w:t>
@@ -256,6 +312,8 @@
       <w:hyperlink r:id="rId13">
         <w:r>
           <w:rPr>
+            <w:rtl/>
+            <w:cs/>
             <w:lang w:val="ar_AE" w:bidi="ar_AE"/>
           </w:rPr>
           <w:rPr>
@@ -267,6 +325,8 @@
       </w:hyperlink>
       <w:r>
         <w:rPr>
+          <w:rtl/>
+          <w:cs/>
           <w:lang w:val="ar_AE" w:bidi="ar_AE"/>
         </w:rPr>
         <w:t xml:space="preserve">). العديد من الأشخاص في العالم اليوناني-الروماني كانوا يستخدمون اسمهم الأصلي بلغتهم الأم بالإضافة إلى اسم يوناني، حيث كانت اليونانية </w:t>
@@ -274,24 +334,32 @@
       <w:r>
         <w:rPr>
           <w:i/>
+          <w:rtl/>
+          <w:cs/>
           <w:lang w:val="ar_AE" w:bidi="ar_AE"/>
         </w:rPr>
         <w:t>اللغة المشتركة</w:t>
       </w:r>
       <w:r>
         <w:rPr>
+          <w:rtl/>
+          <w:cs/>
           <w:lang w:val="ar_AE" w:bidi="ar_AE"/>
         </w:rPr>
         <w:t xml:space="preserve"> (انظر </w:t>
       </w:r>
       <w:r>
         <w:rPr>
+          <w:rtl/>
+          <w:cs/>
           <w:lang w:val="ar_AE" w:bidi="ar_AE"/>
         </w:rPr>
         <w:t>ملاحظة الدراسة على أعمال 7:58</w:t>
       </w:r>
       <w:r>
         <w:rPr>
+          <w:rtl/>
+          <w:cs/>
           <w:lang w:val="ar_AE" w:bidi="ar_AE"/>
         </w:rPr>
         <w:t>). • عَبْدُ يَسُوعَ الْمَسِيحِ: في العهد القديم، يُطلق على القادة المهمين لشعب الله خدام أو عبيد الرب (</w:t>
@@ -299,6 +367,8 @@
       <w:hyperlink r:id="rId14">
         <w:r>
           <w:rPr>
+            <w:rtl/>
+            <w:cs/>
             <w:lang w:val="ar_AE" w:bidi="ar_AE"/>
           </w:rPr>
           <w:rPr>
@@ -310,6 +380,8 @@
       </w:hyperlink>
       <w:r>
         <w:rPr>
+          <w:rtl/>
+          <w:cs/>
           <w:lang w:val="ar_AE" w:bidi="ar_AE"/>
         </w:rPr>
         <w:t xml:space="preserve">; </w:t>
@@ -317,6 +389,8 @@
       <w:hyperlink r:id="rId15">
         <w:r>
           <w:rPr>
+            <w:rtl/>
+            <w:cs/>
             <w:lang w:val="ar_AE" w:bidi="ar_AE"/>
           </w:rPr>
           <w:rPr>
@@ -328,6 +402,8 @@
       </w:hyperlink>
       <w:r>
         <w:rPr>
+          <w:rtl/>
+          <w:cs/>
           <w:lang w:val="ar_AE" w:bidi="ar_AE"/>
         </w:rPr>
         <w:t xml:space="preserve">; </w:t>
@@ -335,6 +411,8 @@
       <w:hyperlink r:id="rId16">
         <w:r>
           <w:rPr>
+            <w:rtl/>
+            <w:cs/>
             <w:lang w:val="ar_AE" w:bidi="ar_AE"/>
           </w:rPr>
           <w:rPr>
@@ -346,6 +424,8 @@
       </w:hyperlink>
       <w:r>
         <w:rPr>
+          <w:rtl/>
+          <w:cs/>
           <w:lang w:val="ar_AE" w:bidi="ar_AE"/>
         </w:rPr>
         <w:t xml:space="preserve">). ويُظهر هذا اللقب خضوع بطرس للمسيح ويشير إلى أن دوره في خطة الله كان هامًا. • كلمة مَعَنَا ربما تشير إلى المسيحيين (المؤمنين) اليهود؛ حيث كان المُرسَل إليهم في الغالب من المؤمنين الأمميين. وفي العهد الجديد، يشترك المؤمنون من الأمم ومن اليهود في نفس الإيمان الثمين ويكونون على قدم المساواة كشعب الله (انظر </w:t>
@@ -353,6 +433,8 @@
       <w:hyperlink r:id="rId17">
         <w:r>
           <w:rPr>
+            <w:rtl/>
+            <w:cs/>
             <w:lang w:val="ar_AE" w:bidi="ar_AE"/>
           </w:rPr>
           <w:rPr>
@@ -364,6 +446,8 @@
       </w:hyperlink>
       <w:r>
         <w:rPr>
+          <w:rtl/>
+          <w:cs/>
           <w:lang w:val="ar_AE" w:bidi="ar_AE"/>
         </w:rPr>
         <w:t xml:space="preserve">). • هذا واحد من الأماكن القليلة في العهد الجديد حيث يُطلق على يسوع المسيح لقب إِلهِنَا (انظر أيضًا </w:t>
@@ -371,6 +455,8 @@
       <w:hyperlink r:id="rId18">
         <w:r>
           <w:rPr>
+            <w:rtl/>
+            <w:cs/>
             <w:lang w:val="ar_AE" w:bidi="ar_AE"/>
           </w:rPr>
           <w:rPr>
@@ -382,6 +468,8 @@
       </w:hyperlink>
       <w:r>
         <w:rPr>
+          <w:rtl/>
+          <w:cs/>
           <w:lang w:val="ar_AE" w:bidi="ar_AE"/>
         </w:rPr>
         <w:t xml:space="preserve">; </w:t>
@@ -389,6 +477,8 @@
       <w:hyperlink r:id="rId19">
         <w:r>
           <w:rPr>
+            <w:rtl/>
+            <w:cs/>
             <w:lang w:val="ar_AE" w:bidi="ar_AE"/>
           </w:rPr>
           <w:rPr>
@@ -400,6 +490,8 @@
       </w:hyperlink>
       <w:r>
         <w:rPr>
+          <w:rtl/>
+          <w:cs/>
           <w:lang w:val="ar_AE" w:bidi="ar_AE"/>
         </w:rPr>
         <w:t xml:space="preserve">; </w:t>
@@ -407,6 +499,8 @@
       <w:hyperlink r:id="rId20">
         <w:r>
           <w:rPr>
+            <w:rtl/>
+            <w:cs/>
             <w:lang w:val="ar_AE" w:bidi="ar_AE"/>
           </w:rPr>
           <w:rPr>
@@ -418,6 +512,8 @@
       </w:hyperlink>
       <w:r>
         <w:rPr>
+          <w:rtl/>
+          <w:cs/>
           <w:lang w:val="ar_AE" w:bidi="ar_AE"/>
         </w:rPr>
         <w:t xml:space="preserve">; </w:t>
@@ -425,6 +521,8 @@
       <w:hyperlink r:id="rId21">
         <w:r>
           <w:rPr>
+            <w:rtl/>
+            <w:cs/>
             <w:lang w:val="ar_AE" w:bidi="ar_AE"/>
           </w:rPr>
           <w:rPr>
@@ -436,6 +534,8 @@
       </w:hyperlink>
       <w:r>
         <w:rPr>
+          <w:rtl/>
+          <w:cs/>
           <w:lang w:val="ar_AE" w:bidi="ar_AE"/>
         </w:rPr>
         <w:t xml:space="preserve">; </w:t>
@@ -443,6 +543,8 @@
       <w:hyperlink r:id="rId22">
         <w:r>
           <w:rPr>
+            <w:rtl/>
+            <w:cs/>
             <w:lang w:val="ar_AE" w:bidi="ar_AE"/>
           </w:rPr>
           <w:rPr>
@@ -454,6 +556,8 @@
       </w:hyperlink>
       <w:r>
         <w:rPr>
+          <w:rtl/>
+          <w:cs/>
           <w:lang w:val="ar_AE" w:bidi="ar_AE"/>
         </w:rPr>
         <w:t xml:space="preserve">; </w:t>
@@ -461,6 +565,8 @@
       <w:hyperlink r:id="rId23">
         <w:r>
           <w:rPr>
+            <w:rtl/>
+            <w:cs/>
             <w:lang w:val="ar_AE" w:bidi="ar_AE"/>
           </w:rPr>
           <w:rPr>
@@ -472,27 +578,35 @@
       </w:hyperlink>
       <w:r>
         <w:rPr>
+          <w:rtl/>
+          <w:cs/>
           <w:lang w:val="ar_AE" w:bidi="ar_AE"/>
         </w:rPr>
         <w:t>).</w:t>
       </w:r>
       <w:r>
         <w:rPr>
-          <w:lang w:val="ar_AE" w:bidi="ar_AE"/>
-        </w:rPr>
-      </w:r>
-      <w:r>
-        <w:rPr>
-          <w:lang w:val="ar_AE" w:bidi="ar_AE"/>
-        </w:rPr>
-      </w:r>
-    </w:p>
-    <w:p>
-      <w:pPr>
-        <w:bidi/>
-      </w:pPr>
-      <w:r>
-        <w:rPr>
+          <w:rtl/>
+          <w:cs/>
+          <w:lang w:val="ar_AE" w:bidi="ar_AE"/>
+        </w:rPr>
+      </w:r>
+      <w:r>
+        <w:rPr>
+          <w:rtl/>
+          <w:cs/>
+          <w:lang w:val="ar_AE" w:bidi="ar_AE"/>
+        </w:rPr>
+      </w:r>
+    </w:p>
+    <w:p>
+      <w:pPr>
+        <w:bidi/>
+      </w:pPr>
+      <w:r>
+        <w:rPr>
+          <w:rtl/>
+          <w:cs/>
           <w:lang w:val="ar_AE" w:bidi="ar_AE"/>
         </w:rPr>
       </w:r>
@@ -504,27 +618,35 @@
       </w:pPr>
       <w:r>
         <w:rPr>
+          <w:rtl/>
+          <w:cs/>
           <w:lang w:val="ar_AE" w:bidi="ar_AE"/>
         </w:rPr>
         <w:t>2 بطرس 1: 3</w:t>
       </w:r>
       <w:r>
         <w:rPr>
-          <w:lang w:val="ar_AE" w:bidi="ar_AE"/>
-        </w:rPr>
-      </w:r>
-    </w:p>
-    <w:p>
-      <w:pPr>
-        <w:bidi/>
-      </w:pPr>
-      <w:r>
-        <w:rPr>
-          <w:lang w:val="ar_AE" w:bidi="ar_AE"/>
-        </w:rPr>
-      </w:r>
-      <w:r>
-        <w:rPr>
+          <w:rtl/>
+          <w:cs/>
+          <w:lang w:val="ar_AE" w:bidi="ar_AE"/>
+        </w:rPr>
+      </w:r>
+    </w:p>
+    <w:p>
+      <w:pPr>
+        <w:bidi/>
+      </w:pPr>
+      <w:r>
+        <w:rPr>
+          <w:rtl/>
+          <w:cs/>
+          <w:lang w:val="ar_AE" w:bidi="ar_AE"/>
+        </w:rPr>
+      </w:r>
+      <w:r>
+        <w:rPr>
+          <w:rtl/>
+          <w:cs/>
           <w:lang w:val="ar_AE" w:bidi="ar_AE"/>
         </w:rPr>
         <w:t xml:space="preserve"> قُدْرَتَهُ الإِلهِيَّةَ، قد وهب الله (حرفيًا </w:t>
@@ -532,12 +654,16 @@
       <w:r>
         <w:rPr>
           <w:i/>
+          <w:rtl/>
+          <w:cs/>
           <w:lang w:val="ar_AE" w:bidi="ar_AE"/>
         </w:rPr>
         <w:t>قُدْرَتَهُ الإِلهِيَّةَ قَدْ وَهَبَتْ</w:t>
       </w:r>
       <w:r>
         <w:rPr>
+          <w:rtl/>
+          <w:cs/>
           <w:lang w:val="ar_AE" w:bidi="ar_AE"/>
         </w:rPr>
         <w:t xml:space="preserve">): لا يظهر اسم الله في النص اليوناني؛ من الممكن أن يكون بطرس يشير إلى </w:t>
@@ -545,12 +671,16 @@
       <w:r>
         <w:rPr>
           <w:i/>
+          <w:rtl/>
+          <w:cs/>
           <w:lang w:val="ar_AE" w:bidi="ar_AE"/>
         </w:rPr>
         <w:t>القدرة الإلهية</w:t>
       </w:r>
       <w:r>
         <w:rPr>
+          <w:rtl/>
+          <w:cs/>
           <w:lang w:val="ar_AE" w:bidi="ar_AE"/>
         </w:rPr>
         <w:t xml:space="preserve"> لـ"يسوع ربنا" (</w:t>
@@ -558,6 +688,8 @@
       <w:hyperlink r:id="rId24">
         <w:r>
           <w:rPr>
+            <w:rtl/>
+            <w:cs/>
             <w:lang w:val="ar_AE" w:bidi="ar_AE"/>
           </w:rPr>
           <w:rPr>
@@ -569,27 +701,35 @@
       </w:hyperlink>
       <w:r>
         <w:rPr>
+          <w:rtl/>
+          <w:cs/>
           <w:lang w:val="ar_AE" w:bidi="ar_AE"/>
         </w:rPr>
         <w:t>).</w:t>
       </w:r>
       <w:r>
         <w:rPr>
-          <w:lang w:val="ar_AE" w:bidi="ar_AE"/>
-        </w:rPr>
-      </w:r>
-      <w:r>
-        <w:rPr>
-          <w:lang w:val="ar_AE" w:bidi="ar_AE"/>
-        </w:rPr>
-      </w:r>
-    </w:p>
-    <w:p>
-      <w:pPr>
-        <w:bidi/>
-      </w:pPr>
-      <w:r>
-        <w:rPr>
+          <w:rtl/>
+          <w:cs/>
+          <w:lang w:val="ar_AE" w:bidi="ar_AE"/>
+        </w:rPr>
+      </w:r>
+      <w:r>
+        <w:rPr>
+          <w:rtl/>
+          <w:cs/>
+          <w:lang w:val="ar_AE" w:bidi="ar_AE"/>
+        </w:rPr>
+      </w:r>
+    </w:p>
+    <w:p>
+      <w:pPr>
+        <w:bidi/>
+      </w:pPr>
+      <w:r>
+        <w:rPr>
+          <w:rtl/>
+          <w:cs/>
           <w:lang w:val="ar_AE" w:bidi="ar_AE"/>
         </w:rPr>
       </w:r>
@@ -601,27 +741,35 @@
       </w:pPr>
       <w:r>
         <w:rPr>
+          <w:rtl/>
+          <w:cs/>
           <w:lang w:val="ar_AE" w:bidi="ar_AE"/>
         </w:rPr>
         <w:t>2 بطرس 1: 3–11</w:t>
       </w:r>
       <w:r>
         <w:rPr>
-          <w:lang w:val="ar_AE" w:bidi="ar_AE"/>
-        </w:rPr>
-      </w:r>
-    </w:p>
-    <w:p>
-      <w:pPr>
-        <w:bidi/>
-      </w:pPr>
-      <w:r>
-        <w:rPr>
-          <w:lang w:val="ar_AE" w:bidi="ar_AE"/>
-        </w:rPr>
-      </w:r>
-      <w:r>
-        <w:rPr>
+          <w:rtl/>
+          <w:cs/>
+          <w:lang w:val="ar_AE" w:bidi="ar_AE"/>
+        </w:rPr>
+      </w:r>
+    </w:p>
+    <w:p>
+      <w:pPr>
+        <w:bidi/>
+      </w:pPr>
+      <w:r>
+        <w:rPr>
+          <w:rtl/>
+          <w:cs/>
+          <w:lang w:val="ar_AE" w:bidi="ar_AE"/>
+        </w:rPr>
+      </w:r>
+      <w:r>
+        <w:rPr>
+          <w:rtl/>
+          <w:cs/>
           <w:lang w:val="ar_AE" w:bidi="ar_AE"/>
         </w:rPr>
         <w:t>شرح كل ما وهبه الله لنا في المسيح (</w:t>
@@ -629,6 +777,8 @@
       <w:hyperlink r:id="rId25">
         <w:r>
           <w:rPr>
+            <w:rtl/>
+            <w:cs/>
             <w:lang w:val="ar_AE" w:bidi="ar_AE"/>
           </w:rPr>
           <w:rPr>
@@ -640,6 +790,8 @@
       </w:hyperlink>
       <w:r>
         <w:rPr>
+          <w:rtl/>
+          <w:cs/>
           <w:lang w:val="ar_AE" w:bidi="ar_AE"/>
         </w:rPr>
         <w:t>) يُعدّ الأساس لدعوة مُلِحَّة لكي ننمو في معرفة المسيح (</w:t>
@@ -647,6 +799,8 @@
       <w:hyperlink r:id="rId26">
         <w:r>
           <w:rPr>
+            <w:rtl/>
+            <w:cs/>
             <w:lang w:val="ar_AE" w:bidi="ar_AE"/>
           </w:rPr>
           <w:rPr>
@@ -658,27 +812,35 @@
       </w:hyperlink>
       <w:r>
         <w:rPr>
+          <w:rtl/>
+          <w:cs/>
           <w:lang w:val="ar_AE" w:bidi="ar_AE"/>
         </w:rPr>
         <w:t>).</w:t>
       </w:r>
       <w:r>
         <w:rPr>
-          <w:lang w:val="ar_AE" w:bidi="ar_AE"/>
-        </w:rPr>
-      </w:r>
-      <w:r>
-        <w:rPr>
-          <w:lang w:val="ar_AE" w:bidi="ar_AE"/>
-        </w:rPr>
-      </w:r>
-    </w:p>
-    <w:p>
-      <w:pPr>
-        <w:bidi/>
-      </w:pPr>
-      <w:r>
-        <w:rPr>
+          <w:rtl/>
+          <w:cs/>
+          <w:lang w:val="ar_AE" w:bidi="ar_AE"/>
+        </w:rPr>
+      </w:r>
+      <w:r>
+        <w:rPr>
+          <w:rtl/>
+          <w:cs/>
+          <w:lang w:val="ar_AE" w:bidi="ar_AE"/>
+        </w:rPr>
+      </w:r>
+    </w:p>
+    <w:p>
+      <w:pPr>
+        <w:bidi/>
+      </w:pPr>
+      <w:r>
+        <w:rPr>
+          <w:rtl/>
+          <w:cs/>
           <w:lang w:val="ar_AE" w:bidi="ar_AE"/>
         </w:rPr>
       </w:r>
@@ -690,27 +852,35 @@
       </w:pPr>
       <w:r>
         <w:rPr>
+          <w:rtl/>
+          <w:cs/>
           <w:lang w:val="ar_AE" w:bidi="ar_AE"/>
         </w:rPr>
         <w:t>2 بطرس 1: 4</w:t>
       </w:r>
       <w:r>
         <w:rPr>
-          <w:lang w:val="ar_AE" w:bidi="ar_AE"/>
-        </w:rPr>
-      </w:r>
-    </w:p>
-    <w:p>
-      <w:pPr>
-        <w:bidi/>
-      </w:pPr>
-      <w:r>
-        <w:rPr>
-          <w:lang w:val="ar_AE" w:bidi="ar_AE"/>
-        </w:rPr>
-      </w:r>
-      <w:r>
-        <w:rPr>
+          <w:rtl/>
+          <w:cs/>
+          <w:lang w:val="ar_AE" w:bidi="ar_AE"/>
+        </w:rPr>
+      </w:r>
+    </w:p>
+    <w:p>
+      <w:pPr>
+        <w:bidi/>
+      </w:pPr>
+      <w:r>
+        <w:rPr>
+          <w:rtl/>
+          <w:cs/>
+          <w:lang w:val="ar_AE" w:bidi="ar_AE"/>
+        </w:rPr>
+      </w:r>
+      <w:r>
+        <w:rPr>
+          <w:rtl/>
+          <w:cs/>
           <w:lang w:val="ar_AE" w:bidi="ar_AE"/>
         </w:rPr>
         <w:t xml:space="preserve"> لِكَيْ تَصِيرُوا بِهَا شُرَكَاءَ الطَّبِيعَةِ الإِلهِيَّةِ: في الأغلب لم يكن يقصد بطرس أن أرواحنا مندمجة مع الله، بل أن المؤمنين يشتركون في صفات الله (قارن </w:t>
@@ -718,6 +888,8 @@
       <w:hyperlink r:id="rId27">
         <w:r>
           <w:rPr>
+            <w:rtl/>
+            <w:cs/>
             <w:lang w:val="ar_AE" w:bidi="ar_AE"/>
           </w:rPr>
           <w:rPr>
@@ -729,6 +901,8 @@
       </w:hyperlink>
       <w:r>
         <w:rPr>
+          <w:rtl/>
+          <w:cs/>
           <w:lang w:val="ar_AE" w:bidi="ar_AE"/>
         </w:rPr>
         <w:t xml:space="preserve">; </w:t>
@@ -736,6 +910,8 @@
       <w:hyperlink r:id="rId28">
         <w:r>
           <w:rPr>
+            <w:rtl/>
+            <w:cs/>
             <w:lang w:val="ar_AE" w:bidi="ar_AE"/>
           </w:rPr>
           <w:rPr>
@@ -747,6 +923,8 @@
       </w:hyperlink>
       <w:r>
         <w:rPr>
+          <w:rtl/>
+          <w:cs/>
           <w:lang w:val="ar_AE" w:bidi="ar_AE"/>
         </w:rPr>
         <w:t xml:space="preserve">; </w:t>
@@ -754,6 +932,8 @@
       <w:hyperlink r:id="rId29">
         <w:r>
           <w:rPr>
+            <w:rtl/>
+            <w:cs/>
             <w:lang w:val="ar_AE" w:bidi="ar_AE"/>
           </w:rPr>
           <w:rPr>
@@ -765,6 +945,8 @@
       </w:hyperlink>
       <w:r>
         <w:rPr>
+          <w:rtl/>
+          <w:cs/>
           <w:lang w:val="ar_AE" w:bidi="ar_AE"/>
         </w:rPr>
         <w:t xml:space="preserve">; </w:t>
@@ -772,6 +954,8 @@
       <w:hyperlink r:id="rId30">
         <w:r>
           <w:rPr>
+            <w:rtl/>
+            <w:cs/>
             <w:lang w:val="ar_AE" w:bidi="ar_AE"/>
           </w:rPr>
           <w:rPr>
@@ -783,27 +967,35 @@
       </w:hyperlink>
       <w:r>
         <w:rPr>
+          <w:rtl/>
+          <w:cs/>
           <w:lang w:val="ar_AE" w:bidi="ar_AE"/>
         </w:rPr>
         <w:t>).</w:t>
       </w:r>
       <w:r>
         <w:rPr>
-          <w:lang w:val="ar_AE" w:bidi="ar_AE"/>
-        </w:rPr>
-      </w:r>
-      <w:r>
-        <w:rPr>
-          <w:lang w:val="ar_AE" w:bidi="ar_AE"/>
-        </w:rPr>
-      </w:r>
-    </w:p>
-    <w:p>
-      <w:pPr>
-        <w:bidi/>
-      </w:pPr>
-      <w:r>
-        <w:rPr>
+          <w:rtl/>
+          <w:cs/>
+          <w:lang w:val="ar_AE" w:bidi="ar_AE"/>
+        </w:rPr>
+      </w:r>
+      <w:r>
+        <w:rPr>
+          <w:rtl/>
+          <w:cs/>
+          <w:lang w:val="ar_AE" w:bidi="ar_AE"/>
+        </w:rPr>
+      </w:r>
+    </w:p>
+    <w:p>
+      <w:pPr>
+        <w:bidi/>
+      </w:pPr>
+      <w:r>
+        <w:rPr>
+          <w:rtl/>
+          <w:cs/>
           <w:lang w:val="ar_AE" w:bidi="ar_AE"/>
         </w:rPr>
       </w:r>
@@ -815,27 +1007,35 @@
       </w:pPr>
       <w:r>
         <w:rPr>
+          <w:rtl/>
+          <w:cs/>
           <w:lang w:val="ar_AE" w:bidi="ar_AE"/>
         </w:rPr>
         <w:t>2 بطرس 1: 5–7</w:t>
       </w:r>
       <w:r>
         <w:rPr>
-          <w:lang w:val="ar_AE" w:bidi="ar_AE"/>
-        </w:rPr>
-      </w:r>
-    </w:p>
-    <w:p>
-      <w:pPr>
-        <w:bidi/>
-      </w:pPr>
-      <w:r>
-        <w:rPr>
-          <w:lang w:val="ar_AE" w:bidi="ar_AE"/>
-        </w:rPr>
-      </w:r>
-      <w:r>
-        <w:rPr>
+          <w:rtl/>
+          <w:cs/>
+          <w:lang w:val="ar_AE" w:bidi="ar_AE"/>
+        </w:rPr>
+      </w:r>
+    </w:p>
+    <w:p>
+      <w:pPr>
+        <w:bidi/>
+      </w:pPr>
+      <w:r>
+        <w:rPr>
+          <w:rtl/>
+          <w:cs/>
+          <w:lang w:val="ar_AE" w:bidi="ar_AE"/>
+        </w:rPr>
+      </w:r>
+      <w:r>
+        <w:rPr>
+          <w:rtl/>
+          <w:cs/>
           <w:lang w:val="ar_AE" w:bidi="ar_AE"/>
         </w:rPr>
         <w:t>التركيب المتدرج (على هيئة سلم) لهذه الآيات، حيث تقود كل فضيلة إلى أخرى، هو أسلوب أدبي شائع يُعرف بـ</w:t>
@@ -843,12 +1043,16 @@
       <w:r>
         <w:rPr>
           <w:i/>
+          <w:rtl/>
+          <w:cs/>
           <w:lang w:val="ar_AE" w:bidi="ar_AE"/>
         </w:rPr>
         <w:t>السوريتيس (الاستدلال التراكمي)</w:t>
       </w:r>
       <w:r>
         <w:rPr>
+          <w:rtl/>
+          <w:cs/>
           <w:lang w:val="ar_AE" w:bidi="ar_AE"/>
         </w:rPr>
         <w:t>. والتسلسل في مثل هذه المقاطع ليس حتميًا - على سبيل المثال، لا يقصد بطرس أن الفضيلة يجب أن تسبق المعرفة. ومع ذلك، فإن المحبة تُعدّ قمة الفضائل (</w:t>
@@ -856,6 +1060,8 @@
       <w:hyperlink r:id="rId31">
         <w:r>
           <w:rPr>
+            <w:rtl/>
+            <w:cs/>
             <w:lang w:val="ar_AE" w:bidi="ar_AE"/>
           </w:rPr>
           <w:rPr>
@@ -867,27 +1073,35 @@
       </w:hyperlink>
       <w:r>
         <w:rPr>
+          <w:rtl/>
+          <w:cs/>
           <w:lang w:val="ar_AE" w:bidi="ar_AE"/>
         </w:rPr>
         <w:t>).</w:t>
       </w:r>
       <w:r>
         <w:rPr>
-          <w:lang w:val="ar_AE" w:bidi="ar_AE"/>
-        </w:rPr>
-      </w:r>
-      <w:r>
-        <w:rPr>
-          <w:lang w:val="ar_AE" w:bidi="ar_AE"/>
-        </w:rPr>
-      </w:r>
-    </w:p>
-    <w:p>
-      <w:pPr>
-        <w:bidi/>
-      </w:pPr>
-      <w:r>
-        <w:rPr>
+          <w:rtl/>
+          <w:cs/>
+          <w:lang w:val="ar_AE" w:bidi="ar_AE"/>
+        </w:rPr>
+      </w:r>
+      <w:r>
+        <w:rPr>
+          <w:rtl/>
+          <w:cs/>
+          <w:lang w:val="ar_AE" w:bidi="ar_AE"/>
+        </w:rPr>
+      </w:r>
+    </w:p>
+    <w:p>
+      <w:pPr>
+        <w:bidi/>
+      </w:pPr>
+      <w:r>
+        <w:rPr>
+          <w:rtl/>
+          <w:cs/>
           <w:lang w:val="ar_AE" w:bidi="ar_AE"/>
         </w:rPr>
       </w:r>
@@ -899,27 +1113,35 @@
       </w:pPr>
       <w:r>
         <w:rPr>
+          <w:rtl/>
+          <w:cs/>
           <w:lang w:val="ar_AE" w:bidi="ar_AE"/>
         </w:rPr>
         <w:t>2 بطرس 1: 10</w:t>
       </w:r>
       <w:r>
         <w:rPr>
-          <w:lang w:val="ar_AE" w:bidi="ar_AE"/>
-        </w:rPr>
-      </w:r>
-    </w:p>
-    <w:p>
-      <w:pPr>
-        <w:bidi/>
-      </w:pPr>
-      <w:r>
-        <w:rPr>
-          <w:lang w:val="ar_AE" w:bidi="ar_AE"/>
-        </w:rPr>
-      </w:r>
-      <w:r>
-        <w:rPr>
+          <w:rtl/>
+          <w:cs/>
+          <w:lang w:val="ar_AE" w:bidi="ar_AE"/>
+        </w:rPr>
+      </w:r>
+    </w:p>
+    <w:p>
+      <w:pPr>
+        <w:bidi/>
+      </w:pPr>
+      <w:r>
+        <w:rPr>
+          <w:rtl/>
+          <w:cs/>
+          <w:lang w:val="ar_AE" w:bidi="ar_AE"/>
+        </w:rPr>
+      </w:r>
+      <w:r>
+        <w:rPr>
+          <w:rtl/>
+          <w:cs/>
           <w:lang w:val="ar_AE" w:bidi="ar_AE"/>
         </w:rPr>
         <w:t xml:space="preserve">أَيُّهَا الإِخْوَةُ: يشير هذا المصطلح اليوناني (adelphoi) إلى الأشخاص، ذكورًا وإناثًا، الذين هم أعضاء في نفس العائلة. • أَنْ تَجْعَلُوا ... ثَابِتَيْنِ (حرفيًا </w:t>
@@ -927,33 +1149,43 @@
       <w:r>
         <w:rPr>
           <w:i/>
+          <w:rtl/>
+          <w:cs/>
           <w:lang w:val="ar_AE" w:bidi="ar_AE"/>
         </w:rPr>
         <w:t>كونوا متحمسين لجعل ... أكيدًا</w:t>
       </w:r>
       <w:r>
         <w:rPr>
+          <w:rtl/>
+          <w:cs/>
           <w:lang w:val="ar_AE" w:bidi="ar_AE"/>
         </w:rPr>
         <w:t>): لم يقصد بطرس أن اختيارنا من قِبَل الله للخلاص يعتمد على ما نقوم به، بل أن اجتهادنا للنمو في الفضيلة المسيحية يؤكد أنه قد تم اختيارنا بالفعل من قِبَل الله.</w:t>
       </w:r>
       <w:r>
         <w:rPr>
-          <w:lang w:val="ar_AE" w:bidi="ar_AE"/>
-        </w:rPr>
-      </w:r>
-      <w:r>
-        <w:rPr>
-          <w:lang w:val="ar_AE" w:bidi="ar_AE"/>
-        </w:rPr>
-      </w:r>
-    </w:p>
-    <w:p>
-      <w:pPr>
-        <w:bidi/>
-      </w:pPr>
-      <w:r>
-        <w:rPr>
+          <w:rtl/>
+          <w:cs/>
+          <w:lang w:val="ar_AE" w:bidi="ar_AE"/>
+        </w:rPr>
+      </w:r>
+      <w:r>
+        <w:rPr>
+          <w:rtl/>
+          <w:cs/>
+          <w:lang w:val="ar_AE" w:bidi="ar_AE"/>
+        </w:rPr>
+      </w:r>
+    </w:p>
+    <w:p>
+      <w:pPr>
+        <w:bidi/>
+      </w:pPr>
+      <w:r>
+        <w:rPr>
+          <w:rtl/>
+          <w:cs/>
           <w:lang w:val="ar_AE" w:bidi="ar_AE"/>
         </w:rPr>
       </w:r>
@@ -965,27 +1197,35 @@
       </w:pPr>
       <w:r>
         <w:rPr>
+          <w:rtl/>
+          <w:cs/>
           <w:lang w:val="ar_AE" w:bidi="ar_AE"/>
         </w:rPr>
         <w:t>2 بطرس 1: 12–15</w:t>
       </w:r>
       <w:r>
         <w:rPr>
-          <w:lang w:val="ar_AE" w:bidi="ar_AE"/>
-        </w:rPr>
-      </w:r>
-    </w:p>
-    <w:p>
-      <w:pPr>
-        <w:bidi/>
-      </w:pPr>
-      <w:r>
-        <w:rPr>
-          <w:lang w:val="ar_AE" w:bidi="ar_AE"/>
-        </w:rPr>
-      </w:r>
-      <w:r>
-        <w:rPr>
+          <w:rtl/>
+          <w:cs/>
+          <w:lang w:val="ar_AE" w:bidi="ar_AE"/>
+        </w:rPr>
+      </w:r>
+    </w:p>
+    <w:p>
+      <w:pPr>
+        <w:bidi/>
+      </w:pPr>
+      <w:r>
+        <w:rPr>
+          <w:rtl/>
+          <w:cs/>
+          <w:lang w:val="ar_AE" w:bidi="ar_AE"/>
+        </w:rPr>
+      </w:r>
+      <w:r>
+        <w:rPr>
+          <w:rtl/>
+          <w:cs/>
           <w:lang w:val="ar_AE" w:bidi="ar_AE"/>
         </w:rPr>
         <w:t xml:space="preserve">كان بطرس يكتب في نهاية حياته، ورسالة بطرس الثانية تشبه الأعمال التي تنتمي إلى نوع أدبي يهودي شائع يسمى </w:t>
@@ -993,12 +1233,16 @@
       <w:r>
         <w:rPr>
           <w:i/>
+          <w:rtl/>
+          <w:cs/>
           <w:lang w:val="ar_AE" w:bidi="ar_AE"/>
         </w:rPr>
         <w:t>الوصية،</w:t>
       </w:r>
       <w:r>
         <w:rPr>
+          <w:rtl/>
+          <w:cs/>
           <w:lang w:val="ar_AE" w:bidi="ar_AE"/>
         </w:rPr>
         <w:t xml:space="preserve"> حيث يقدم قائد قديم ومحترم تعليمات نهائية لأبنائه أو للآخرين على فراش الموت (قارن </w:t>
@@ -1006,6 +1250,8 @@
       <w:hyperlink r:id="rId32">
         <w:r>
           <w:rPr>
+            <w:rtl/>
+            <w:cs/>
             <w:lang w:val="ar_AE" w:bidi="ar_AE"/>
           </w:rPr>
           <w:rPr>
@@ -1017,6 +1263,8 @@
       </w:hyperlink>
       <w:r>
         <w:rPr>
+          <w:rtl/>
+          <w:cs/>
           <w:lang w:val="ar_AE" w:bidi="ar_AE"/>
         </w:rPr>
         <w:t xml:space="preserve">؛ </w:t>
@@ -1024,6 +1272,8 @@
       <w:hyperlink r:id="rId33">
         <w:r>
           <w:rPr>
+            <w:rtl/>
+            <w:cs/>
             <w:lang w:val="ar_AE" w:bidi="ar_AE"/>
           </w:rPr>
           <w:rPr>
@@ -1035,6 +1285,8 @@
       </w:hyperlink>
       <w:r>
         <w:rPr>
+          <w:rtl/>
+          <w:cs/>
           <w:lang w:val="ar_AE" w:bidi="ar_AE"/>
         </w:rPr>
         <w:t xml:space="preserve">). هذا النوع معروف بشكل خاص من خلال عمل أدبي يهودي يسمى </w:t>
@@ -1042,27 +1294,35 @@
       <w:r>
         <w:rPr>
           <w:i/>
+          <w:rtl/>
+          <w:cs/>
           <w:lang w:val="ar_AE" w:bidi="ar_AE"/>
         </w:rPr>
         <w:t>وصايا الأسباط الاثني عشر.</w:t>
       </w:r>
       <w:r>
         <w:rPr>
-          <w:lang w:val="ar_AE" w:bidi="ar_AE"/>
-        </w:rPr>
-      </w:r>
-      <w:r>
-        <w:rPr>
-          <w:lang w:val="ar_AE" w:bidi="ar_AE"/>
-        </w:rPr>
-      </w:r>
-    </w:p>
-    <w:p>
-      <w:pPr>
-        <w:bidi/>
-      </w:pPr>
-      <w:r>
-        <w:rPr>
+          <w:rtl/>
+          <w:cs/>
+          <w:lang w:val="ar_AE" w:bidi="ar_AE"/>
+        </w:rPr>
+      </w:r>
+      <w:r>
+        <w:rPr>
+          <w:rtl/>
+          <w:cs/>
+          <w:lang w:val="ar_AE" w:bidi="ar_AE"/>
+        </w:rPr>
+      </w:r>
+    </w:p>
+    <w:p>
+      <w:pPr>
+        <w:bidi/>
+      </w:pPr>
+      <w:r>
+        <w:rPr>
+          <w:rtl/>
+          <w:cs/>
           <w:lang w:val="ar_AE" w:bidi="ar_AE"/>
         </w:rPr>
       </w:r>
@@ -1074,27 +1334,35 @@
       </w:pPr>
       <w:r>
         <w:rPr>
+          <w:rtl/>
+          <w:cs/>
           <w:lang w:val="ar_AE" w:bidi="ar_AE"/>
         </w:rPr>
         <w:t>2 بطرس 1: 14</w:t>
       </w:r>
       <w:r>
         <w:rPr>
-          <w:lang w:val="ar_AE" w:bidi="ar_AE"/>
-        </w:rPr>
-      </w:r>
-    </w:p>
-    <w:p>
-      <w:pPr>
-        <w:bidi/>
-      </w:pPr>
-      <w:r>
-        <w:rPr>
-          <w:lang w:val="ar_AE" w:bidi="ar_AE"/>
-        </w:rPr>
-      </w:r>
-      <w:r>
-        <w:rPr>
+          <w:rtl/>
+          <w:cs/>
+          <w:lang w:val="ar_AE" w:bidi="ar_AE"/>
+        </w:rPr>
+      </w:r>
+    </w:p>
+    <w:p>
+      <w:pPr>
+        <w:bidi/>
+      </w:pPr>
+      <w:r>
+        <w:rPr>
+          <w:rtl/>
+          <w:cs/>
+          <w:lang w:val="ar_AE" w:bidi="ar_AE"/>
+        </w:rPr>
+      </w:r>
+      <w:r>
+        <w:rPr>
+          <w:rtl/>
+          <w:cs/>
           <w:lang w:val="ar_AE" w:bidi="ar_AE"/>
         </w:rPr>
         <w:t>من المحتمل أن تكون هذه النبوة قد جاءت في رؤيا، ولكن من المرجح أكثر أن بطرس كان يتذكر نبوة يسوع حول موته (</w:t>
@@ -1102,6 +1370,8 @@
       <w:hyperlink r:id="rId34">
         <w:r>
           <w:rPr>
+            <w:rtl/>
+            <w:cs/>
             <w:lang w:val="ar_AE" w:bidi="ar_AE"/>
           </w:rPr>
           <w:rPr>
@@ -1113,27 +1383,35 @@
       </w:hyperlink>
       <w:r>
         <w:rPr>
+          <w:rtl/>
+          <w:cs/>
           <w:lang w:val="ar_AE" w:bidi="ar_AE"/>
         </w:rPr>
         <w:t>).</w:t>
       </w:r>
       <w:r>
         <w:rPr>
-          <w:lang w:val="ar_AE" w:bidi="ar_AE"/>
-        </w:rPr>
-      </w:r>
-      <w:r>
-        <w:rPr>
-          <w:lang w:val="ar_AE" w:bidi="ar_AE"/>
-        </w:rPr>
-      </w:r>
-    </w:p>
-    <w:p>
-      <w:pPr>
-        <w:bidi/>
-      </w:pPr>
-      <w:r>
-        <w:rPr>
+          <w:rtl/>
+          <w:cs/>
+          <w:lang w:val="ar_AE" w:bidi="ar_AE"/>
+        </w:rPr>
+      </w:r>
+      <w:r>
+        <w:rPr>
+          <w:rtl/>
+          <w:cs/>
+          <w:lang w:val="ar_AE" w:bidi="ar_AE"/>
+        </w:rPr>
+      </w:r>
+    </w:p>
+    <w:p>
+      <w:pPr>
+        <w:bidi/>
+      </w:pPr>
+      <w:r>
+        <w:rPr>
+          <w:rtl/>
+          <w:cs/>
           <w:lang w:val="ar_AE" w:bidi="ar_AE"/>
         </w:rPr>
       </w:r>
@@ -1145,27 +1423,35 @@
       </w:pPr>
       <w:r>
         <w:rPr>
+          <w:rtl/>
+          <w:cs/>
           <w:lang w:val="ar_AE" w:bidi="ar_AE"/>
         </w:rPr>
         <w:t>2 بطرس 1: 16–18</w:t>
       </w:r>
       <w:r>
         <w:rPr>
-          <w:lang w:val="ar_AE" w:bidi="ar_AE"/>
-        </w:rPr>
-      </w:r>
-    </w:p>
-    <w:p>
-      <w:pPr>
-        <w:bidi/>
-      </w:pPr>
-      <w:r>
-        <w:rPr>
-          <w:lang w:val="ar_AE" w:bidi="ar_AE"/>
-        </w:rPr>
-      </w:r>
-      <w:r>
-        <w:rPr>
+          <w:rtl/>
+          <w:cs/>
+          <w:lang w:val="ar_AE" w:bidi="ar_AE"/>
+        </w:rPr>
+      </w:r>
+    </w:p>
+    <w:p>
+      <w:pPr>
+        <w:bidi/>
+      </w:pPr>
+      <w:r>
+        <w:rPr>
+          <w:rtl/>
+          <w:cs/>
+          <w:lang w:val="ar_AE" w:bidi="ar_AE"/>
+        </w:rPr>
+      </w:r>
+      <w:r>
+        <w:rPr>
+          <w:rtl/>
+          <w:cs/>
           <w:lang w:val="ar_AE" w:bidi="ar_AE"/>
         </w:rPr>
         <w:t xml:space="preserve">قصص ذكية (حرفيًا </w:t>
@@ -1173,12 +1459,16 @@
       <w:r>
         <w:rPr>
           <w:i/>
+          <w:rtl/>
+          <w:cs/>
           <w:lang w:val="ar_AE" w:bidi="ar_AE"/>
         </w:rPr>
         <w:t>خُرَافَاتٍ مُصَنَّعَةً</w:t>
       </w:r>
       <w:r>
         <w:rPr>
+          <w:rtl/>
+          <w:cs/>
           <w:lang w:val="ar_AE" w:bidi="ar_AE"/>
         </w:rPr>
         <w:t>): ربما كان المُعَلِّمون الكذبة يُقَدِّمون اتهامًا بأن رسالة عودة المسيح كانت مجرد حكاية مبهجة دون حقيقة مُؤكدة. • كُنَّا مُعَايِنِينَ عَظَمَتَهُ: عند تجلي يسوع (</w:t>
@@ -1186,6 +1476,8 @@
       <w:hyperlink r:id="rId35">
         <w:r>
           <w:rPr>
+            <w:rtl/>
+            <w:cs/>
             <w:lang w:val="ar_AE" w:bidi="ar_AE"/>
           </w:rPr>
           <w:rPr>
@@ -1197,6 +1489,8 @@
       </w:hyperlink>
       <w:r>
         <w:rPr>
+          <w:rtl/>
+          <w:cs/>
           <w:lang w:val="ar_AE" w:bidi="ar_AE"/>
         </w:rPr>
         <w:t xml:space="preserve">; </w:t>
@@ -1204,6 +1498,8 @@
       <w:hyperlink r:id="rId36">
         <w:r>
           <w:rPr>
+            <w:rtl/>
+            <w:cs/>
             <w:lang w:val="ar_AE" w:bidi="ar_AE"/>
           </w:rPr>
           <w:rPr>
@@ -1215,6 +1511,8 @@
       </w:hyperlink>
       <w:r>
         <w:rPr>
+          <w:rtl/>
+          <w:cs/>
           <w:lang w:val="ar_AE" w:bidi="ar_AE"/>
         </w:rPr>
         <w:t xml:space="preserve">; </w:t>
@@ -1222,6 +1520,8 @@
       <w:hyperlink r:id="rId37">
         <w:r>
           <w:rPr>
+            <w:rtl/>
+            <w:cs/>
             <w:lang w:val="ar_AE" w:bidi="ar_AE"/>
           </w:rPr>
           <w:rPr>
@@ -1233,27 +1533,35 @@
       </w:hyperlink>
       <w:r>
         <w:rPr>
+          <w:rtl/>
+          <w:cs/>
           <w:lang w:val="ar_AE" w:bidi="ar_AE"/>
         </w:rPr>
         <w:t>)، الذي كان تصويرًا مسبقًا لعودة المسيح من خلال الإعلان عن يسوع كملك مجيد (في تلك الحادثة). لم تكن ثقة بطرس مبنية على تكهنات بشرية، بل على اختبار شهود عيان.</w:t>
       </w:r>
       <w:r>
         <w:rPr>
-          <w:lang w:val="ar_AE" w:bidi="ar_AE"/>
-        </w:rPr>
-      </w:r>
-      <w:r>
-        <w:rPr>
-          <w:lang w:val="ar_AE" w:bidi="ar_AE"/>
-        </w:rPr>
-      </w:r>
-    </w:p>
-    <w:p>
-      <w:pPr>
-        <w:bidi/>
-      </w:pPr>
-      <w:r>
-        <w:rPr>
+          <w:rtl/>
+          <w:cs/>
+          <w:lang w:val="ar_AE" w:bidi="ar_AE"/>
+        </w:rPr>
+      </w:r>
+      <w:r>
+        <w:rPr>
+          <w:rtl/>
+          <w:cs/>
+          <w:lang w:val="ar_AE" w:bidi="ar_AE"/>
+        </w:rPr>
+      </w:r>
+    </w:p>
+    <w:p>
+      <w:pPr>
+        <w:bidi/>
+      </w:pPr>
+      <w:r>
+        <w:rPr>
+          <w:rtl/>
+          <w:cs/>
           <w:lang w:val="ar_AE" w:bidi="ar_AE"/>
         </w:rPr>
       </w:r>
@@ -1265,27 +1573,35 @@
       </w:pPr>
       <w:r>
         <w:rPr>
+          <w:rtl/>
+          <w:cs/>
           <w:lang w:val="ar_AE" w:bidi="ar_AE"/>
         </w:rPr>
         <w:t>2 بطرس 1: 16–21</w:t>
       </w:r>
       <w:r>
         <w:rPr>
-          <w:lang w:val="ar_AE" w:bidi="ar_AE"/>
-        </w:rPr>
-      </w:r>
-    </w:p>
-    <w:p>
-      <w:pPr>
-        <w:bidi/>
-      </w:pPr>
-      <w:r>
-        <w:rPr>
-          <w:lang w:val="ar_AE" w:bidi="ar_AE"/>
-        </w:rPr>
-      </w:r>
-      <w:r>
-        <w:rPr>
+          <w:rtl/>
+          <w:cs/>
+          <w:lang w:val="ar_AE" w:bidi="ar_AE"/>
+        </w:rPr>
+      </w:r>
+    </w:p>
+    <w:p>
+      <w:pPr>
+        <w:bidi/>
+      </w:pPr>
+      <w:r>
+        <w:rPr>
+          <w:rtl/>
+          <w:cs/>
+          <w:lang w:val="ar_AE" w:bidi="ar_AE"/>
+        </w:rPr>
+      </w:r>
+      <w:r>
+        <w:rPr>
+          <w:rtl/>
+          <w:cs/>
           <w:lang w:val="ar_AE" w:bidi="ar_AE"/>
         </w:rPr>
         <w:t xml:space="preserve"> إدانة بطرس للمُعَلِّمين الكذبة (أصحاح </w:t>
@@ -1293,6 +1609,8 @@
       <w:hyperlink r:id="rId38">
         <w:r>
           <w:rPr>
+            <w:rtl/>
+            <w:cs/>
             <w:lang w:val="ar_AE" w:bidi="ar_AE"/>
           </w:rPr>
           <w:rPr>
@@ -1304,6 +1622,8 @@
       </w:hyperlink>
       <w:r>
         <w:rPr>
+          <w:rtl/>
+          <w:cs/>
           <w:lang w:val="ar_AE" w:bidi="ar_AE"/>
         </w:rPr>
         <w:t xml:space="preserve">) تأتي في سياق هذا التعليم حول يقين عودة يسوع (انظر أيضًا </w:t>
@@ -1311,6 +1631,8 @@
       <w:hyperlink r:id="rId39">
         <w:r>
           <w:rPr>
+            <w:rtl/>
+            <w:cs/>
             <w:lang w:val="ar_AE" w:bidi="ar_AE"/>
           </w:rPr>
           <w:rPr>
@@ -1322,6 +1644,8 @@
       </w:hyperlink>
       <w:r>
         <w:rPr>
+          <w:rtl/>
+          <w:cs/>
           <w:lang w:val="ar_AE" w:bidi="ar_AE"/>
         </w:rPr>
         <w:t>). وفي الأغلب كان المُعَلِّمون الكذبة ينكرون حقيقة عودة المسيح والدينونة. إن اختبار بطرس كشاهد عيان (</w:t>
@@ -1329,6 +1653,8 @@
       <w:hyperlink r:id="rId40">
         <w:r>
           <w:rPr>
+            <w:rtl/>
+            <w:cs/>
             <w:lang w:val="ar_AE" w:bidi="ar_AE"/>
           </w:rPr>
           <w:rPr>
@@ -1340,6 +1666,8 @@
       </w:hyperlink>
       <w:r>
         <w:rPr>
+          <w:rtl/>
+          <w:cs/>
           <w:lang w:val="ar_AE" w:bidi="ar_AE"/>
         </w:rPr>
         <w:t>) والموثوقيَّة الجوهرية لنبوات الكُتب المُقَدَّسة (</w:t>
@@ -1347,6 +1675,8 @@
       <w:hyperlink r:id="rId41">
         <w:r>
           <w:rPr>
+            <w:rtl/>
+            <w:cs/>
             <w:lang w:val="ar_AE" w:bidi="ar_AE"/>
           </w:rPr>
           <w:rPr>
@@ -1358,27 +1688,35 @@
       </w:hyperlink>
       <w:r>
         <w:rPr>
+          <w:rtl/>
+          <w:cs/>
           <w:lang w:val="ar_AE" w:bidi="ar_AE"/>
         </w:rPr>
         <w:t>) تجعل عودة المسيح يقينية.</w:t>
       </w:r>
       <w:r>
         <w:rPr>
-          <w:lang w:val="ar_AE" w:bidi="ar_AE"/>
-        </w:rPr>
-      </w:r>
-      <w:r>
-        <w:rPr>
-          <w:lang w:val="ar_AE" w:bidi="ar_AE"/>
-        </w:rPr>
-      </w:r>
-    </w:p>
-    <w:p>
-      <w:pPr>
-        <w:bidi/>
-      </w:pPr>
-      <w:r>
-        <w:rPr>
+          <w:rtl/>
+          <w:cs/>
+          <w:lang w:val="ar_AE" w:bidi="ar_AE"/>
+        </w:rPr>
+      </w:r>
+      <w:r>
+        <w:rPr>
+          <w:rtl/>
+          <w:cs/>
+          <w:lang w:val="ar_AE" w:bidi="ar_AE"/>
+        </w:rPr>
+      </w:r>
+    </w:p>
+    <w:p>
+      <w:pPr>
+        <w:bidi/>
+      </w:pPr>
+      <w:r>
+        <w:rPr>
+          <w:rtl/>
+          <w:cs/>
           <w:lang w:val="ar_AE" w:bidi="ar_AE"/>
         </w:rPr>
       </w:r>
@@ -1390,27 +1728,35 @@
       </w:pPr>
       <w:r>
         <w:rPr>
+          <w:rtl/>
+          <w:cs/>
           <w:lang w:val="ar_AE" w:bidi="ar_AE"/>
         </w:rPr>
         <w:t>2 بطرس 1: 19</w:t>
       </w:r>
       <w:r>
         <w:rPr>
-          <w:lang w:val="ar_AE" w:bidi="ar_AE"/>
-        </w:rPr>
-      </w:r>
-    </w:p>
-    <w:p>
-      <w:pPr>
-        <w:bidi/>
-      </w:pPr>
-      <w:r>
-        <w:rPr>
-          <w:lang w:val="ar_AE" w:bidi="ar_AE"/>
-        </w:rPr>
-      </w:r>
-      <w:r>
-        <w:rPr>
+          <w:rtl/>
+          <w:cs/>
+          <w:lang w:val="ar_AE" w:bidi="ar_AE"/>
+        </w:rPr>
+      </w:r>
+    </w:p>
+    <w:p>
+      <w:pPr>
+        <w:bidi/>
+      </w:pPr>
+      <w:r>
+        <w:rPr>
+          <w:rtl/>
+          <w:cs/>
+          <w:lang w:val="ar_AE" w:bidi="ar_AE"/>
+        </w:rPr>
+      </w:r>
+      <w:r>
+        <w:rPr>
+          <w:rtl/>
+          <w:cs/>
           <w:lang w:val="ar_AE" w:bidi="ar_AE"/>
         </w:rPr>
         <w:t xml:space="preserve">كلمة النَّهَارُ مكتوبة بحرف كبير (في النسخة الإنجليزية) لأنها اختصار لتعبير </w:t>
@@ -1418,12 +1764,16 @@
       <w:r>
         <w:rPr>
           <w:i/>
+          <w:rtl/>
+          <w:cs/>
           <w:lang w:val="ar_AE" w:bidi="ar_AE"/>
         </w:rPr>
         <w:t>يوم الرب،</w:t>
       </w:r>
       <w:r>
         <w:rPr>
+          <w:rtl/>
+          <w:cs/>
           <w:lang w:val="ar_AE" w:bidi="ar_AE"/>
         </w:rPr>
         <w:t xml:space="preserve"> وهو الوقت الذي يتدخل فيه الله في التاريخ لإنقاذ شعبه ودينونة أعدائه (انظر </w:t>
@@ -1431,6 +1781,8 @@
       <w:hyperlink r:id="rId42">
         <w:r>
           <w:rPr>
+            <w:rtl/>
+            <w:cs/>
             <w:lang w:val="ar_AE" w:bidi="ar_AE"/>
           </w:rPr>
           <w:rPr>
@@ -1442,6 +1794,8 @@
       </w:hyperlink>
       <w:r>
         <w:rPr>
+          <w:rtl/>
+          <w:cs/>
           <w:lang w:val="ar_AE" w:bidi="ar_AE"/>
         </w:rPr>
         <w:t xml:space="preserve">؛ </w:t>
@@ -1449,6 +1803,8 @@
       <w:hyperlink r:id="rId43">
         <w:r>
           <w:rPr>
+            <w:rtl/>
+            <w:cs/>
             <w:lang w:val="ar_AE" w:bidi="ar_AE"/>
           </w:rPr>
           <w:rPr>
@@ -1460,6 +1816,8 @@
       </w:hyperlink>
       <w:r>
         <w:rPr>
+          <w:rtl/>
+          <w:cs/>
           <w:lang w:val="ar_AE" w:bidi="ar_AE"/>
         </w:rPr>
         <w:t xml:space="preserve">؛ </w:t>
@@ -1467,6 +1825,8 @@
       <w:hyperlink r:id="rId44">
         <w:r>
           <w:rPr>
+            <w:rtl/>
+            <w:cs/>
             <w:lang w:val="ar_AE" w:bidi="ar_AE"/>
           </w:rPr>
           <w:rPr>
@@ -1478,27 +1838,35 @@
       </w:hyperlink>
       <w:r>
         <w:rPr>
+          <w:rtl/>
+          <w:cs/>
           <w:lang w:val="ar_AE" w:bidi="ar_AE"/>
         </w:rPr>
         <w:t>). وقد افتتح مجيء المسيح الأول يوم خلاص الرب لشعبه. ويوجد كذلك يوم في المستقبل لقضاء الرب على أعدائه وهو لم يأت بعد. • المسيح كَوْكَبُ الصُّبْحِ: غالبًا ما يظهر كوكب الزهرة، المعروف بـ"كوكب الصبح" أو "نجم الصباح"، فوق الأفق الشرقي قبل الفجر بقليل. ويعكس بطرس ترتيب الأحداث الطبيعية: فشروق يوم الرب يؤدي إلى إشراق نجم الصباح في قلوب المؤمنين.</w:t>
       </w:r>
       <w:r>
         <w:rPr>
-          <w:lang w:val="ar_AE" w:bidi="ar_AE"/>
-        </w:rPr>
-      </w:r>
-      <w:r>
-        <w:rPr>
-          <w:lang w:val="ar_AE" w:bidi="ar_AE"/>
-        </w:rPr>
-      </w:r>
-    </w:p>
-    <w:p>
-      <w:pPr>
-        <w:bidi/>
-      </w:pPr>
-      <w:r>
-        <w:rPr>
+          <w:rtl/>
+          <w:cs/>
+          <w:lang w:val="ar_AE" w:bidi="ar_AE"/>
+        </w:rPr>
+      </w:r>
+      <w:r>
+        <w:rPr>
+          <w:rtl/>
+          <w:cs/>
+          <w:lang w:val="ar_AE" w:bidi="ar_AE"/>
+        </w:rPr>
+      </w:r>
+    </w:p>
+    <w:p>
+      <w:pPr>
+        <w:bidi/>
+      </w:pPr>
+      <w:r>
+        <w:rPr>
+          <w:rtl/>
+          <w:cs/>
           <w:lang w:val="ar_AE" w:bidi="ar_AE"/>
         </w:rPr>
       </w:r>
@@ -1510,27 +1878,35 @@
       </w:pPr>
       <w:r>
         <w:rPr>
+          <w:rtl/>
+          <w:cs/>
           <w:lang w:val="ar_AE" w:bidi="ar_AE"/>
         </w:rPr>
         <w:t>2 بطرس 1: 20–21</w:t>
       </w:r>
       <w:r>
         <w:rPr>
-          <w:lang w:val="ar_AE" w:bidi="ar_AE"/>
-        </w:rPr>
-      </w:r>
-    </w:p>
-    <w:p>
-      <w:pPr>
-        <w:bidi/>
-      </w:pPr>
-      <w:r>
-        <w:rPr>
-          <w:lang w:val="ar_AE" w:bidi="ar_AE"/>
-        </w:rPr>
-      </w:r>
-      <w:r>
-        <w:rPr>
+          <w:rtl/>
+          <w:cs/>
+          <w:lang w:val="ar_AE" w:bidi="ar_AE"/>
+        </w:rPr>
+      </w:r>
+    </w:p>
+    <w:p>
+      <w:pPr>
+        <w:bidi/>
+      </w:pPr>
+      <w:r>
+        <w:rPr>
+          <w:rtl/>
+          <w:cs/>
+          <w:lang w:val="ar_AE" w:bidi="ar_AE"/>
+        </w:rPr>
+      </w:r>
+      <w:r>
+        <w:rPr>
+          <w:rtl/>
+          <w:cs/>
           <w:lang w:val="ar_AE" w:bidi="ar_AE"/>
         </w:rPr>
         <w:t xml:space="preserve">لم يأت ذلك من فهم النبي نفسه (أو </w:t>
@@ -1538,33 +1914,43 @@
       <w:r>
         <w:rPr>
           <w:i/>
+          <w:rtl/>
+          <w:cs/>
           <w:lang w:val="ar_AE" w:bidi="ar_AE"/>
         </w:rPr>
         <w:t>لَيْسَتْ مِنْ تَفْسِيرٍ خَاصٍّ</w:t>
       </w:r>
       <w:r>
         <w:rPr>
+          <w:rtl/>
+          <w:cs/>
           <w:lang w:val="ar_AE" w:bidi="ar_AE"/>
         </w:rPr>
         <w:t>): لعلّ المقصود هو أن الأنبياء لم يُتركوا لأنفسهم لتفسير الرؤى التي منحهم إياها الله. فقد جعل الله المعنى واضحًا للأنبياء، ليتمكنوا من التنبؤ بوضوح وموثوقية.</w:t>
       </w:r>
       <w:r>
         <w:rPr>
-          <w:lang w:val="ar_AE" w:bidi="ar_AE"/>
-        </w:rPr>
-      </w:r>
-      <w:r>
-        <w:rPr>
-          <w:lang w:val="ar_AE" w:bidi="ar_AE"/>
-        </w:rPr>
-      </w:r>
-    </w:p>
-    <w:p>
-      <w:pPr>
-        <w:bidi/>
-      </w:pPr>
-      <w:r>
-        <w:rPr>
+          <w:rtl/>
+          <w:cs/>
+          <w:lang w:val="ar_AE" w:bidi="ar_AE"/>
+        </w:rPr>
+      </w:r>
+      <w:r>
+        <w:rPr>
+          <w:rtl/>
+          <w:cs/>
+          <w:lang w:val="ar_AE" w:bidi="ar_AE"/>
+        </w:rPr>
+      </w:r>
+    </w:p>
+    <w:p>
+      <w:pPr>
+        <w:bidi/>
+      </w:pPr>
+      <w:r>
+        <w:rPr>
+          <w:rtl/>
+          <w:cs/>
           <w:lang w:val="ar_AE" w:bidi="ar_AE"/>
         </w:rPr>
       </w:r>
@@ -1576,27 +1962,35 @@
       </w:pPr>
       <w:r>
         <w:rPr>
+          <w:rtl/>
+          <w:cs/>
           <w:lang w:val="ar_AE" w:bidi="ar_AE"/>
         </w:rPr>
         <w:t>2 بطرس 2: 1</w:t>
       </w:r>
       <w:r>
         <w:rPr>
-          <w:lang w:val="ar_AE" w:bidi="ar_AE"/>
-        </w:rPr>
-      </w:r>
-    </w:p>
-    <w:p>
-      <w:pPr>
-        <w:bidi/>
-      </w:pPr>
-      <w:r>
-        <w:rPr>
-          <w:lang w:val="ar_AE" w:bidi="ar_AE"/>
-        </w:rPr>
-      </w:r>
-      <w:r>
-        <w:rPr>
+          <w:rtl/>
+          <w:cs/>
+          <w:lang w:val="ar_AE" w:bidi="ar_AE"/>
+        </w:rPr>
+      </w:r>
+    </w:p>
+    <w:p>
+      <w:pPr>
+        <w:bidi/>
+      </w:pPr>
+      <w:r>
+        <w:rPr>
+          <w:rtl/>
+          <w:cs/>
+          <w:lang w:val="ar_AE" w:bidi="ar_AE"/>
+        </w:rPr>
+      </w:r>
+      <w:r>
+        <w:rPr>
+          <w:rtl/>
+          <w:cs/>
           <w:lang w:val="ar_AE" w:bidi="ar_AE"/>
         </w:rPr>
         <w:t xml:space="preserve">استخدام بطرس لزمن المستقبل في </w:t>
@@ -1604,6 +1998,8 @@
       <w:hyperlink r:id="rId45">
         <w:r>
           <w:rPr>
+            <w:rtl/>
+            <w:cs/>
             <w:lang w:val="ar_AE" w:bidi="ar_AE"/>
           </w:rPr>
           <w:rPr>
@@ -1615,6 +2011,8 @@
       </w:hyperlink>
       <w:r>
         <w:rPr>
+          <w:rtl/>
+          <w:cs/>
           <w:lang w:val="ar_AE" w:bidi="ar_AE"/>
         </w:rPr>
         <w:t xml:space="preserve"> لا يعني أن الأنبياء الكذبة لم يكونوا قد أتوا بعد، بل يشير إلى كلام يسوع بأن المُعَلِّمين الكذبة سيظهرون (</w:t>
@@ -1622,6 +2020,8 @@
       <w:hyperlink r:id="rId46">
         <w:r>
           <w:rPr>
+            <w:rtl/>
+            <w:cs/>
             <w:lang w:val="ar_AE" w:bidi="ar_AE"/>
           </w:rPr>
           <w:rPr>
@@ -1633,6 +2033,8 @@
       </w:hyperlink>
       <w:r>
         <w:rPr>
+          <w:rtl/>
+          <w:cs/>
           <w:lang w:val="ar_AE" w:bidi="ar_AE"/>
         </w:rPr>
         <w:t xml:space="preserve">، </w:t>
@@ -1640,6 +2042,8 @@
       <w:hyperlink r:id="rId47">
         <w:r>
           <w:rPr>
+            <w:rtl/>
+            <w:cs/>
             <w:lang w:val="ar_AE" w:bidi="ar_AE"/>
           </w:rPr>
           <w:rPr>
@@ -1651,6 +2055,8 @@
       </w:hyperlink>
       <w:r>
         <w:rPr>
+          <w:rtl/>
+          <w:cs/>
           <w:lang w:val="ar_AE" w:bidi="ar_AE"/>
         </w:rPr>
         <w:t xml:space="preserve">؛ </w:t>
@@ -1658,6 +2064,8 @@
       <w:hyperlink r:id="rId48">
         <w:r>
           <w:rPr>
+            <w:rtl/>
+            <w:cs/>
             <w:lang w:val="ar_AE" w:bidi="ar_AE"/>
           </w:rPr>
           <w:rPr>
@@ -1669,6 +2077,8 @@
       </w:hyperlink>
       <w:r>
         <w:rPr>
+          <w:rtl/>
+          <w:cs/>
           <w:lang w:val="ar_AE" w:bidi="ar_AE"/>
         </w:rPr>
         <w:t xml:space="preserve">؛ قارن </w:t>
@@ -1676,6 +2086,8 @@
       <w:hyperlink r:id="rId49">
         <w:r>
           <w:rPr>
+            <w:rtl/>
+            <w:cs/>
             <w:lang w:val="ar_AE" w:bidi="ar_AE"/>
           </w:rPr>
           <w:rPr>
@@ -1687,6 +2099,8 @@
       </w:hyperlink>
       <w:r>
         <w:rPr>
+          <w:rtl/>
+          <w:cs/>
           <w:lang w:val="ar_AE" w:bidi="ar_AE"/>
         </w:rPr>
         <w:t xml:space="preserve">؛ </w:t>
@@ -1694,6 +2108,8 @@
       <w:hyperlink r:id="rId50">
         <w:r>
           <w:rPr>
+            <w:rtl/>
+            <w:cs/>
             <w:lang w:val="ar_AE" w:bidi="ar_AE"/>
           </w:rPr>
           <w:rPr>
@@ -1705,6 +2121,8 @@
       </w:hyperlink>
       <w:r>
         <w:rPr>
+          <w:rtl/>
+          <w:cs/>
           <w:lang w:val="ar_AE" w:bidi="ar_AE"/>
         </w:rPr>
         <w:t xml:space="preserve">). وقد حقق المُعَلِّمون الكذبة الذين ظهروا هذه النبوة. • يُنْكِرُونَ الرَّبَّ الَّذِي اشْتَرَاهُمْ: ربما يكون المُعَلِّمون الكذبة قد أنكروا المسيح علانية، ولكن من الأرجح أن سلوكهم غير الأخلاقي هو الذي شكَّل إنكارًا للمسيح (قارن </w:t>
@@ -1712,6 +2130,8 @@
       <w:hyperlink r:id="rId51">
         <w:r>
           <w:rPr>
+            <w:rtl/>
+            <w:cs/>
             <w:lang w:val="ar_AE" w:bidi="ar_AE"/>
           </w:rPr>
           <w:rPr>
@@ -1723,27 +2143,35 @@
       </w:hyperlink>
       <w:r>
         <w:rPr>
+          <w:rtl/>
+          <w:cs/>
           <w:lang w:val="ar_AE" w:bidi="ar_AE"/>
         </w:rPr>
         <w:t>).</w:t>
       </w:r>
       <w:r>
         <w:rPr>
-          <w:lang w:val="ar_AE" w:bidi="ar_AE"/>
-        </w:rPr>
-      </w:r>
-      <w:r>
-        <w:rPr>
-          <w:lang w:val="ar_AE" w:bidi="ar_AE"/>
-        </w:rPr>
-      </w:r>
-    </w:p>
-    <w:p>
-      <w:pPr>
-        <w:bidi/>
-      </w:pPr>
-      <w:r>
-        <w:rPr>
+          <w:rtl/>
+          <w:cs/>
+          <w:lang w:val="ar_AE" w:bidi="ar_AE"/>
+        </w:rPr>
+      </w:r>
+      <w:r>
+        <w:rPr>
+          <w:rtl/>
+          <w:cs/>
+          <w:lang w:val="ar_AE" w:bidi="ar_AE"/>
+        </w:rPr>
+      </w:r>
+    </w:p>
+    <w:p>
+      <w:pPr>
+        <w:bidi/>
+      </w:pPr>
+      <w:r>
+        <w:rPr>
+          <w:rtl/>
+          <w:cs/>
           <w:lang w:val="ar_AE" w:bidi="ar_AE"/>
         </w:rPr>
       </w:r>
@@ -1755,27 +2183,35 @@
       </w:pPr>
       <w:r>
         <w:rPr>
+          <w:rtl/>
+          <w:cs/>
           <w:lang w:val="ar_AE" w:bidi="ar_AE"/>
         </w:rPr>
         <w:t>2 بطرس 2: 1–3</w:t>
       </w:r>
       <w:r>
         <w:rPr>
-          <w:lang w:val="ar_AE" w:bidi="ar_AE"/>
-        </w:rPr>
-      </w:r>
-    </w:p>
-    <w:p>
-      <w:pPr>
-        <w:bidi/>
-      </w:pPr>
-      <w:r>
-        <w:rPr>
-          <w:lang w:val="ar_AE" w:bidi="ar_AE"/>
-        </w:rPr>
-      </w:r>
-      <w:r>
-        <w:rPr>
+          <w:rtl/>
+          <w:cs/>
+          <w:lang w:val="ar_AE" w:bidi="ar_AE"/>
+        </w:rPr>
+      </w:r>
+    </w:p>
+    <w:p>
+      <w:pPr>
+        <w:bidi/>
+      </w:pPr>
+      <w:r>
+        <w:rPr>
+          <w:rtl/>
+          <w:cs/>
+          <w:lang w:val="ar_AE" w:bidi="ar_AE"/>
+        </w:rPr>
+      </w:r>
+      <w:r>
+        <w:rPr>
+          <w:rtl/>
+          <w:cs/>
           <w:lang w:val="ar_AE" w:bidi="ar_AE"/>
         </w:rPr>
         <w:t>إلى جانب الأنبياء الحقيقيين (</w:t>
@@ -1783,6 +2219,8 @@
       <w:hyperlink r:id="rId52">
         <w:r>
           <w:rPr>
+            <w:rtl/>
+            <w:cs/>
             <w:lang w:val="ar_AE" w:bidi="ar_AE"/>
           </w:rPr>
           <w:rPr>
@@ -1794,27 +2232,35 @@
       </w:hyperlink>
       <w:r>
         <w:rPr>
+          <w:rtl/>
+          <w:cs/>
           <w:lang w:val="ar_AE" w:bidi="ar_AE"/>
         </w:rPr>
         <w:t>)، كان هناك دائمًا أنبياء كذبة يتلقون دينونة الله.</w:t>
       </w:r>
       <w:r>
         <w:rPr>
-          <w:lang w:val="ar_AE" w:bidi="ar_AE"/>
-        </w:rPr>
-      </w:r>
-      <w:r>
-        <w:rPr>
-          <w:lang w:val="ar_AE" w:bidi="ar_AE"/>
-        </w:rPr>
-      </w:r>
-    </w:p>
-    <w:p>
-      <w:pPr>
-        <w:bidi/>
-      </w:pPr>
-      <w:r>
-        <w:rPr>
+          <w:rtl/>
+          <w:cs/>
+          <w:lang w:val="ar_AE" w:bidi="ar_AE"/>
+        </w:rPr>
+      </w:r>
+      <w:r>
+        <w:rPr>
+          <w:rtl/>
+          <w:cs/>
+          <w:lang w:val="ar_AE" w:bidi="ar_AE"/>
+        </w:rPr>
+      </w:r>
+    </w:p>
+    <w:p>
+      <w:pPr>
+        <w:bidi/>
+      </w:pPr>
+      <w:r>
+        <w:rPr>
+          <w:rtl/>
+          <w:cs/>
           <w:lang w:val="ar_AE" w:bidi="ar_AE"/>
         </w:rPr>
       </w:r>
@@ -1826,48 +2272,62 @@
       </w:pPr>
       <w:r>
         <w:rPr>
+          <w:rtl/>
+          <w:cs/>
           <w:lang w:val="ar_AE" w:bidi="ar_AE"/>
         </w:rPr>
         <w:t>2 بطرس 2: 2</w:t>
       </w:r>
       <w:r>
         <w:rPr>
-          <w:lang w:val="ar_AE" w:bidi="ar_AE"/>
-        </w:rPr>
-      </w:r>
-    </w:p>
-    <w:p>
-      <w:pPr>
-        <w:bidi/>
-      </w:pPr>
-      <w:r>
-        <w:rPr>
-          <w:lang w:val="ar_AE" w:bidi="ar_AE"/>
-        </w:rPr>
-      </w:r>
-      <w:r>
-        <w:rPr>
+          <w:rtl/>
+          <w:cs/>
+          <w:lang w:val="ar_AE" w:bidi="ar_AE"/>
+        </w:rPr>
+      </w:r>
+    </w:p>
+    <w:p>
+      <w:pPr>
+        <w:bidi/>
+      </w:pPr>
+      <w:r>
+        <w:rPr>
+          <w:rtl/>
+          <w:cs/>
+          <w:lang w:val="ar_AE" w:bidi="ar_AE"/>
+        </w:rPr>
+      </w:r>
+      <w:r>
+        <w:rPr>
+          <w:rtl/>
+          <w:cs/>
           <w:lang w:val="ar_AE" w:bidi="ar_AE"/>
         </w:rPr>
         <w:t>من أكثر الآثار المؤلمة للتعليم الزائف هو أن طريق الحق سيُشوَّه أمام العالم المراقب. فمن خلال سلوكهم غير الأخلاقي والجشع، يجلب المُعَلِّمون الزائفون التجديف والعار على المسيح.</w:t>
       </w:r>
       <w:r>
         <w:rPr>
-          <w:lang w:val="ar_AE" w:bidi="ar_AE"/>
-        </w:rPr>
-      </w:r>
-      <w:r>
-        <w:rPr>
-          <w:lang w:val="ar_AE" w:bidi="ar_AE"/>
-        </w:rPr>
-      </w:r>
-    </w:p>
-    <w:p>
-      <w:pPr>
-        <w:bidi/>
-      </w:pPr>
-      <w:r>
-        <w:rPr>
+          <w:rtl/>
+          <w:cs/>
+          <w:lang w:val="ar_AE" w:bidi="ar_AE"/>
+        </w:rPr>
+      </w:r>
+      <w:r>
+        <w:rPr>
+          <w:rtl/>
+          <w:cs/>
+          <w:lang w:val="ar_AE" w:bidi="ar_AE"/>
+        </w:rPr>
+      </w:r>
+    </w:p>
+    <w:p>
+      <w:pPr>
+        <w:bidi/>
+      </w:pPr>
+      <w:r>
+        <w:rPr>
+          <w:rtl/>
+          <w:cs/>
           <w:lang w:val="ar_AE" w:bidi="ar_AE"/>
         </w:rPr>
       </w:r>
@@ -1879,27 +2339,35 @@
       </w:pPr>
       <w:r>
         <w:rPr>
+          <w:rtl/>
+          <w:cs/>
           <w:lang w:val="ar_AE" w:bidi="ar_AE"/>
         </w:rPr>
         <w:t>2 بطرس 2: 4</w:t>
       </w:r>
       <w:r>
         <w:rPr>
-          <w:lang w:val="ar_AE" w:bidi="ar_AE"/>
-        </w:rPr>
-      </w:r>
-    </w:p>
-    <w:p>
-      <w:pPr>
-        <w:bidi/>
-      </w:pPr>
-      <w:r>
-        <w:rPr>
-          <w:lang w:val="ar_AE" w:bidi="ar_AE"/>
-        </w:rPr>
-      </w:r>
-      <w:r>
-        <w:rPr>
+          <w:rtl/>
+          <w:cs/>
+          <w:lang w:val="ar_AE" w:bidi="ar_AE"/>
+        </w:rPr>
+      </w:r>
+    </w:p>
+    <w:p>
+      <w:pPr>
+        <w:bidi/>
+      </w:pPr>
+      <w:r>
+        <w:rPr>
+          <w:rtl/>
+          <w:cs/>
+          <w:lang w:val="ar_AE" w:bidi="ar_AE"/>
+        </w:rPr>
+      </w:r>
+      <w:r>
+        <w:rPr>
+          <w:rtl/>
+          <w:cs/>
           <w:lang w:val="ar_AE" w:bidi="ar_AE"/>
         </w:rPr>
         <w:t xml:space="preserve">المثال الأول للقضاء الإلهي هو على ملائكة قد أخطأوا: كانت التقاليد اليهودية الشائعة تشير إلى أن "أبناء الله" في </w:t>
@@ -1907,6 +2375,8 @@
       <w:hyperlink r:id="rId53">
         <w:r>
           <w:rPr>
+            <w:rtl/>
+            <w:cs/>
             <w:lang w:val="ar_AE" w:bidi="ar_AE"/>
           </w:rPr>
           <w:rPr>
@@ -1918,6 +2388,8 @@
       </w:hyperlink>
       <w:r>
         <w:rPr>
+          <w:rtl/>
+          <w:cs/>
           <w:lang w:val="ar_AE" w:bidi="ar_AE"/>
         </w:rPr>
         <w:t xml:space="preserve"> (والذي يُفهم أنه إشارة للملائكة) قد مارسوا الجنس مع النساء، ولذلك أدانهم الله في ذلك الوقت (انظر </w:t>
@@ -1925,12 +2397,16 @@
       <w:r>
         <w:rPr>
           <w:i/>
+          <w:rtl/>
+          <w:cs/>
           <w:lang w:val="ar_AE" w:bidi="ar_AE"/>
         </w:rPr>
         <w:t>1 أخنوخ</w:t>
       </w:r>
       <w:r>
         <w:rPr>
+          <w:rtl/>
+          <w:cs/>
           <w:lang w:val="ar_AE" w:bidi="ar_AE"/>
         </w:rPr>
         <w:t xml:space="preserve"> 6–10؛ قارن </w:t>
@@ -1938,6 +2414,8 @@
       <w:hyperlink r:id="rId54">
         <w:r>
           <w:rPr>
+            <w:rtl/>
+            <w:cs/>
             <w:lang w:val="ar_AE" w:bidi="ar_AE"/>
           </w:rPr>
           <w:rPr>
@@ -1949,6 +2427,8 @@
       </w:hyperlink>
       <w:r>
         <w:rPr>
+          <w:rtl/>
+          <w:cs/>
           <w:lang w:val="ar_AE" w:bidi="ar_AE"/>
         </w:rPr>
         <w:t xml:space="preserve">؛ </w:t>
@@ -1956,6 +2436,8 @@
       <w:hyperlink r:id="rId55">
         <w:r>
           <w:rPr>
+            <w:rtl/>
+            <w:cs/>
             <w:lang w:val="ar_AE" w:bidi="ar_AE"/>
           </w:rPr>
           <w:rPr>
@@ -1967,27 +2449,35 @@
       </w:hyperlink>
       <w:r>
         <w:rPr>
+          <w:rtl/>
+          <w:cs/>
           <w:lang w:val="ar_AE" w:bidi="ar_AE"/>
         </w:rPr>
         <w:t>). • بَلْ فِي سَلاَسِلِ الظَّلاَمِ طَرَحَهُمْ فِي جَهَنَّمَ: كان هذا الوصف للعالم السفلي شائعًا في العالم القديم وربما يكون مجازيًا.</w:t>
       </w:r>
       <w:r>
         <w:rPr>
-          <w:lang w:val="ar_AE" w:bidi="ar_AE"/>
-        </w:rPr>
-      </w:r>
-      <w:r>
-        <w:rPr>
-          <w:lang w:val="ar_AE" w:bidi="ar_AE"/>
-        </w:rPr>
-      </w:r>
-    </w:p>
-    <w:p>
-      <w:pPr>
-        <w:bidi/>
-      </w:pPr>
-      <w:r>
-        <w:rPr>
+          <w:rtl/>
+          <w:cs/>
+          <w:lang w:val="ar_AE" w:bidi="ar_AE"/>
+        </w:rPr>
+      </w:r>
+      <w:r>
+        <w:rPr>
+          <w:rtl/>
+          <w:cs/>
+          <w:lang w:val="ar_AE" w:bidi="ar_AE"/>
+        </w:rPr>
+      </w:r>
+    </w:p>
+    <w:p>
+      <w:pPr>
+        <w:bidi/>
+      </w:pPr>
+      <w:r>
+        <w:rPr>
+          <w:rtl/>
+          <w:cs/>
           <w:lang w:val="ar_AE" w:bidi="ar_AE"/>
         </w:rPr>
       </w:r>
@@ -1999,27 +2489,35 @@
       </w:pPr>
       <w:r>
         <w:rPr>
+          <w:rtl/>
+          <w:cs/>
           <w:lang w:val="ar_AE" w:bidi="ar_AE"/>
         </w:rPr>
         <w:t>2 بطرس 2: 4–10</w:t>
       </w:r>
       <w:r>
         <w:rPr>
-          <w:lang w:val="ar_AE" w:bidi="ar_AE"/>
-        </w:rPr>
-      </w:r>
-    </w:p>
-    <w:p>
-      <w:pPr>
-        <w:bidi/>
-      </w:pPr>
-      <w:r>
-        <w:rPr>
-          <w:lang w:val="ar_AE" w:bidi="ar_AE"/>
-        </w:rPr>
-      </w:r>
-      <w:r>
-        <w:rPr>
+          <w:rtl/>
+          <w:cs/>
+          <w:lang w:val="ar_AE" w:bidi="ar_AE"/>
+        </w:rPr>
+      </w:r>
+    </w:p>
+    <w:p>
+      <w:pPr>
+        <w:bidi/>
+      </w:pPr>
+      <w:r>
+        <w:rPr>
+          <w:rtl/>
+          <w:cs/>
+          <w:lang w:val="ar_AE" w:bidi="ar_AE"/>
+        </w:rPr>
+      </w:r>
+      <w:r>
+        <w:rPr>
+          <w:rtl/>
+          <w:cs/>
           <w:lang w:val="ar_AE" w:bidi="ar_AE"/>
         </w:rPr>
         <w:t xml:space="preserve">تظهر ثلاثة أمثلة من العهد القديم للدينونة تُعلن أن الله سيُنصف أولئك الذين يظلون أمناء له، وسيُدين أولئك الذين ينكرونه، بما في ذلك المُعَلِّمين الكذبة (انظر </w:t>
@@ -2027,6 +2525,8 @@
       <w:hyperlink r:id="rId56">
         <w:r>
           <w:rPr>
+            <w:rtl/>
+            <w:cs/>
             <w:lang w:val="ar_AE" w:bidi="ar_AE"/>
           </w:rPr>
           <w:rPr>
@@ -2038,27 +2538,35 @@
       </w:hyperlink>
       <w:r>
         <w:rPr>
+          <w:rtl/>
+          <w:cs/>
           <w:lang w:val="ar_AE" w:bidi="ar_AE"/>
         </w:rPr>
         <w:t>).</w:t>
       </w:r>
       <w:r>
         <w:rPr>
-          <w:lang w:val="ar_AE" w:bidi="ar_AE"/>
-        </w:rPr>
-      </w:r>
-      <w:r>
-        <w:rPr>
-          <w:lang w:val="ar_AE" w:bidi="ar_AE"/>
-        </w:rPr>
-      </w:r>
-    </w:p>
-    <w:p>
-      <w:pPr>
-        <w:bidi/>
-      </w:pPr>
-      <w:r>
-        <w:rPr>
+          <w:rtl/>
+          <w:cs/>
+          <w:lang w:val="ar_AE" w:bidi="ar_AE"/>
+        </w:rPr>
+      </w:r>
+      <w:r>
+        <w:rPr>
+          <w:rtl/>
+          <w:cs/>
+          <w:lang w:val="ar_AE" w:bidi="ar_AE"/>
+        </w:rPr>
+      </w:r>
+    </w:p>
+    <w:p>
+      <w:pPr>
+        <w:bidi/>
+      </w:pPr>
+      <w:r>
+        <w:rPr>
+          <w:rtl/>
+          <w:cs/>
           <w:lang w:val="ar_AE" w:bidi="ar_AE"/>
         </w:rPr>
       </w:r>
@@ -2070,27 +2578,35 @@
       </w:pPr>
       <w:r>
         <w:rPr>
+          <w:rtl/>
+          <w:cs/>
           <w:lang w:val="ar_AE" w:bidi="ar_AE"/>
         </w:rPr>
         <w:t>2 بطرس 2: 5</w:t>
       </w:r>
       <w:r>
         <w:rPr>
-          <w:lang w:val="ar_AE" w:bidi="ar_AE"/>
-        </w:rPr>
-      </w:r>
-    </w:p>
-    <w:p>
-      <w:pPr>
-        <w:bidi/>
-      </w:pPr>
-      <w:r>
-        <w:rPr>
-          <w:lang w:val="ar_AE" w:bidi="ar_AE"/>
-        </w:rPr>
-      </w:r>
-      <w:r>
-        <w:rPr>
+          <w:rtl/>
+          <w:cs/>
+          <w:lang w:val="ar_AE" w:bidi="ar_AE"/>
+        </w:rPr>
+      </w:r>
+    </w:p>
+    <w:p>
+      <w:pPr>
+        <w:bidi/>
+      </w:pPr>
+      <w:r>
+        <w:rPr>
+          <w:rtl/>
+          <w:cs/>
+          <w:lang w:val="ar_AE" w:bidi="ar_AE"/>
+        </w:rPr>
+      </w:r>
+      <w:r>
+        <w:rPr>
+          <w:rtl/>
+          <w:cs/>
           <w:lang w:val="ar_AE" w:bidi="ar_AE"/>
         </w:rPr>
         <w:t xml:space="preserve">المثال الثاني للقضاء والدينونة هو أن الله لم يترك العالم القديم في زمن نوح. ففي الطوفان، أهلك الله كل الحياة البشرية باستثناء نوح وعائلته (انظر </w:t>
@@ -2098,6 +2614,8 @@
       <w:hyperlink r:id="rId57">
         <w:r>
           <w:rPr>
+            <w:rtl/>
+            <w:cs/>
             <w:lang w:val="ar_AE" w:bidi="ar_AE"/>
           </w:rPr>
           <w:rPr>
@@ -2109,27 +2627,35 @@
       </w:hyperlink>
       <w:r>
         <w:rPr>
+          <w:rtl/>
+          <w:cs/>
           <w:lang w:val="ar_AE" w:bidi="ar_AE"/>
         </w:rPr>
         <w:t>).</w:t>
       </w:r>
       <w:r>
         <w:rPr>
-          <w:lang w:val="ar_AE" w:bidi="ar_AE"/>
-        </w:rPr>
-      </w:r>
-      <w:r>
-        <w:rPr>
-          <w:lang w:val="ar_AE" w:bidi="ar_AE"/>
-        </w:rPr>
-      </w:r>
-    </w:p>
-    <w:p>
-      <w:pPr>
-        <w:bidi/>
-      </w:pPr>
-      <w:r>
-        <w:rPr>
+          <w:rtl/>
+          <w:cs/>
+          <w:lang w:val="ar_AE" w:bidi="ar_AE"/>
+        </w:rPr>
+      </w:r>
+      <w:r>
+        <w:rPr>
+          <w:rtl/>
+          <w:cs/>
+          <w:lang w:val="ar_AE" w:bidi="ar_AE"/>
+        </w:rPr>
+      </w:r>
+    </w:p>
+    <w:p>
+      <w:pPr>
+        <w:bidi/>
+      </w:pPr>
+      <w:r>
+        <w:rPr>
+          <w:rtl/>
+          <w:cs/>
           <w:lang w:val="ar_AE" w:bidi="ar_AE"/>
         </w:rPr>
       </w:r>
@@ -2141,27 +2667,35 @@
       </w:pPr>
       <w:r>
         <w:rPr>
+          <w:rtl/>
+          <w:cs/>
           <w:lang w:val="ar_AE" w:bidi="ar_AE"/>
         </w:rPr>
         <w:t>2 بطرس 2: 6</w:t>
       </w:r>
       <w:r>
         <w:rPr>
-          <w:lang w:val="ar_AE" w:bidi="ar_AE"/>
-        </w:rPr>
-      </w:r>
-    </w:p>
-    <w:p>
-      <w:pPr>
-        <w:bidi/>
-      </w:pPr>
-      <w:r>
-        <w:rPr>
-          <w:lang w:val="ar_AE" w:bidi="ar_AE"/>
-        </w:rPr>
-      </w:r>
-      <w:r>
-        <w:rPr>
+          <w:rtl/>
+          <w:cs/>
+          <w:lang w:val="ar_AE" w:bidi="ar_AE"/>
+        </w:rPr>
+      </w:r>
+    </w:p>
+    <w:p>
+      <w:pPr>
+        <w:bidi/>
+      </w:pPr>
+      <w:r>
+        <w:rPr>
+          <w:rtl/>
+          <w:cs/>
+          <w:lang w:val="ar_AE" w:bidi="ar_AE"/>
+        </w:rPr>
+      </w:r>
+      <w:r>
+        <w:rPr>
+          <w:rtl/>
+          <w:cs/>
           <w:lang w:val="ar_AE" w:bidi="ar_AE"/>
         </w:rPr>
         <w:t>المثال الثالث للحكم والدينونة هو أن الله أدان مُدن سدوم وعمورة. فقد كان سكان هذه المدن غير أخلاقيين إلى درجة أن الله أمطر عليهم الكبريت من السماء لتدميرهم (</w:t>
@@ -2169,6 +2703,8 @@
       <w:hyperlink r:id="rId58">
         <w:r>
           <w:rPr>
+            <w:rtl/>
+            <w:cs/>
             <w:lang w:val="ar_AE" w:bidi="ar_AE"/>
           </w:rPr>
           <w:rPr>
@@ -2180,27 +2716,35 @@
       </w:hyperlink>
       <w:r>
         <w:rPr>
+          <w:rtl/>
+          <w:cs/>
           <w:lang w:val="ar_AE" w:bidi="ar_AE"/>
         </w:rPr>
         <w:t>). ويركز بطرس هنا على نتيجة هذا الفعل: حيث تحولت المدن إلى أكوام من الرماد.</w:t>
       </w:r>
       <w:r>
         <w:rPr>
-          <w:lang w:val="ar_AE" w:bidi="ar_AE"/>
-        </w:rPr>
-      </w:r>
-      <w:r>
-        <w:rPr>
-          <w:lang w:val="ar_AE" w:bidi="ar_AE"/>
-        </w:rPr>
-      </w:r>
-    </w:p>
-    <w:p>
-      <w:pPr>
-        <w:bidi/>
-      </w:pPr>
-      <w:r>
-        <w:rPr>
+          <w:rtl/>
+          <w:cs/>
+          <w:lang w:val="ar_AE" w:bidi="ar_AE"/>
+        </w:rPr>
+      </w:r>
+      <w:r>
+        <w:rPr>
+          <w:rtl/>
+          <w:cs/>
+          <w:lang w:val="ar_AE" w:bidi="ar_AE"/>
+        </w:rPr>
+      </w:r>
+    </w:p>
+    <w:p>
+      <w:pPr>
+        <w:bidi/>
+      </w:pPr>
+      <w:r>
+        <w:rPr>
+          <w:rtl/>
+          <w:cs/>
           <w:lang w:val="ar_AE" w:bidi="ar_AE"/>
         </w:rPr>
       </w:r>
@@ -2212,39 +2756,51 @@
       </w:pPr>
       <w:r>
         <w:rPr>
+          <w:rtl/>
+          <w:cs/>
           <w:lang w:val="ar_AE" w:bidi="ar_AE"/>
         </w:rPr>
         <w:t>2 بطرس 2: 7–8</w:t>
       </w:r>
       <w:r>
         <w:rPr>
-          <w:lang w:val="ar_AE" w:bidi="ar_AE"/>
-        </w:rPr>
-      </w:r>
-    </w:p>
-    <w:p>
-      <w:pPr>
-        <w:bidi/>
-      </w:pPr>
-      <w:r>
-        <w:rPr>
-          <w:lang w:val="ar_AE" w:bidi="ar_AE"/>
-        </w:rPr>
-      </w:r>
-      <w:r>
-        <w:rPr>
+          <w:rtl/>
+          <w:cs/>
+          <w:lang w:val="ar_AE" w:bidi="ar_AE"/>
+        </w:rPr>
+      </w:r>
+    </w:p>
+    <w:p>
+      <w:pPr>
+        <w:bidi/>
+      </w:pPr>
+      <w:r>
+        <w:rPr>
+          <w:rtl/>
+          <w:cs/>
+          <w:lang w:val="ar_AE" w:bidi="ar_AE"/>
+        </w:rPr>
+      </w:r>
+      <w:r>
+        <w:rPr>
+          <w:rtl/>
+          <w:cs/>
           <w:lang w:val="ar_AE" w:bidi="ar_AE"/>
         </w:rPr>
         <w:t>لا يصف العهد القديم لوطًا كإنسان بار للغاية (انظر الملف الشخصي التعريفي ل “</w:t>
       </w:r>
       <w:r>
         <w:rPr>
+          <w:rtl/>
+          <w:cs/>
           <w:lang w:val="ar_AE" w:bidi="ar_AE"/>
         </w:rPr>
         <w:t>لوط</w:t>
       </w:r>
       <w:r>
         <w:rPr>
+          <w:rtl/>
+          <w:cs/>
           <w:lang w:val="ar_AE" w:bidi="ar_AE"/>
         </w:rPr>
         <w:t xml:space="preserve">”). ومع ذلك، فقد ظل في الغالب أمينًا لله. بعض الكتابات اليهودية اللاحقة تصفه أيضًا بأنه </w:t>
@@ -2252,12 +2808,16 @@
       <w:r>
         <w:rPr>
           <w:i/>
+          <w:rtl/>
+          <w:cs/>
           <w:lang w:val="ar_AE" w:bidi="ar_AE"/>
         </w:rPr>
         <w:t>بار</w:t>
       </w:r>
       <w:r>
         <w:rPr>
+          <w:rtl/>
+          <w:cs/>
           <w:lang w:val="ar_AE" w:bidi="ar_AE"/>
         </w:rPr>
         <w:t xml:space="preserve"> (انظر </w:t>
@@ -2265,33 +2825,43 @@
       <w:r>
         <w:rPr>
           <w:i/>
+          <w:rtl/>
+          <w:cs/>
           <w:lang w:val="ar_AE" w:bidi="ar_AE"/>
         </w:rPr>
         <w:t>حكمة سليمان</w:t>
       </w:r>
       <w:r>
         <w:rPr>
+          <w:rtl/>
+          <w:cs/>
           <w:lang w:val="ar_AE" w:bidi="ar_AE"/>
         </w:rPr>
         <w:t xml:space="preserve"> 10:6; 19:17).</w:t>
       </w:r>
       <w:r>
         <w:rPr>
-          <w:lang w:val="ar_AE" w:bidi="ar_AE"/>
-        </w:rPr>
-      </w:r>
-      <w:r>
-        <w:rPr>
-          <w:lang w:val="ar_AE" w:bidi="ar_AE"/>
-        </w:rPr>
-      </w:r>
-    </w:p>
-    <w:p>
-      <w:pPr>
-        <w:bidi/>
-      </w:pPr>
-      <w:r>
-        <w:rPr>
+          <w:rtl/>
+          <w:cs/>
+          <w:lang w:val="ar_AE" w:bidi="ar_AE"/>
+        </w:rPr>
+      </w:r>
+      <w:r>
+        <w:rPr>
+          <w:rtl/>
+          <w:cs/>
+          <w:lang w:val="ar_AE" w:bidi="ar_AE"/>
+        </w:rPr>
+      </w:r>
+    </w:p>
+    <w:p>
+      <w:pPr>
+        <w:bidi/>
+      </w:pPr>
+      <w:r>
+        <w:rPr>
+          <w:rtl/>
+          <w:cs/>
           <w:lang w:val="ar_AE" w:bidi="ar_AE"/>
         </w:rPr>
       </w:r>
@@ -2303,27 +2873,35 @@
       </w:pPr>
       <w:r>
         <w:rPr>
+          <w:rtl/>
+          <w:cs/>
           <w:lang w:val="ar_AE" w:bidi="ar_AE"/>
         </w:rPr>
         <w:t>2 بطرس 2: 9</w:t>
       </w:r>
       <w:r>
         <w:rPr>
-          <w:lang w:val="ar_AE" w:bidi="ar_AE"/>
-        </w:rPr>
-      </w:r>
-    </w:p>
-    <w:p>
-      <w:pPr>
-        <w:bidi/>
-      </w:pPr>
-      <w:r>
-        <w:rPr>
-          <w:lang w:val="ar_AE" w:bidi="ar_AE"/>
-        </w:rPr>
-      </w:r>
-      <w:r>
-        <w:rPr>
+          <w:rtl/>
+          <w:cs/>
+          <w:lang w:val="ar_AE" w:bidi="ar_AE"/>
+        </w:rPr>
+      </w:r>
+    </w:p>
+    <w:p>
+      <w:pPr>
+        <w:bidi/>
+      </w:pPr>
+      <w:r>
+        <w:rPr>
+          <w:rtl/>
+          <w:cs/>
+          <w:lang w:val="ar_AE" w:bidi="ar_AE"/>
+        </w:rPr>
+      </w:r>
+      <w:r>
+        <w:rPr>
+          <w:rtl/>
+          <w:cs/>
           <w:lang w:val="ar_AE" w:bidi="ar_AE"/>
         </w:rPr>
         <w:t>يَعْلَمُ الرَّبُّ أَنْ يُنْقِذَ الأَتْقِيَاءَ مِنَ التَّجْرِبَةِ: كما يتضح من عائلة نوح (</w:t>
@@ -2331,6 +2909,8 @@
       <w:hyperlink r:id="rId59">
         <w:r>
           <w:rPr>
+            <w:rtl/>
+            <w:cs/>
             <w:lang w:val="ar_AE" w:bidi="ar_AE"/>
           </w:rPr>
           <w:rPr>
@@ -2342,6 +2922,8 @@
       </w:hyperlink>
       <w:r>
         <w:rPr>
+          <w:rtl/>
+          <w:cs/>
           <w:lang w:val="ar_AE" w:bidi="ar_AE"/>
         </w:rPr>
         <w:t>) ولوط (</w:t>
@@ -2349,6 +2931,8 @@
       <w:hyperlink r:id="rId60">
         <w:r>
           <w:rPr>
+            <w:rtl/>
+            <w:cs/>
             <w:lang w:val="ar_AE" w:bidi="ar_AE"/>
           </w:rPr>
           <w:rPr>
@@ -2360,27 +2944,35 @@
       </w:hyperlink>
       <w:r>
         <w:rPr>
+          <w:rtl/>
+          <w:cs/>
           <w:lang w:val="ar_AE" w:bidi="ar_AE"/>
         </w:rPr>
         <w:t>)، فإن الرب مُخْلِص وأمين لشعبه. وقد كان قُراء بطرس بحاجة إلى تأكيد أن جهادهم كي يعيشوا حياة تقية في مواجهة التعليم الزائف وازدراء العالم سيُكافأ.</w:t>
       </w:r>
       <w:r>
         <w:rPr>
-          <w:lang w:val="ar_AE" w:bidi="ar_AE"/>
-        </w:rPr>
-      </w:r>
-      <w:r>
-        <w:rPr>
-          <w:lang w:val="ar_AE" w:bidi="ar_AE"/>
-        </w:rPr>
-      </w:r>
-    </w:p>
-    <w:p>
-      <w:pPr>
-        <w:bidi/>
-      </w:pPr>
-      <w:r>
-        <w:rPr>
+          <w:rtl/>
+          <w:cs/>
+          <w:lang w:val="ar_AE" w:bidi="ar_AE"/>
+        </w:rPr>
+      </w:r>
+      <w:r>
+        <w:rPr>
+          <w:rtl/>
+          <w:cs/>
+          <w:lang w:val="ar_AE" w:bidi="ar_AE"/>
+        </w:rPr>
+      </w:r>
+    </w:p>
+    <w:p>
+      <w:pPr>
+        <w:bidi/>
+      </w:pPr>
+      <w:r>
+        <w:rPr>
+          <w:rtl/>
+          <w:cs/>
           <w:lang w:val="ar_AE" w:bidi="ar_AE"/>
         </w:rPr>
       </w:r>
@@ -2392,27 +2984,35 @@
       </w:pPr>
       <w:r>
         <w:rPr>
+          <w:rtl/>
+          <w:cs/>
           <w:lang w:val="ar_AE" w:bidi="ar_AE"/>
         </w:rPr>
         <w:t>2 بطرس 2: 10أ</w:t>
       </w:r>
       <w:r>
         <w:rPr>
-          <w:lang w:val="ar_AE" w:bidi="ar_AE"/>
-        </w:rPr>
-      </w:r>
-    </w:p>
-    <w:p>
-      <w:pPr>
-        <w:bidi/>
-      </w:pPr>
-      <w:r>
-        <w:rPr>
-          <w:lang w:val="ar_AE" w:bidi="ar_AE"/>
-        </w:rPr>
-      </w:r>
-      <w:r>
-        <w:rPr>
+          <w:rtl/>
+          <w:cs/>
+          <w:lang w:val="ar_AE" w:bidi="ar_AE"/>
+        </w:rPr>
+      </w:r>
+    </w:p>
+    <w:p>
+      <w:pPr>
+        <w:bidi/>
+      </w:pPr>
+      <w:r>
+        <w:rPr>
+          <w:rtl/>
+          <w:cs/>
+          <w:lang w:val="ar_AE" w:bidi="ar_AE"/>
+        </w:rPr>
+      </w:r>
+      <w:r>
+        <w:rPr>
+          <w:rtl/>
+          <w:cs/>
           <w:lang w:val="ar_AE" w:bidi="ar_AE"/>
         </w:rPr>
         <w:t xml:space="preserve">فِي شَهْوَةِ النَّجَاسَةِ: يُقصد بها هنا الشهوة الجنسية غير المشروعة عمومًا وربما تشير بشكل خاص إلى المثلية الجنسية (قارن بالإشارة إلى سدوم وعمورة، </w:t>
@@ -2420,6 +3020,8 @@
       <w:hyperlink r:id="rId61">
         <w:r>
           <w:rPr>
+            <w:rtl/>
+            <w:cs/>
             <w:lang w:val="ar_AE" w:bidi="ar_AE"/>
           </w:rPr>
           <w:rPr>
@@ -2431,27 +3033,35 @@
       </w:hyperlink>
       <w:r>
         <w:rPr>
+          <w:rtl/>
+          <w:cs/>
           <w:lang w:val="ar_AE" w:bidi="ar_AE"/>
         </w:rPr>
         <w:t>). • كان المُعَلِّمون الكذبة متغطرسين إلى حد أنهم رفضوا الاستماع إلى أي سلطة غير سلطتهم الخاصة.</w:t>
       </w:r>
       <w:r>
         <w:rPr>
-          <w:lang w:val="ar_AE" w:bidi="ar_AE"/>
-        </w:rPr>
-      </w:r>
-      <w:r>
-        <w:rPr>
-          <w:lang w:val="ar_AE" w:bidi="ar_AE"/>
-        </w:rPr>
-      </w:r>
-    </w:p>
-    <w:p>
-      <w:pPr>
-        <w:bidi/>
-      </w:pPr>
-      <w:r>
-        <w:rPr>
+          <w:rtl/>
+          <w:cs/>
+          <w:lang w:val="ar_AE" w:bidi="ar_AE"/>
+        </w:rPr>
+      </w:r>
+      <w:r>
+        <w:rPr>
+          <w:rtl/>
+          <w:cs/>
+          <w:lang w:val="ar_AE" w:bidi="ar_AE"/>
+        </w:rPr>
+      </w:r>
+    </w:p>
+    <w:p>
+      <w:pPr>
+        <w:bidi/>
+      </w:pPr>
+      <w:r>
+        <w:rPr>
+          <w:rtl/>
+          <w:cs/>
           <w:lang w:val="ar_AE" w:bidi="ar_AE"/>
         </w:rPr>
       </w:r>
@@ -2463,27 +3073,35 @@
       </w:pPr>
       <w:r>
         <w:rPr>
+          <w:rtl/>
+          <w:cs/>
           <w:lang w:val="ar_AE" w:bidi="ar_AE"/>
         </w:rPr>
         <w:t>2 بطرس 2: 10ب</w:t>
       </w:r>
       <w:r>
         <w:rPr>
-          <w:lang w:val="ar_AE" w:bidi="ar_AE"/>
-        </w:rPr>
-      </w:r>
-    </w:p>
-    <w:p>
-      <w:pPr>
-        <w:bidi/>
-      </w:pPr>
-      <w:r>
-        <w:rPr>
-          <w:lang w:val="ar_AE" w:bidi="ar_AE"/>
-        </w:rPr>
-      </w:r>
-      <w:r>
-        <w:rPr>
+          <w:rtl/>
+          <w:cs/>
+          <w:lang w:val="ar_AE" w:bidi="ar_AE"/>
+        </w:rPr>
+      </w:r>
+    </w:p>
+    <w:p>
+      <w:pPr>
+        <w:bidi/>
+      </w:pPr>
+      <w:r>
+        <w:rPr>
+          <w:rtl/>
+          <w:cs/>
+          <w:lang w:val="ar_AE" w:bidi="ar_AE"/>
+        </w:rPr>
+      </w:r>
+      <w:r>
+        <w:rPr>
+          <w:rtl/>
+          <w:cs/>
           <w:lang w:val="ar_AE" w:bidi="ar_AE"/>
         </w:rPr>
         <w:t xml:space="preserve">عَلَى ذَوِي الأَمْجَادِ: قد يكونوا ملائكة أشرار، على عكس الملائكة المذكورة في </w:t>
@@ -2491,6 +3109,8 @@
       <w:hyperlink r:id="rId62">
         <w:r>
           <w:rPr>
+            <w:rtl/>
+            <w:cs/>
             <w:lang w:val="ar_AE" w:bidi="ar_AE"/>
           </w:rPr>
           <w:rPr>
@@ -2502,27 +3122,35 @@
       </w:hyperlink>
       <w:r>
         <w:rPr>
+          <w:rtl/>
+          <w:cs/>
           <w:lang w:val="ar_AE" w:bidi="ar_AE"/>
         </w:rPr>
         <w:t>. ومن غير المناسب السخرية حتى من الملائكة الشريرة، لأنهم يحملون علامة أصلهم المجيد - فهم يمتلكون قوة حقيقية ويُشَكِّلون تهديدًا حقيقيًا للبشر.</w:t>
       </w:r>
       <w:r>
         <w:rPr>
-          <w:lang w:val="ar_AE" w:bidi="ar_AE"/>
-        </w:rPr>
-      </w:r>
-      <w:r>
-        <w:rPr>
-          <w:lang w:val="ar_AE" w:bidi="ar_AE"/>
-        </w:rPr>
-      </w:r>
-    </w:p>
-    <w:p>
-      <w:pPr>
-        <w:bidi/>
-      </w:pPr>
-      <w:r>
-        <w:rPr>
+          <w:rtl/>
+          <w:cs/>
+          <w:lang w:val="ar_AE" w:bidi="ar_AE"/>
+        </w:rPr>
+      </w:r>
+      <w:r>
+        <w:rPr>
+          <w:rtl/>
+          <w:cs/>
+          <w:lang w:val="ar_AE" w:bidi="ar_AE"/>
+        </w:rPr>
+      </w:r>
+    </w:p>
+    <w:p>
+      <w:pPr>
+        <w:bidi/>
+      </w:pPr>
+      <w:r>
+        <w:rPr>
+          <w:rtl/>
+          <w:cs/>
           <w:lang w:val="ar_AE" w:bidi="ar_AE"/>
         </w:rPr>
       </w:r>
@@ -2534,48 +3162,62 @@
       </w:pPr>
       <w:r>
         <w:rPr>
+          <w:rtl/>
+          <w:cs/>
           <w:lang w:val="ar_AE" w:bidi="ar_AE"/>
         </w:rPr>
         <w:t>2 بطرس 2: 10–16</w:t>
       </w:r>
       <w:r>
         <w:rPr>
-          <w:lang w:val="ar_AE" w:bidi="ar_AE"/>
-        </w:rPr>
-      </w:r>
-    </w:p>
-    <w:p>
-      <w:pPr>
-        <w:bidi/>
-      </w:pPr>
-      <w:r>
-        <w:rPr>
-          <w:lang w:val="ar_AE" w:bidi="ar_AE"/>
-        </w:rPr>
-      </w:r>
-      <w:r>
-        <w:rPr>
+          <w:rtl/>
+          <w:cs/>
+          <w:lang w:val="ar_AE" w:bidi="ar_AE"/>
+        </w:rPr>
+      </w:r>
+    </w:p>
+    <w:p>
+      <w:pPr>
+        <w:bidi/>
+      </w:pPr>
+      <w:r>
+        <w:rPr>
+          <w:rtl/>
+          <w:cs/>
+          <w:lang w:val="ar_AE" w:bidi="ar_AE"/>
+        </w:rPr>
+      </w:r>
+      <w:r>
+        <w:rPr>
+          <w:rtl/>
+          <w:cs/>
           <w:lang w:val="ar_AE" w:bidi="ar_AE"/>
         </w:rPr>
         <w:t>يُركز هذا الوصف للمُعَلِّمين الكذبة بشكل أكبر على كيفية حياتهم بدلًا من الذي كانوا يُعَلِّمونه.</w:t>
       </w:r>
       <w:r>
         <w:rPr>
-          <w:lang w:val="ar_AE" w:bidi="ar_AE"/>
-        </w:rPr>
-      </w:r>
-      <w:r>
-        <w:rPr>
-          <w:lang w:val="ar_AE" w:bidi="ar_AE"/>
-        </w:rPr>
-      </w:r>
-    </w:p>
-    <w:p>
-      <w:pPr>
-        <w:bidi/>
-      </w:pPr>
-      <w:r>
-        <w:rPr>
+          <w:rtl/>
+          <w:cs/>
+          <w:lang w:val="ar_AE" w:bidi="ar_AE"/>
+        </w:rPr>
+      </w:r>
+      <w:r>
+        <w:rPr>
+          <w:rtl/>
+          <w:cs/>
+          <w:lang w:val="ar_AE" w:bidi="ar_AE"/>
+        </w:rPr>
+      </w:r>
+    </w:p>
+    <w:p>
+      <w:pPr>
+        <w:bidi/>
+      </w:pPr>
+      <w:r>
+        <w:rPr>
+          <w:rtl/>
+          <w:cs/>
           <w:lang w:val="ar_AE" w:bidi="ar_AE"/>
         </w:rPr>
       </w:r>
@@ -2587,48 +3229,62 @@
       </w:pPr>
       <w:r>
         <w:rPr>
+          <w:rtl/>
+          <w:cs/>
           <w:lang w:val="ar_AE" w:bidi="ar_AE"/>
         </w:rPr>
         <w:t>2 بطرس 2: 11</w:t>
       </w:r>
       <w:r>
         <w:rPr>
-          <w:lang w:val="ar_AE" w:bidi="ar_AE"/>
-        </w:rPr>
-      </w:r>
-    </w:p>
-    <w:p>
-      <w:pPr>
-        <w:bidi/>
-      </w:pPr>
-      <w:r>
-        <w:rPr>
-          <w:lang w:val="ar_AE" w:bidi="ar_AE"/>
-        </w:rPr>
-      </w:r>
-      <w:r>
-        <w:rPr>
+          <w:rtl/>
+          <w:cs/>
+          <w:lang w:val="ar_AE" w:bidi="ar_AE"/>
+        </w:rPr>
+      </w:r>
+    </w:p>
+    <w:p>
+      <w:pPr>
+        <w:bidi/>
+      </w:pPr>
+      <w:r>
+        <w:rPr>
+          <w:rtl/>
+          <w:cs/>
+          <w:lang w:val="ar_AE" w:bidi="ar_AE"/>
+        </w:rPr>
+      </w:r>
+      <w:r>
+        <w:rPr>
+          <w:rtl/>
+          <w:cs/>
           <w:lang w:val="ar_AE" w:bidi="ar_AE"/>
         </w:rPr>
         <w:t>حَيْثُ مَلاَئِكَة ... لاَ يُقَدِّمُونَ عَلَيْهِمْ (على ذوي الأمجاد) لَدَى الرَّبِّ حُكْمَ افْتِرَاءٍ (اتهام بالتجديف)، لكن المُعَلِّمين الكذبة كانوا متغطرسين إلى حد أنهم لم يترددوا في القيام بذلك.</w:t>
       </w:r>
       <w:r>
         <w:rPr>
-          <w:lang w:val="ar_AE" w:bidi="ar_AE"/>
-        </w:rPr>
-      </w:r>
-      <w:r>
-        <w:rPr>
-          <w:lang w:val="ar_AE" w:bidi="ar_AE"/>
-        </w:rPr>
-      </w:r>
-    </w:p>
-    <w:p>
-      <w:pPr>
-        <w:bidi/>
-      </w:pPr>
-      <w:r>
-        <w:rPr>
+          <w:rtl/>
+          <w:cs/>
+          <w:lang w:val="ar_AE" w:bidi="ar_AE"/>
+        </w:rPr>
+      </w:r>
+      <w:r>
+        <w:rPr>
+          <w:rtl/>
+          <w:cs/>
+          <w:lang w:val="ar_AE" w:bidi="ar_AE"/>
+        </w:rPr>
+      </w:r>
+    </w:p>
+    <w:p>
+      <w:pPr>
+        <w:bidi/>
+      </w:pPr>
+      <w:r>
+        <w:rPr>
+          <w:rtl/>
+          <w:cs/>
           <w:lang w:val="ar_AE" w:bidi="ar_AE"/>
         </w:rPr>
       </w:r>
@@ -2640,27 +3296,35 @@
       </w:pPr>
       <w:r>
         <w:rPr>
+          <w:rtl/>
+          <w:cs/>
           <w:lang w:val="ar_AE" w:bidi="ar_AE"/>
         </w:rPr>
         <w:t>2 بطرس 2: 13</w:t>
       </w:r>
       <w:r>
         <w:rPr>
-          <w:lang w:val="ar_AE" w:bidi="ar_AE"/>
-        </w:rPr>
-      </w:r>
-    </w:p>
-    <w:p>
-      <w:pPr>
-        <w:bidi/>
-      </w:pPr>
-      <w:r>
-        <w:rPr>
-          <w:lang w:val="ar_AE" w:bidi="ar_AE"/>
-        </w:rPr>
-      </w:r>
-      <w:r>
-        <w:rPr>
+          <w:rtl/>
+          <w:cs/>
+          <w:lang w:val="ar_AE" w:bidi="ar_AE"/>
+        </w:rPr>
+      </w:r>
+    </w:p>
+    <w:p>
+      <w:pPr>
+        <w:bidi/>
+      </w:pPr>
+      <w:r>
+        <w:rPr>
+          <w:rtl/>
+          <w:cs/>
+          <w:lang w:val="ar_AE" w:bidi="ar_AE"/>
+        </w:rPr>
+      </w:r>
+      <w:r>
+        <w:rPr>
+          <w:rtl/>
+          <w:cs/>
           <w:lang w:val="ar_AE" w:bidi="ar_AE"/>
         </w:rPr>
         <w:t xml:space="preserve">يَتَنَعَّمُونَ فِي غُرُورِهِمْ صَانِعِينَ وَلاَئِمَ مَعَكُمْ: قارن </w:t>
@@ -2668,6 +3332,8 @@
       <w:hyperlink r:id="rId63">
         <w:r>
           <w:rPr>
+            <w:rtl/>
+            <w:cs/>
             <w:lang w:val="ar_AE" w:bidi="ar_AE"/>
           </w:rPr>
           <w:rPr>
@@ -2679,6 +3345,8 @@
       </w:hyperlink>
       <w:r>
         <w:rPr>
+          <w:rtl/>
+          <w:cs/>
           <w:lang w:val="ar_AE" w:bidi="ar_AE"/>
         </w:rPr>
         <w:t xml:space="preserve">. كان المؤمنون غالبًا ما يتناولون وجبات الشركة معًا احتفالًا بعمل الرب (انظر </w:t>
@@ -2686,6 +3354,8 @@
       <w:hyperlink r:id="rId64">
         <w:r>
           <w:rPr>
+            <w:rtl/>
+            <w:cs/>
             <w:lang w:val="ar_AE" w:bidi="ar_AE"/>
           </w:rPr>
           <w:rPr>
@@ -2697,6 +3367,8 @@
       </w:hyperlink>
       <w:r>
         <w:rPr>
+          <w:rtl/>
+          <w:cs/>
           <w:lang w:val="ar_AE" w:bidi="ar_AE"/>
         </w:rPr>
         <w:t xml:space="preserve">; </w:t>
@@ -2704,6 +3376,8 @@
       <w:hyperlink r:id="rId65">
         <w:r>
           <w:rPr>
+            <w:rtl/>
+            <w:cs/>
             <w:lang w:val="ar_AE" w:bidi="ar_AE"/>
           </w:rPr>
           <w:rPr>
@@ -2715,6 +3389,8 @@
       </w:hyperlink>
       <w:r>
         <w:rPr>
+          <w:rtl/>
+          <w:cs/>
           <w:lang w:val="ar_AE" w:bidi="ar_AE"/>
         </w:rPr>
         <w:t xml:space="preserve">). وكان المُعَلِّمون الكذبة يستغلون وجبات الشركة هذه كفرص لخداع المؤمنين الحقيقيين. تقرأ بعض المخطوطات </w:t>
@@ -2722,12 +3398,16 @@
       <w:r>
         <w:rPr>
           <w:i/>
+          <w:rtl/>
+          <w:cs/>
           <w:lang w:val="ar_AE" w:bidi="ar_AE"/>
         </w:rPr>
         <w:t>يتنعمون</w:t>
       </w:r>
       <w:r>
         <w:rPr>
+          <w:rtl/>
+          <w:cs/>
           <w:lang w:val="ar_AE" w:bidi="ar_AE"/>
         </w:rPr>
         <w:t xml:space="preserve"> (أو </w:t>
@@ -2735,12 +3415,16 @@
       <w:r>
         <w:rPr>
           <w:i/>
+          <w:rtl/>
+          <w:cs/>
           <w:lang w:val="ar_AE" w:bidi="ar_AE"/>
         </w:rPr>
         <w:t>يعربدون،</w:t>
       </w:r>
       <w:r>
         <w:rPr>
+          <w:rtl/>
+          <w:cs/>
           <w:lang w:val="ar_AE" w:bidi="ar_AE"/>
         </w:rPr>
         <w:t xml:space="preserve"> أو </w:t>
@@ -2748,12 +3432,16 @@
       <w:r>
         <w:rPr>
           <w:i/>
+          <w:rtl/>
+          <w:cs/>
           <w:lang w:val="ar_AE" w:bidi="ar_AE"/>
         </w:rPr>
         <w:t>يسكرون</w:t>
       </w:r>
       <w:r>
         <w:rPr>
+          <w:rtl/>
+          <w:cs/>
           <w:lang w:val="ar_AE" w:bidi="ar_AE"/>
         </w:rPr>
         <w:t xml:space="preserve">) </w:t>
@@ -2761,12 +3449,16 @@
       <w:r>
         <w:rPr>
           <w:i/>
+          <w:rtl/>
+          <w:cs/>
           <w:lang w:val="ar_AE" w:bidi="ar_AE"/>
         </w:rPr>
         <w:t>في ولائمهم المشتركة وهم يأكلون معكم.</w:t>
       </w:r>
       <w:r>
         <w:rPr>
+          <w:rtl/>
+          <w:cs/>
           <w:lang w:val="ar_AE" w:bidi="ar_AE"/>
         </w:rPr>
         <w:t xml:space="preserve"> إذا كانت هذه القراءة صحيحة، فقد كانوا يستخدمون وجبات الشركة للانغماس في المُتَع الذاتية (قارن </w:t>
@@ -2774,6 +3466,8 @@
       <w:hyperlink r:id="rId66">
         <w:r>
           <w:rPr>
+            <w:rtl/>
+            <w:cs/>
             <w:lang w:val="ar_AE" w:bidi="ar_AE"/>
           </w:rPr>
           <w:rPr>
@@ -2785,27 +3479,35 @@
       </w:hyperlink>
       <w:r>
         <w:rPr>
+          <w:rtl/>
+          <w:cs/>
           <w:lang w:val="ar_AE" w:bidi="ar_AE"/>
         </w:rPr>
         <w:t>).</w:t>
       </w:r>
       <w:r>
         <w:rPr>
-          <w:lang w:val="ar_AE" w:bidi="ar_AE"/>
-        </w:rPr>
-      </w:r>
-      <w:r>
-        <w:rPr>
-          <w:lang w:val="ar_AE" w:bidi="ar_AE"/>
-        </w:rPr>
-      </w:r>
-    </w:p>
-    <w:p>
-      <w:pPr>
-        <w:bidi/>
-      </w:pPr>
-      <w:r>
-        <w:rPr>
+          <w:rtl/>
+          <w:cs/>
+          <w:lang w:val="ar_AE" w:bidi="ar_AE"/>
+        </w:rPr>
+      </w:r>
+      <w:r>
+        <w:rPr>
+          <w:rtl/>
+          <w:cs/>
+          <w:lang w:val="ar_AE" w:bidi="ar_AE"/>
+        </w:rPr>
+      </w:r>
+    </w:p>
+    <w:p>
+      <w:pPr>
+        <w:bidi/>
+      </w:pPr>
+      <w:r>
+        <w:rPr>
+          <w:rtl/>
+          <w:cs/>
           <w:lang w:val="ar_AE" w:bidi="ar_AE"/>
         </w:rPr>
       </w:r>
@@ -2817,27 +3519,35 @@
       </w:pPr>
       <w:r>
         <w:rPr>
+          <w:rtl/>
+          <w:cs/>
           <w:lang w:val="ar_AE" w:bidi="ar_AE"/>
         </w:rPr>
         <w:t>2 بطرس 2: 15</w:t>
       </w:r>
       <w:r>
         <w:rPr>
-          <w:lang w:val="ar_AE" w:bidi="ar_AE"/>
-        </w:rPr>
-      </w:r>
-    </w:p>
-    <w:p>
-      <w:pPr>
-        <w:bidi/>
-      </w:pPr>
-      <w:r>
-        <w:rPr>
-          <w:lang w:val="ar_AE" w:bidi="ar_AE"/>
-        </w:rPr>
-      </w:r>
-      <w:r>
-        <w:rPr>
+          <w:rtl/>
+          <w:cs/>
+          <w:lang w:val="ar_AE" w:bidi="ar_AE"/>
+        </w:rPr>
+      </w:r>
+    </w:p>
+    <w:p>
+      <w:pPr>
+        <w:bidi/>
+      </w:pPr>
+      <w:r>
+        <w:rPr>
+          <w:rtl/>
+          <w:cs/>
+          <w:lang w:val="ar_AE" w:bidi="ar_AE"/>
+        </w:rPr>
+      </w:r>
+      <w:r>
+        <w:rPr>
+          <w:rtl/>
+          <w:cs/>
           <w:lang w:val="ar_AE" w:bidi="ar_AE"/>
         </w:rPr>
         <w:t xml:space="preserve">لَهُمْ قَلْبٌ مُتَدَرِّبٌ فِي الطَّمَعِ (عن طريق ارتكاب الأخطاء): بالرغم من سؤاله لله حول ما يجب عليه فعله، كان بلعام مصممًا على اتِّبَاع طريقه الخاص على أمل الحصول على مال من بالاق (انظر </w:t>
@@ -2845,6 +3555,8 @@
       <w:hyperlink r:id="rId67">
         <w:r>
           <w:rPr>
+            <w:rtl/>
+            <w:cs/>
             <w:lang w:val="ar_AE" w:bidi="ar_AE"/>
           </w:rPr>
           <w:rPr>
@@ -2856,6 +3568,8 @@
       </w:hyperlink>
       <w:r>
         <w:rPr>
+          <w:rtl/>
+          <w:cs/>
           <w:lang w:val="ar_AE" w:bidi="ar_AE"/>
         </w:rPr>
         <w:t xml:space="preserve">). وتُلَمِّح رواية العهد القديم إلى طمع بلعام، ولقد طور التقليد اليهودي هذا الموضوع (انظر </w:t>
@@ -2863,12 +3577,16 @@
       <w:r>
         <w:rPr>
           <w:i/>
+          <w:rtl/>
+          <w:cs/>
           <w:lang w:val="ar_AE" w:bidi="ar_AE"/>
         </w:rPr>
         <w:t>أعداد ربّة</w:t>
       </w:r>
       <w:r>
         <w:rPr>
+          <w:rtl/>
+          <w:cs/>
           <w:lang w:val="ar_AE" w:bidi="ar_AE"/>
         </w:rPr>
         <w:t xml:space="preserve"> 20:10؛ </w:t>
@@ -2876,12 +3594,16 @@
       <w:r>
         <w:rPr>
           <w:i/>
+          <w:rtl/>
+          <w:cs/>
           <w:lang w:val="ar_AE" w:bidi="ar_AE"/>
         </w:rPr>
         <w:t>مشناه أفوت</w:t>
       </w:r>
       <w:r>
         <w:rPr>
+          <w:rtl/>
+          <w:cs/>
           <w:lang w:val="ar_AE" w:bidi="ar_AE"/>
         </w:rPr>
         <w:t xml:space="preserve"> 5:22؛ فيلو، </w:t>
@@ -2889,33 +3611,43 @@
       <w:r>
         <w:rPr>
           <w:i/>
+          <w:rtl/>
+          <w:cs/>
           <w:lang w:val="ar_AE" w:bidi="ar_AE"/>
         </w:rPr>
         <w:t>موسى</w:t>
       </w:r>
       <w:r>
         <w:rPr>
+          <w:rtl/>
+          <w:cs/>
           <w:lang w:val="ar_AE" w:bidi="ar_AE"/>
         </w:rPr>
         <w:t xml:space="preserve"> 1:266–268).</w:t>
       </w:r>
       <w:r>
         <w:rPr>
-          <w:lang w:val="ar_AE" w:bidi="ar_AE"/>
-        </w:rPr>
-      </w:r>
-      <w:r>
-        <w:rPr>
-          <w:lang w:val="ar_AE" w:bidi="ar_AE"/>
-        </w:rPr>
-      </w:r>
-    </w:p>
-    <w:p>
-      <w:pPr>
-        <w:bidi/>
-      </w:pPr>
-      <w:r>
-        <w:rPr>
+          <w:rtl/>
+          <w:cs/>
+          <w:lang w:val="ar_AE" w:bidi="ar_AE"/>
+        </w:rPr>
+      </w:r>
+      <w:r>
+        <w:rPr>
+          <w:rtl/>
+          <w:cs/>
+          <w:lang w:val="ar_AE" w:bidi="ar_AE"/>
+        </w:rPr>
+      </w:r>
+    </w:p>
+    <w:p>
+      <w:pPr>
+        <w:bidi/>
+      </w:pPr>
+      <w:r>
+        <w:rPr>
+          <w:rtl/>
+          <w:cs/>
           <w:lang w:val="ar_AE" w:bidi="ar_AE"/>
         </w:rPr>
       </w:r>
@@ -2927,48 +3659,62 @@
       </w:pPr>
       <w:r>
         <w:rPr>
+          <w:rtl/>
+          <w:cs/>
           <w:lang w:val="ar_AE" w:bidi="ar_AE"/>
         </w:rPr>
         <w:t>2 بطرس 2: 17–22</w:t>
       </w:r>
       <w:r>
         <w:rPr>
-          <w:lang w:val="ar_AE" w:bidi="ar_AE"/>
-        </w:rPr>
-      </w:r>
-    </w:p>
-    <w:p>
-      <w:pPr>
-        <w:bidi/>
-      </w:pPr>
-      <w:r>
-        <w:rPr>
-          <w:lang w:val="ar_AE" w:bidi="ar_AE"/>
-        </w:rPr>
-      </w:r>
-      <w:r>
-        <w:rPr>
+          <w:rtl/>
+          <w:cs/>
+          <w:lang w:val="ar_AE" w:bidi="ar_AE"/>
+        </w:rPr>
+      </w:r>
+    </w:p>
+    <w:p>
+      <w:pPr>
+        <w:bidi/>
+      </w:pPr>
+      <w:r>
+        <w:rPr>
+          <w:rtl/>
+          <w:cs/>
+          <w:lang w:val="ar_AE" w:bidi="ar_AE"/>
+        </w:rPr>
+      </w:r>
+      <w:r>
+        <w:rPr>
+          <w:rtl/>
+          <w:cs/>
           <w:lang w:val="ar_AE" w:bidi="ar_AE"/>
         </w:rPr>
         <w:t xml:space="preserve"> يستمر بطرس في وصف المُعَلِّمين الكذبة عن طريق توضيح تأثيرهم على الآخرين.</w:t>
       </w:r>
       <w:r>
         <w:rPr>
-          <w:lang w:val="ar_AE" w:bidi="ar_AE"/>
-        </w:rPr>
-      </w:r>
-      <w:r>
-        <w:rPr>
-          <w:lang w:val="ar_AE" w:bidi="ar_AE"/>
-        </w:rPr>
-      </w:r>
-    </w:p>
-    <w:p>
-      <w:pPr>
-        <w:bidi/>
-      </w:pPr>
-      <w:r>
-        <w:rPr>
+          <w:rtl/>
+          <w:cs/>
+          <w:lang w:val="ar_AE" w:bidi="ar_AE"/>
+        </w:rPr>
+      </w:r>
+      <w:r>
+        <w:rPr>
+          <w:rtl/>
+          <w:cs/>
+          <w:lang w:val="ar_AE" w:bidi="ar_AE"/>
+        </w:rPr>
+      </w:r>
+    </w:p>
+    <w:p>
+      <w:pPr>
+        <w:bidi/>
+      </w:pPr>
+      <w:r>
+        <w:rPr>
+          <w:rtl/>
+          <w:cs/>
           <w:lang w:val="ar_AE" w:bidi="ar_AE"/>
         </w:rPr>
       </w:r>
@@ -2980,48 +3726,62 @@
       </w:pPr>
       <w:r>
         <w:rPr>
+          <w:rtl/>
+          <w:cs/>
           <w:lang w:val="ar_AE" w:bidi="ar_AE"/>
         </w:rPr>
         <w:t>2 بطرس 2: 18</w:t>
       </w:r>
       <w:r>
         <w:rPr>
-          <w:lang w:val="ar_AE" w:bidi="ar_AE"/>
-        </w:rPr>
-      </w:r>
-    </w:p>
-    <w:p>
-      <w:pPr>
-        <w:bidi/>
-      </w:pPr>
-      <w:r>
-        <w:rPr>
-          <w:lang w:val="ar_AE" w:bidi="ar_AE"/>
-        </w:rPr>
-      </w:r>
-      <w:r>
-        <w:rPr>
+          <w:rtl/>
+          <w:cs/>
+          <w:lang w:val="ar_AE" w:bidi="ar_AE"/>
+        </w:rPr>
+      </w:r>
+    </w:p>
+    <w:p>
+      <w:pPr>
+        <w:bidi/>
+      </w:pPr>
+      <w:r>
+        <w:rPr>
+          <w:rtl/>
+          <w:cs/>
+          <w:lang w:val="ar_AE" w:bidi="ar_AE"/>
+        </w:rPr>
+      </w:r>
+      <w:r>
+        <w:rPr>
+          <w:rtl/>
+          <w:cs/>
           <w:lang w:val="ar_AE" w:bidi="ar_AE"/>
         </w:rPr>
         <w:t>مَنْ هَرَبَ قَلِيلًا: استهدف المُعَلِّمون الكذبة بذكاء المؤمنين الجدد، أي الأشخاص الذين اختاروا حديثًا أن يتبعوا المسيح (كرسوا أنفسهم له).</w:t>
       </w:r>
       <w:r>
         <w:rPr>
-          <w:lang w:val="ar_AE" w:bidi="ar_AE"/>
-        </w:rPr>
-      </w:r>
-      <w:r>
-        <w:rPr>
-          <w:lang w:val="ar_AE" w:bidi="ar_AE"/>
-        </w:rPr>
-      </w:r>
-    </w:p>
-    <w:p>
-      <w:pPr>
-        <w:bidi/>
-      </w:pPr>
-      <w:r>
-        <w:rPr>
+          <w:rtl/>
+          <w:cs/>
+          <w:lang w:val="ar_AE" w:bidi="ar_AE"/>
+        </w:rPr>
+      </w:r>
+      <w:r>
+        <w:rPr>
+          <w:rtl/>
+          <w:cs/>
+          <w:lang w:val="ar_AE" w:bidi="ar_AE"/>
+        </w:rPr>
+      </w:r>
+    </w:p>
+    <w:p>
+      <w:pPr>
+        <w:bidi/>
+      </w:pPr>
+      <w:r>
+        <w:rPr>
+          <w:rtl/>
+          <w:cs/>
           <w:lang w:val="ar_AE" w:bidi="ar_AE"/>
         </w:rPr>
       </w:r>
@@ -3033,27 +3793,35 @@
       </w:pPr>
       <w:r>
         <w:rPr>
+          <w:rtl/>
+          <w:cs/>
           <w:lang w:val="ar_AE" w:bidi="ar_AE"/>
         </w:rPr>
         <w:t>2 بطرس 2: 19</w:t>
       </w:r>
       <w:r>
         <w:rPr>
-          <w:lang w:val="ar_AE" w:bidi="ar_AE"/>
-        </w:rPr>
-      </w:r>
-    </w:p>
-    <w:p>
-      <w:pPr>
-        <w:bidi/>
-      </w:pPr>
-      <w:r>
-        <w:rPr>
-          <w:lang w:val="ar_AE" w:bidi="ar_AE"/>
-        </w:rPr>
-      </w:r>
-      <w:r>
-        <w:rPr>
+          <w:rtl/>
+          <w:cs/>
+          <w:lang w:val="ar_AE" w:bidi="ar_AE"/>
+        </w:rPr>
+      </w:r>
+    </w:p>
+    <w:p>
+      <w:pPr>
+        <w:bidi/>
+      </w:pPr>
+      <w:r>
+        <w:rPr>
+          <w:rtl/>
+          <w:cs/>
+          <w:lang w:val="ar_AE" w:bidi="ar_AE"/>
+        </w:rPr>
+      </w:r>
+      <w:r>
+        <w:rPr>
+          <w:rtl/>
+          <w:cs/>
           <w:lang w:val="ar_AE" w:bidi="ar_AE"/>
         </w:rPr>
         <w:t>إحدى الإغراءات الكبيرة للتعليم الزائف عبر القرون كان وعد الحرية من السلطة، ولكن هذه الحرية وهمية (</w:t>
@@ -3061,6 +3829,8 @@
       <w:hyperlink r:id="rId68">
         <w:r>
           <w:rPr>
+            <w:rtl/>
+            <w:cs/>
             <w:lang w:val="ar_AE" w:bidi="ar_AE"/>
           </w:rPr>
           <w:rPr>
@@ -3072,6 +3842,8 @@
       </w:hyperlink>
       <w:r>
         <w:rPr>
+          <w:rtl/>
+          <w:cs/>
           <w:lang w:val="ar_AE" w:bidi="ar_AE"/>
         </w:rPr>
         <w:t xml:space="preserve">). فبينما كان المُعَلِّمون الكذبة يتلذذون بحريتهم من السلطة (انظر </w:t>
@@ -3079,6 +3851,8 @@
       <w:hyperlink r:id="rId69">
         <w:r>
           <w:rPr>
+            <w:rtl/>
+            <w:cs/>
             <w:lang w:val="ar_AE" w:bidi="ar_AE"/>
           </w:rPr>
           <w:rPr>
@@ -3090,27 +3864,35 @@
       </w:hyperlink>
       <w:r>
         <w:rPr>
+          <w:rtl/>
+          <w:cs/>
           <w:lang w:val="ar_AE" w:bidi="ar_AE"/>
         </w:rPr>
         <w:t>)، كانوا في الواقع عبيدًا للخطية والفساد.</w:t>
       </w:r>
       <w:r>
         <w:rPr>
-          <w:lang w:val="ar_AE" w:bidi="ar_AE"/>
-        </w:rPr>
-      </w:r>
-      <w:r>
-        <w:rPr>
-          <w:lang w:val="ar_AE" w:bidi="ar_AE"/>
-        </w:rPr>
-      </w:r>
-    </w:p>
-    <w:p>
-      <w:pPr>
-        <w:bidi/>
-      </w:pPr>
-      <w:r>
-        <w:rPr>
+          <w:rtl/>
+          <w:cs/>
+          <w:lang w:val="ar_AE" w:bidi="ar_AE"/>
+        </w:rPr>
+      </w:r>
+      <w:r>
+        <w:rPr>
+          <w:rtl/>
+          <w:cs/>
+          <w:lang w:val="ar_AE" w:bidi="ar_AE"/>
+        </w:rPr>
+      </w:r>
+    </w:p>
+    <w:p>
+      <w:pPr>
+        <w:bidi/>
+      </w:pPr>
+      <w:r>
+        <w:rPr>
+          <w:rtl/>
+          <w:cs/>
           <w:lang w:val="ar_AE" w:bidi="ar_AE"/>
         </w:rPr>
       </w:r>
@@ -3122,48 +3904,62 @@
       </w:pPr>
       <w:r>
         <w:rPr>
+          <w:rtl/>
+          <w:cs/>
           <w:lang w:val="ar_AE" w:bidi="ar_AE"/>
         </w:rPr>
         <w:t>2 بطرس 2: 20</w:t>
       </w:r>
       <w:r>
         <w:rPr>
-          <w:lang w:val="ar_AE" w:bidi="ar_AE"/>
-        </w:rPr>
-      </w:r>
-    </w:p>
-    <w:p>
-      <w:pPr>
-        <w:bidi/>
-      </w:pPr>
-      <w:r>
-        <w:rPr>
-          <w:lang w:val="ar_AE" w:bidi="ar_AE"/>
-        </w:rPr>
-      </w:r>
-      <w:r>
-        <w:rPr>
+          <w:rtl/>
+          <w:cs/>
+          <w:lang w:val="ar_AE" w:bidi="ar_AE"/>
+        </w:rPr>
+      </w:r>
+    </w:p>
+    <w:p>
+      <w:pPr>
+        <w:bidi/>
+      </w:pPr>
+      <w:r>
+        <w:rPr>
+          <w:rtl/>
+          <w:cs/>
+          <w:lang w:val="ar_AE" w:bidi="ar_AE"/>
+        </w:rPr>
+      </w:r>
+      <w:r>
+        <w:rPr>
+          <w:rtl/>
+          <w:cs/>
           <w:lang w:val="ar_AE" w:bidi="ar_AE"/>
         </w:rPr>
         <w:t>فَقَدْ صَارَتْ لَهُمُ الأَوَاخِرُ أَشَرَّ مِنَ الأَوَائِلِ: كان المُعَلِّمون الكذبة أو أتباعهم على معرفة بالحق، لكن رفضهم المتعمد لذلك الحق جعلهم في وضع أسوأ بكثير مما كانوا عليه عندما كانوا يعيشون في جهل الخطية.</w:t>
       </w:r>
       <w:r>
         <w:rPr>
-          <w:lang w:val="ar_AE" w:bidi="ar_AE"/>
-        </w:rPr>
-      </w:r>
-      <w:r>
-        <w:rPr>
-          <w:lang w:val="ar_AE" w:bidi="ar_AE"/>
-        </w:rPr>
-      </w:r>
-    </w:p>
-    <w:p>
-      <w:pPr>
-        <w:bidi/>
-      </w:pPr>
-      <w:r>
-        <w:rPr>
+          <w:rtl/>
+          <w:cs/>
+          <w:lang w:val="ar_AE" w:bidi="ar_AE"/>
+        </w:rPr>
+      </w:r>
+      <w:r>
+        <w:rPr>
+          <w:rtl/>
+          <w:cs/>
+          <w:lang w:val="ar_AE" w:bidi="ar_AE"/>
+        </w:rPr>
+      </w:r>
+    </w:p>
+    <w:p>
+      <w:pPr>
+        <w:bidi/>
+      </w:pPr>
+      <w:r>
+        <w:rPr>
+          <w:rtl/>
+          <w:cs/>
           <w:lang w:val="ar_AE" w:bidi="ar_AE"/>
         </w:rPr>
       </w:r>
@@ -3175,27 +3971,35 @@
       </w:pPr>
       <w:r>
         <w:rPr>
+          <w:rtl/>
+          <w:cs/>
           <w:lang w:val="ar_AE" w:bidi="ar_AE"/>
         </w:rPr>
         <w:t>2 بطرس 2: 22</w:t>
       </w:r>
       <w:r>
         <w:rPr>
-          <w:lang w:val="ar_AE" w:bidi="ar_AE"/>
-        </w:rPr>
-      </w:r>
-    </w:p>
-    <w:p>
-      <w:pPr>
-        <w:bidi/>
-      </w:pPr>
-      <w:r>
-        <w:rPr>
-          <w:lang w:val="ar_AE" w:bidi="ar_AE"/>
-        </w:rPr>
-      </w:r>
-      <w:r>
-        <w:rPr>
+          <w:rtl/>
+          <w:cs/>
+          <w:lang w:val="ar_AE" w:bidi="ar_AE"/>
+        </w:rPr>
+      </w:r>
+    </w:p>
+    <w:p>
+      <w:pPr>
+        <w:bidi/>
+      </w:pPr>
+      <w:r>
+        <w:rPr>
+          <w:rtl/>
+          <w:cs/>
+          <w:lang w:val="ar_AE" w:bidi="ar_AE"/>
+        </w:rPr>
+      </w:r>
+      <w:r>
+        <w:rPr>
+          <w:rtl/>
+          <w:cs/>
           <w:lang w:val="ar_AE" w:bidi="ar_AE"/>
         </w:rPr>
         <w:t xml:space="preserve">"كَلْبٌ قَدْ عَادَ إِلَى قَيْئِهِ": لم يكن يُنظَر للكلاب كحيوانات أليفة ودودة للعائلة، بل كانت تُرى كوحوش برية وقذرة. • "خِنْزِيرَةٌ مُغْتَسِلَةٌ إِلَى مَرَاغَةِ الْحَمْأَةِ": قد يعود هذا المثل إلى كتاب شهير للأقوال المأثورة يسمى </w:t>
@@ -3203,12 +4007,16 @@
       <w:r>
         <w:rPr>
           <w:i/>
+          <w:rtl/>
+          <w:cs/>
           <w:lang w:val="ar_AE" w:bidi="ar_AE"/>
         </w:rPr>
         <w:t>أحيقار</w:t>
       </w:r>
       <w:r>
         <w:rPr>
+          <w:rtl/>
+          <w:cs/>
           <w:lang w:val="ar_AE" w:bidi="ar_AE"/>
         </w:rPr>
         <w:t xml:space="preserve"> من حوالي 500 قبل الميلاد، الذي يقول: "يا بني، لقد كنت لي مثل الخنزير الذي استحم بالماء الساخن مع الأشراف، وعندما خرج من هذا الحمام الساخن، رأى حفرة قذرة ونزل وتمرَّغ فيها" (</w:t>
@@ -3216,33 +4024,43 @@
       <w:r>
         <w:rPr>
           <w:i/>
+          <w:rtl/>
+          <w:cs/>
           <w:lang w:val="ar_AE" w:bidi="ar_AE"/>
         </w:rPr>
         <w:t>أحيقار</w:t>
       </w:r>
       <w:r>
         <w:rPr>
+          <w:rtl/>
+          <w:cs/>
           <w:lang w:val="ar_AE" w:bidi="ar_AE"/>
         </w:rPr>
         <w:t xml:space="preserve"> 8:18).</w:t>
       </w:r>
       <w:r>
         <w:rPr>
-          <w:lang w:val="ar_AE" w:bidi="ar_AE"/>
-        </w:rPr>
-      </w:r>
-      <w:r>
-        <w:rPr>
-          <w:lang w:val="ar_AE" w:bidi="ar_AE"/>
-        </w:rPr>
-      </w:r>
-    </w:p>
-    <w:p>
-      <w:pPr>
-        <w:bidi/>
-      </w:pPr>
-      <w:r>
-        <w:rPr>
+          <w:rtl/>
+          <w:cs/>
+          <w:lang w:val="ar_AE" w:bidi="ar_AE"/>
+        </w:rPr>
+      </w:r>
+      <w:r>
+        <w:rPr>
+          <w:rtl/>
+          <w:cs/>
+          <w:lang w:val="ar_AE" w:bidi="ar_AE"/>
+        </w:rPr>
+      </w:r>
+    </w:p>
+    <w:p>
+      <w:pPr>
+        <w:bidi/>
+      </w:pPr>
+      <w:r>
+        <w:rPr>
+          <w:rtl/>
+          <w:cs/>
           <w:lang w:val="ar_AE" w:bidi="ar_AE"/>
         </w:rPr>
       </w:r>
@@ -3254,48 +4072,62 @@
       </w:pPr>
       <w:r>
         <w:rPr>
+          <w:rtl/>
+          <w:cs/>
           <w:lang w:val="ar_AE" w:bidi="ar_AE"/>
         </w:rPr>
         <w:t>2 بطرس 3: 1</w:t>
       </w:r>
       <w:r>
         <w:rPr>
-          <w:lang w:val="ar_AE" w:bidi="ar_AE"/>
-        </w:rPr>
-      </w:r>
-    </w:p>
-    <w:p>
-      <w:pPr>
-        <w:bidi/>
-      </w:pPr>
-      <w:r>
-        <w:rPr>
-          <w:lang w:val="ar_AE" w:bidi="ar_AE"/>
-        </w:rPr>
-      </w:r>
-      <w:r>
-        <w:rPr>
+          <w:rtl/>
+          <w:cs/>
+          <w:lang w:val="ar_AE" w:bidi="ar_AE"/>
+        </w:rPr>
+      </w:r>
+    </w:p>
+    <w:p>
+      <w:pPr>
+        <w:bidi/>
+      </w:pPr>
+      <w:r>
+        <w:rPr>
+          <w:rtl/>
+          <w:cs/>
+          <w:lang w:val="ar_AE" w:bidi="ar_AE"/>
+        </w:rPr>
+      </w:r>
+      <w:r>
+        <w:rPr>
+          <w:rtl/>
+          <w:cs/>
           <w:lang w:val="ar_AE" w:bidi="ar_AE"/>
         </w:rPr>
         <w:t>هذِهِ أَكْتُبُهَا الآنَ إِلَيْكُمْ رِسَالَةً ثَانِيَةً: ربما كانت الرسالة السابقة هي 1 بطرس.</w:t>
       </w:r>
       <w:r>
         <w:rPr>
-          <w:lang w:val="ar_AE" w:bidi="ar_AE"/>
-        </w:rPr>
-      </w:r>
-      <w:r>
-        <w:rPr>
-          <w:lang w:val="ar_AE" w:bidi="ar_AE"/>
-        </w:rPr>
-      </w:r>
-    </w:p>
-    <w:p>
-      <w:pPr>
-        <w:bidi/>
-      </w:pPr>
-      <w:r>
-        <w:rPr>
+          <w:rtl/>
+          <w:cs/>
+          <w:lang w:val="ar_AE" w:bidi="ar_AE"/>
+        </w:rPr>
+      </w:r>
+      <w:r>
+        <w:rPr>
+          <w:rtl/>
+          <w:cs/>
+          <w:lang w:val="ar_AE" w:bidi="ar_AE"/>
+        </w:rPr>
+      </w:r>
+    </w:p>
+    <w:p>
+      <w:pPr>
+        <w:bidi/>
+      </w:pPr>
+      <w:r>
+        <w:rPr>
+          <w:rtl/>
+          <w:cs/>
           <w:lang w:val="ar_AE" w:bidi="ar_AE"/>
         </w:rPr>
       </w:r>
@@ -3307,48 +4139,62 @@
       </w:pPr>
       <w:r>
         <w:rPr>
+          <w:rtl/>
+          <w:cs/>
           <w:lang w:val="ar_AE" w:bidi="ar_AE"/>
         </w:rPr>
         <w:t>2 بطرس 3: 1–13</w:t>
       </w:r>
       <w:r>
         <w:rPr>
-          <w:lang w:val="ar_AE" w:bidi="ar_AE"/>
-        </w:rPr>
-      </w:r>
-    </w:p>
-    <w:p>
-      <w:pPr>
-        <w:bidi/>
-      </w:pPr>
-      <w:r>
-        <w:rPr>
-          <w:lang w:val="ar_AE" w:bidi="ar_AE"/>
-        </w:rPr>
-      </w:r>
-      <w:r>
-        <w:rPr>
+          <w:rtl/>
+          <w:cs/>
+          <w:lang w:val="ar_AE" w:bidi="ar_AE"/>
+        </w:rPr>
+      </w:r>
+    </w:p>
+    <w:p>
+      <w:pPr>
+        <w:bidi/>
+      </w:pPr>
+      <w:r>
+        <w:rPr>
+          <w:rtl/>
+          <w:cs/>
+          <w:lang w:val="ar_AE" w:bidi="ar_AE"/>
+        </w:rPr>
+      </w:r>
+      <w:r>
+        <w:rPr>
+          <w:rtl/>
+          <w:cs/>
           <w:lang w:val="ar_AE" w:bidi="ar_AE"/>
         </w:rPr>
         <w:t>ينتقل بطرس من الدينونة والتنديد بالمُعَلِّمين الكذبة إلى حث المؤمنين وتشجيعهم. فقد كانت شكوك المُعَلِّمين الكذبة حول عودة المسيح تتطلب تعليمًا واضحًا. ويحتاج المؤمنون إلى التمسك بالتعليم الرسولي بشأن يوم الدينونة والعيش حياة تقية في انتظار ذلك اليوم.</w:t>
       </w:r>
       <w:r>
         <w:rPr>
-          <w:lang w:val="ar_AE" w:bidi="ar_AE"/>
-        </w:rPr>
-      </w:r>
-      <w:r>
-        <w:rPr>
-          <w:lang w:val="ar_AE" w:bidi="ar_AE"/>
-        </w:rPr>
-      </w:r>
-    </w:p>
-    <w:p>
-      <w:pPr>
-        <w:bidi/>
-      </w:pPr>
-      <w:r>
-        <w:rPr>
+          <w:rtl/>
+          <w:cs/>
+          <w:lang w:val="ar_AE" w:bidi="ar_AE"/>
+        </w:rPr>
+      </w:r>
+      <w:r>
+        <w:rPr>
+          <w:rtl/>
+          <w:cs/>
+          <w:lang w:val="ar_AE" w:bidi="ar_AE"/>
+        </w:rPr>
+      </w:r>
+    </w:p>
+    <w:p>
+      <w:pPr>
+        <w:bidi/>
+      </w:pPr>
+      <w:r>
+        <w:rPr>
+          <w:rtl/>
+          <w:cs/>
           <w:lang w:val="ar_AE" w:bidi="ar_AE"/>
         </w:rPr>
       </w:r>
@@ -3360,60 +4206,78 @@
       </w:pPr>
       <w:r>
         <w:rPr>
+          <w:rtl/>
+          <w:cs/>
           <w:lang w:val="ar_AE" w:bidi="ar_AE"/>
         </w:rPr>
         <w:t>2 بطرس 3: 2</w:t>
       </w:r>
       <w:r>
         <w:rPr>
-          <w:lang w:val="ar_AE" w:bidi="ar_AE"/>
-        </w:rPr>
-      </w:r>
-    </w:p>
-    <w:p>
-      <w:pPr>
-        <w:bidi/>
-      </w:pPr>
-      <w:r>
-        <w:rPr>
-          <w:lang w:val="ar_AE" w:bidi="ar_AE"/>
-        </w:rPr>
-      </w:r>
-      <w:r>
-        <w:rPr>
+          <w:rtl/>
+          <w:cs/>
+          <w:lang w:val="ar_AE" w:bidi="ar_AE"/>
+        </w:rPr>
+      </w:r>
+    </w:p>
+    <w:p>
+      <w:pPr>
+        <w:bidi/>
+      </w:pPr>
+      <w:r>
+        <w:rPr>
+          <w:rtl/>
+          <w:cs/>
+          <w:lang w:val="ar_AE" w:bidi="ar_AE"/>
+        </w:rPr>
+      </w:r>
+      <w:r>
+        <w:rPr>
+          <w:rtl/>
+          <w:cs/>
           <w:lang w:val="ar_AE" w:bidi="ar_AE"/>
         </w:rPr>
         <w:t xml:space="preserve">تنبأ الأنبياء المُقَدَّسون في العهد القديم عن يوم الرب، حيث سيدين الله أعدائه (انظر </w:t>
       </w:r>
       <w:r>
         <w:rPr>
+          <w:rtl/>
+          <w:cs/>
           <w:lang w:val="ar_AE" w:bidi="ar_AE"/>
         </w:rPr>
         <w:t>ملاحظة الدراسة على 1:19</w:t>
       </w:r>
       <w:r>
         <w:rPr>
+          <w:rtl/>
+          <w:cs/>
           <w:lang w:val="ar_AE" w:bidi="ar_AE"/>
         </w:rPr>
         <w:t>). • وَصِيَّةَ الرَّبِّ وَالْمُخَلِّصِ: لقد عَلَّم يسوع الكنيسة وأوصاها عن طريق الرسل.</w:t>
       </w:r>
       <w:r>
         <w:rPr>
-          <w:lang w:val="ar_AE" w:bidi="ar_AE"/>
-        </w:rPr>
-      </w:r>
-      <w:r>
-        <w:rPr>
-          <w:lang w:val="ar_AE" w:bidi="ar_AE"/>
-        </w:rPr>
-      </w:r>
-    </w:p>
-    <w:p>
-      <w:pPr>
-        <w:bidi/>
-      </w:pPr>
-      <w:r>
-        <w:rPr>
+          <w:rtl/>
+          <w:cs/>
+          <w:lang w:val="ar_AE" w:bidi="ar_AE"/>
+        </w:rPr>
+      </w:r>
+      <w:r>
+        <w:rPr>
+          <w:rtl/>
+          <w:cs/>
+          <w:lang w:val="ar_AE" w:bidi="ar_AE"/>
+        </w:rPr>
+      </w:r>
+    </w:p>
+    <w:p>
+      <w:pPr>
+        <w:bidi/>
+      </w:pPr>
+      <w:r>
+        <w:rPr>
+          <w:rtl/>
+          <w:cs/>
           <w:lang w:val="ar_AE" w:bidi="ar_AE"/>
         </w:rPr>
       </w:r>
@@ -3425,27 +4289,35 @@
       </w:pPr>
       <w:r>
         <w:rPr>
+          <w:rtl/>
+          <w:cs/>
           <w:lang w:val="ar_AE" w:bidi="ar_AE"/>
         </w:rPr>
         <w:t>2 بطرس 3: 3</w:t>
       </w:r>
       <w:r>
         <w:rPr>
-          <w:lang w:val="ar_AE" w:bidi="ar_AE"/>
-        </w:rPr>
-      </w:r>
-    </w:p>
-    <w:p>
-      <w:pPr>
-        <w:bidi/>
-      </w:pPr>
-      <w:r>
-        <w:rPr>
-          <w:lang w:val="ar_AE" w:bidi="ar_AE"/>
-        </w:rPr>
-      </w:r>
-      <w:r>
-        <w:rPr>
+          <w:rtl/>
+          <w:cs/>
+          <w:lang w:val="ar_AE" w:bidi="ar_AE"/>
+        </w:rPr>
+      </w:r>
+    </w:p>
+    <w:p>
+      <w:pPr>
+        <w:bidi/>
+      </w:pPr>
+      <w:r>
+        <w:rPr>
+          <w:rtl/>
+          <w:cs/>
+          <w:lang w:val="ar_AE" w:bidi="ar_AE"/>
+        </w:rPr>
+      </w:r>
+      <w:r>
+        <w:rPr>
+          <w:rtl/>
+          <w:cs/>
           <w:lang w:val="ar_AE" w:bidi="ar_AE"/>
         </w:rPr>
         <w:t xml:space="preserve"> فِي آخِرِ الأَيَّامِ: لم يكن بطرس يتنبأ بمجرد حدث مستقبلي؛ بل كان يتحدث عن حالة قرائه. وفي العهد الجديد يشير تعبير </w:t>
@@ -3453,12 +4325,16 @@
       <w:r>
         <w:rPr>
           <w:i/>
+          <w:rtl/>
+          <w:cs/>
           <w:lang w:val="ar_AE" w:bidi="ar_AE"/>
         </w:rPr>
         <w:t xml:space="preserve">فِي آخِرِ الأَيَّامِ </w:t>
       </w:r>
       <w:r>
         <w:rPr>
+          <w:rtl/>
+          <w:cs/>
           <w:lang w:val="ar_AE" w:bidi="ar_AE"/>
         </w:rPr>
         <w:t xml:space="preserve">إلى الفترة الممتدة من المجيء الأول ليسوع إلى مجيئه الثاني (انظر </w:t>
@@ -3466,6 +4342,8 @@
       <w:hyperlink r:id="rId70">
         <w:r>
           <w:rPr>
+            <w:rtl/>
+            <w:cs/>
             <w:lang w:val="ar_AE" w:bidi="ar_AE"/>
           </w:rPr>
           <w:rPr>
@@ -3477,6 +4355,8 @@
       </w:hyperlink>
       <w:r>
         <w:rPr>
+          <w:rtl/>
+          <w:cs/>
           <w:lang w:val="ar_AE" w:bidi="ar_AE"/>
         </w:rPr>
         <w:t xml:space="preserve">؛ </w:t>
@@ -3484,6 +4364,8 @@
       <w:hyperlink r:id="rId71">
         <w:r>
           <w:rPr>
+            <w:rtl/>
+            <w:cs/>
             <w:lang w:val="ar_AE" w:bidi="ar_AE"/>
           </w:rPr>
           <w:rPr>
@@ -3495,6 +4377,8 @@
       </w:hyperlink>
       <w:r>
         <w:rPr>
+          <w:rtl/>
+          <w:cs/>
           <w:lang w:val="ar_AE" w:bidi="ar_AE"/>
         </w:rPr>
         <w:t xml:space="preserve">). وهي الفترة التي تتحقق فيها وعود الله. • سَيَأْتِي ... قَوْمٌ مُسْتَهْزِئُونَ: انظر </w:t>
@@ -3502,6 +4386,8 @@
       <w:hyperlink r:id="rId72">
         <w:r>
           <w:rPr>
+            <w:rtl/>
+            <w:cs/>
             <w:lang w:val="ar_AE" w:bidi="ar_AE"/>
           </w:rPr>
           <w:rPr>
@@ -3513,6 +4399,8 @@
       </w:hyperlink>
       <w:r>
         <w:rPr>
+          <w:rtl/>
+          <w:cs/>
           <w:lang w:val="ar_AE" w:bidi="ar_AE"/>
         </w:rPr>
         <w:t xml:space="preserve">؛ </w:t>
@@ -3520,6 +4408,8 @@
       <w:hyperlink r:id="rId73">
         <w:r>
           <w:rPr>
+            <w:rtl/>
+            <w:cs/>
             <w:lang w:val="ar_AE" w:bidi="ar_AE"/>
           </w:rPr>
           <w:rPr>
@@ -3531,6 +4421,8 @@
       </w:hyperlink>
       <w:r>
         <w:rPr>
+          <w:rtl/>
+          <w:cs/>
           <w:lang w:val="ar_AE" w:bidi="ar_AE"/>
         </w:rPr>
         <w:t xml:space="preserve">؛ </w:t>
@@ -3538,6 +4430,8 @@
       <w:hyperlink r:id="rId74">
         <w:r>
           <w:rPr>
+            <w:rtl/>
+            <w:cs/>
             <w:lang w:val="ar_AE" w:bidi="ar_AE"/>
           </w:rPr>
           <w:rPr>
@@ -3549,27 +4443,35 @@
       </w:hyperlink>
       <w:r>
         <w:rPr>
+          <w:rtl/>
+          <w:cs/>
           <w:lang w:val="ar_AE" w:bidi="ar_AE"/>
         </w:rPr>
         <w:t>. بدلًا من استخدام الأدلة والمنطق في الجدال، يستخف هؤلاء المستهزئون بالحق ويسخرون منه.</w:t>
       </w:r>
       <w:r>
         <w:rPr>
-          <w:lang w:val="ar_AE" w:bidi="ar_AE"/>
-        </w:rPr>
-      </w:r>
-      <w:r>
-        <w:rPr>
-          <w:lang w:val="ar_AE" w:bidi="ar_AE"/>
-        </w:rPr>
-      </w:r>
-    </w:p>
-    <w:p>
-      <w:pPr>
-        <w:bidi/>
-      </w:pPr>
-      <w:r>
-        <w:rPr>
+          <w:rtl/>
+          <w:cs/>
+          <w:lang w:val="ar_AE" w:bidi="ar_AE"/>
+        </w:rPr>
+      </w:r>
+      <w:r>
+        <w:rPr>
+          <w:rtl/>
+          <w:cs/>
+          <w:lang w:val="ar_AE" w:bidi="ar_AE"/>
+        </w:rPr>
+      </w:r>
+    </w:p>
+    <w:p>
+      <w:pPr>
+        <w:bidi/>
+      </w:pPr>
+      <w:r>
+        <w:rPr>
+          <w:rtl/>
+          <w:cs/>
           <w:lang w:val="ar_AE" w:bidi="ar_AE"/>
         </w:rPr>
       </w:r>
@@ -3581,48 +4483,62 @@
       </w:pPr>
       <w:r>
         <w:rPr>
+          <w:rtl/>
+          <w:cs/>
           <w:lang w:val="ar_AE" w:bidi="ar_AE"/>
         </w:rPr>
         <w:t>2 بطرس 3: 4</w:t>
       </w:r>
       <w:r>
         <w:rPr>
-          <w:lang w:val="ar_AE" w:bidi="ar_AE"/>
-        </w:rPr>
-      </w:r>
-    </w:p>
-    <w:p>
-      <w:pPr>
-        <w:bidi/>
-      </w:pPr>
-      <w:r>
-        <w:rPr>
-          <w:lang w:val="ar_AE" w:bidi="ar_AE"/>
-        </w:rPr>
-      </w:r>
-      <w:r>
-        <w:rPr>
+          <w:rtl/>
+          <w:cs/>
+          <w:lang w:val="ar_AE" w:bidi="ar_AE"/>
+        </w:rPr>
+      </w:r>
+    </w:p>
+    <w:p>
+      <w:pPr>
+        <w:bidi/>
+      </w:pPr>
+      <w:r>
+        <w:rPr>
+          <w:rtl/>
+          <w:cs/>
+          <w:lang w:val="ar_AE" w:bidi="ar_AE"/>
+        </w:rPr>
+      </w:r>
+      <w:r>
+        <w:rPr>
+          <w:rtl/>
+          <w:cs/>
           <w:lang w:val="ar_AE" w:bidi="ar_AE"/>
         </w:rPr>
         <w:t>أَنَّهُ مِنْ حِينَ رَقَدَ الآبَاءُ: كان المُعَلِّمون الكذبة يدَّعون على الأرجح أنه، بالرغم من جميع وعود الله بالتدخل في التاريخ، لم تتغير الأمور حقًا ولن تتغير أبدًا.</w:t>
       </w:r>
       <w:r>
         <w:rPr>
-          <w:lang w:val="ar_AE" w:bidi="ar_AE"/>
-        </w:rPr>
-      </w:r>
-      <w:r>
-        <w:rPr>
-          <w:lang w:val="ar_AE" w:bidi="ar_AE"/>
-        </w:rPr>
-      </w:r>
-    </w:p>
-    <w:p>
-      <w:pPr>
-        <w:bidi/>
-      </w:pPr>
-      <w:r>
-        <w:rPr>
+          <w:rtl/>
+          <w:cs/>
+          <w:lang w:val="ar_AE" w:bidi="ar_AE"/>
+        </w:rPr>
+      </w:r>
+      <w:r>
+        <w:rPr>
+          <w:rtl/>
+          <w:cs/>
+          <w:lang w:val="ar_AE" w:bidi="ar_AE"/>
+        </w:rPr>
+      </w:r>
+    </w:p>
+    <w:p>
+      <w:pPr>
+        <w:bidi/>
+      </w:pPr>
+      <w:r>
+        <w:rPr>
+          <w:rtl/>
+          <w:cs/>
           <w:lang w:val="ar_AE" w:bidi="ar_AE"/>
         </w:rPr>
       </w:r>
@@ -3634,27 +4550,35 @@
       </w:pPr>
       <w:r>
         <w:rPr>
+          <w:rtl/>
+          <w:cs/>
           <w:lang w:val="ar_AE" w:bidi="ar_AE"/>
         </w:rPr>
         <w:t>2 بطرس 3: 5</w:t>
       </w:r>
       <w:r>
         <w:rPr>
-          <w:lang w:val="ar_AE" w:bidi="ar_AE"/>
-        </w:rPr>
-      </w:r>
-    </w:p>
-    <w:p>
-      <w:pPr>
-        <w:bidi/>
-      </w:pPr>
-      <w:r>
-        <w:rPr>
-          <w:lang w:val="ar_AE" w:bidi="ar_AE"/>
-        </w:rPr>
-      </w:r>
-      <w:r>
-        <w:rPr>
+          <w:rtl/>
+          <w:cs/>
+          <w:lang w:val="ar_AE" w:bidi="ar_AE"/>
+        </w:rPr>
+      </w:r>
+    </w:p>
+    <w:p>
+      <w:pPr>
+        <w:bidi/>
+      </w:pPr>
+      <w:r>
+        <w:rPr>
+          <w:rtl/>
+          <w:cs/>
+          <w:lang w:val="ar_AE" w:bidi="ar_AE"/>
+        </w:rPr>
+      </w:r>
+      <w:r>
+        <w:rPr>
+          <w:rtl/>
+          <w:cs/>
           <w:lang w:val="ar_AE" w:bidi="ar_AE"/>
         </w:rPr>
         <w:t xml:space="preserve">الخليقة هي الدليل الأول على خطأ المُعَلِّمين الكذبة: فالتغيير يحدث بالفعل. وإذا كان الله قد خلق العالم، فإنه بالتأكيد قادر على إهلاكه. • وَالأَرْضَ بِكَلِمَةِ اللهِ قَائِمَةً مِنَ الْمَاءِ وَبِالْمَاءِ: انظر </w:t>
@@ -3662,6 +4586,8 @@
       <w:hyperlink r:id="rId75">
         <w:r>
           <w:rPr>
+            <w:rtl/>
+            <w:cs/>
             <w:lang w:val="ar_AE" w:bidi="ar_AE"/>
           </w:rPr>
           <w:rPr>
@@ -3673,6 +4599,8 @@
       </w:hyperlink>
       <w:r>
         <w:rPr>
+          <w:rtl/>
+          <w:cs/>
           <w:lang w:val="ar_AE" w:bidi="ar_AE"/>
         </w:rPr>
         <w:t xml:space="preserve">, </w:t>
@@ -3680,6 +4608,8 @@
       <w:hyperlink r:id="rId76">
         <w:r>
           <w:rPr>
+            <w:rtl/>
+            <w:cs/>
             <w:lang w:val="ar_AE" w:bidi="ar_AE"/>
           </w:rPr>
           <w:rPr>
@@ -3691,27 +4621,35 @@
       </w:hyperlink>
       <w:r>
         <w:rPr>
+          <w:rtl/>
+          <w:cs/>
           <w:lang w:val="ar_AE" w:bidi="ar_AE"/>
         </w:rPr>
         <w:t>.</w:t>
       </w:r>
       <w:r>
         <w:rPr>
-          <w:lang w:val="ar_AE" w:bidi="ar_AE"/>
-        </w:rPr>
-      </w:r>
-      <w:r>
-        <w:rPr>
-          <w:lang w:val="ar_AE" w:bidi="ar_AE"/>
-        </w:rPr>
-      </w:r>
-    </w:p>
-    <w:p>
-      <w:pPr>
-        <w:bidi/>
-      </w:pPr>
-      <w:r>
-        <w:rPr>
+          <w:rtl/>
+          <w:cs/>
+          <w:lang w:val="ar_AE" w:bidi="ar_AE"/>
+        </w:rPr>
+      </w:r>
+      <w:r>
+        <w:rPr>
+          <w:rtl/>
+          <w:cs/>
+          <w:lang w:val="ar_AE" w:bidi="ar_AE"/>
+        </w:rPr>
+      </w:r>
+    </w:p>
+    <w:p>
+      <w:pPr>
+        <w:bidi/>
+      </w:pPr>
+      <w:r>
+        <w:rPr>
+          <w:rtl/>
+          <w:cs/>
           <w:lang w:val="ar_AE" w:bidi="ar_AE"/>
         </w:rPr>
       </w:r>
@@ -3723,27 +4661,35 @@
       </w:pPr>
       <w:r>
         <w:rPr>
+          <w:rtl/>
+          <w:cs/>
           <w:lang w:val="ar_AE" w:bidi="ar_AE"/>
         </w:rPr>
         <w:t>2 بطرس 3: 7</w:t>
       </w:r>
       <w:r>
         <w:rPr>
-          <w:lang w:val="ar_AE" w:bidi="ar_AE"/>
-        </w:rPr>
-      </w:r>
-    </w:p>
-    <w:p>
-      <w:pPr>
-        <w:bidi/>
-      </w:pPr>
-      <w:r>
-        <w:rPr>
-          <w:lang w:val="ar_AE" w:bidi="ar_AE"/>
-        </w:rPr>
-      </w:r>
-      <w:r>
-        <w:rPr>
+          <w:rtl/>
+          <w:cs/>
+          <w:lang w:val="ar_AE" w:bidi="ar_AE"/>
+        </w:rPr>
+      </w:r>
+    </w:p>
+    <w:p>
+      <w:pPr>
+        <w:bidi/>
+      </w:pPr>
+      <w:r>
+        <w:rPr>
+          <w:rtl/>
+          <w:cs/>
+          <w:lang w:val="ar_AE" w:bidi="ar_AE"/>
+        </w:rPr>
+      </w:r>
+      <w:r>
+        <w:rPr>
+          <w:rtl/>
+          <w:cs/>
           <w:lang w:val="ar_AE" w:bidi="ar_AE"/>
         </w:rPr>
         <w:t xml:space="preserve">يربط العهد القديم النار بيوم الرب (انظر </w:t>
@@ -3751,6 +4697,8 @@
       <w:hyperlink r:id="rId77">
         <w:r>
           <w:rPr>
+            <w:rtl/>
+            <w:cs/>
             <w:lang w:val="ar_AE" w:bidi="ar_AE"/>
           </w:rPr>
           <w:rPr>
@@ -3762,6 +4710,8 @@
       </w:hyperlink>
       <w:r>
         <w:rPr>
+          <w:rtl/>
+          <w:cs/>
           <w:lang w:val="ar_AE" w:bidi="ar_AE"/>
         </w:rPr>
         <w:t xml:space="preserve">; </w:t>
@@ -3769,6 +4719,8 @@
       <w:hyperlink r:id="rId78">
         <w:r>
           <w:rPr>
+            <w:rtl/>
+            <w:cs/>
             <w:lang w:val="ar_AE" w:bidi="ar_AE"/>
           </w:rPr>
           <w:rPr>
@@ -3780,27 +4732,35 @@
       </w:hyperlink>
       <w:r>
         <w:rPr>
+          <w:rtl/>
+          <w:cs/>
           <w:lang w:val="ar_AE" w:bidi="ar_AE"/>
         </w:rPr>
         <w:t>).</w:t>
       </w:r>
       <w:r>
         <w:rPr>
-          <w:lang w:val="ar_AE" w:bidi="ar_AE"/>
-        </w:rPr>
-      </w:r>
-      <w:r>
-        <w:rPr>
-          <w:lang w:val="ar_AE" w:bidi="ar_AE"/>
-        </w:rPr>
-      </w:r>
-    </w:p>
-    <w:p>
-      <w:pPr>
-        <w:bidi/>
-      </w:pPr>
-      <w:r>
-        <w:rPr>
+          <w:rtl/>
+          <w:cs/>
+          <w:lang w:val="ar_AE" w:bidi="ar_AE"/>
+        </w:rPr>
+      </w:r>
+      <w:r>
+        <w:rPr>
+          <w:rtl/>
+          <w:cs/>
+          <w:lang w:val="ar_AE" w:bidi="ar_AE"/>
+        </w:rPr>
+      </w:r>
+    </w:p>
+    <w:p>
+      <w:pPr>
+        <w:bidi/>
+      </w:pPr>
+      <w:r>
+        <w:rPr>
+          <w:rtl/>
+          <w:cs/>
           <w:lang w:val="ar_AE" w:bidi="ar_AE"/>
         </w:rPr>
       </w:r>
@@ -3812,27 +4772,35 @@
       </w:pPr>
       <w:r>
         <w:rPr>
+          <w:rtl/>
+          <w:cs/>
           <w:lang w:val="ar_AE" w:bidi="ar_AE"/>
         </w:rPr>
         <w:t>2 بطرس 3: 8</w:t>
       </w:r>
       <w:r>
         <w:rPr>
-          <w:lang w:val="ar_AE" w:bidi="ar_AE"/>
-        </w:rPr>
-      </w:r>
-    </w:p>
-    <w:p>
-      <w:pPr>
-        <w:bidi/>
-      </w:pPr>
-      <w:r>
-        <w:rPr>
-          <w:lang w:val="ar_AE" w:bidi="ar_AE"/>
-        </w:rPr>
-      </w:r>
-      <w:r>
-        <w:rPr>
+          <w:rtl/>
+          <w:cs/>
+          <w:lang w:val="ar_AE" w:bidi="ar_AE"/>
+        </w:rPr>
+      </w:r>
+    </w:p>
+    <w:p>
+      <w:pPr>
+        <w:bidi/>
+      </w:pPr>
+      <w:r>
+        <w:rPr>
+          <w:rtl/>
+          <w:cs/>
+          <w:lang w:val="ar_AE" w:bidi="ar_AE"/>
+        </w:rPr>
+      </w:r>
+      <w:r>
+        <w:rPr>
+          <w:rtl/>
+          <w:cs/>
           <w:lang w:val="ar_AE" w:bidi="ar_AE"/>
         </w:rPr>
         <w:t xml:space="preserve">يشير بطرس إلى </w:t>
@@ -3840,6 +4808,8 @@
       <w:hyperlink r:id="rId79">
         <w:r>
           <w:rPr>
+            <w:rtl/>
+            <w:cs/>
             <w:lang w:val="ar_AE" w:bidi="ar_AE"/>
           </w:rPr>
           <w:rPr>
@@ -3851,27 +4821,35 @@
       </w:hyperlink>
       <w:r>
         <w:rPr>
+          <w:rtl/>
+          <w:cs/>
           <w:lang w:val="ar_AE" w:bidi="ar_AE"/>
         </w:rPr>
         <w:t>. حيث يعمل الله وفقًا لمقياسه الزمني. وهو سوف يرسل ابنه في الوقت الذي يراه مناسبًا.</w:t>
       </w:r>
       <w:r>
         <w:rPr>
-          <w:lang w:val="ar_AE" w:bidi="ar_AE"/>
-        </w:rPr>
-      </w:r>
-      <w:r>
-        <w:rPr>
-          <w:lang w:val="ar_AE" w:bidi="ar_AE"/>
-        </w:rPr>
-      </w:r>
-    </w:p>
-    <w:p>
-      <w:pPr>
-        <w:bidi/>
-      </w:pPr>
-      <w:r>
-        <w:rPr>
+          <w:rtl/>
+          <w:cs/>
+          <w:lang w:val="ar_AE" w:bidi="ar_AE"/>
+        </w:rPr>
+      </w:r>
+      <w:r>
+        <w:rPr>
+          <w:rtl/>
+          <w:cs/>
+          <w:lang w:val="ar_AE" w:bidi="ar_AE"/>
+        </w:rPr>
+      </w:r>
+    </w:p>
+    <w:p>
+      <w:pPr>
+        <w:bidi/>
+      </w:pPr>
+      <w:r>
+        <w:rPr>
+          <w:rtl/>
+          <w:cs/>
           <w:lang w:val="ar_AE" w:bidi="ar_AE"/>
         </w:rPr>
       </w:r>
@@ -3883,27 +4861,35 @@
       </w:pPr>
       <w:r>
         <w:rPr>
+          <w:rtl/>
+          <w:cs/>
           <w:lang w:val="ar_AE" w:bidi="ar_AE"/>
         </w:rPr>
         <w:t>2 بطرس 3: 10</w:t>
       </w:r>
       <w:r>
         <w:rPr>
-          <w:lang w:val="ar_AE" w:bidi="ar_AE"/>
-        </w:rPr>
-      </w:r>
-    </w:p>
-    <w:p>
-      <w:pPr>
-        <w:bidi/>
-      </w:pPr>
-      <w:r>
-        <w:rPr>
-          <w:lang w:val="ar_AE" w:bidi="ar_AE"/>
-        </w:rPr>
-      </w:r>
-      <w:r>
-        <w:rPr>
+          <w:rtl/>
+          <w:cs/>
+          <w:lang w:val="ar_AE" w:bidi="ar_AE"/>
+        </w:rPr>
+      </w:r>
+    </w:p>
+    <w:p>
+      <w:pPr>
+        <w:bidi/>
+      </w:pPr>
+      <w:r>
+        <w:rPr>
+          <w:rtl/>
+          <w:cs/>
+          <w:lang w:val="ar_AE" w:bidi="ar_AE"/>
+        </w:rPr>
+      </w:r>
+      <w:r>
+        <w:rPr>
+          <w:rtl/>
+          <w:cs/>
           <w:lang w:val="ar_AE" w:bidi="ar_AE"/>
         </w:rPr>
         <w:t xml:space="preserve">قد تشير كلمة العناصر إلى المكونات الأساسية للكون المادي أو إلى الشمس والقمر والنجوم. • ستُوجَد أنها تستحق الدينونة: النص اليوناني هنا معقد؛ القراءة التي اتبعتها ترجمة NLT تعني على الأرجح أن الخليقة </w:t>
@@ -3911,33 +4897,43 @@
       <w:r>
         <w:rPr>
           <w:i/>
+          <w:rtl/>
+          <w:cs/>
           <w:lang w:val="ar_AE" w:bidi="ar_AE"/>
         </w:rPr>
         <w:t>ستظهر أمام</w:t>
       </w:r>
       <w:r>
         <w:rPr>
+          <w:rtl/>
+          <w:cs/>
           <w:lang w:val="ar_AE" w:bidi="ar_AE"/>
         </w:rPr>
         <w:t xml:space="preserve"> الله في وقت الدينونة، وسيجدها تستحق حكمه ودينونته.</w:t>
       </w:r>
       <w:r>
         <w:rPr>
-          <w:lang w:val="ar_AE" w:bidi="ar_AE"/>
-        </w:rPr>
-      </w:r>
-      <w:r>
-        <w:rPr>
-          <w:lang w:val="ar_AE" w:bidi="ar_AE"/>
-        </w:rPr>
-      </w:r>
-    </w:p>
-    <w:p>
-      <w:pPr>
-        <w:bidi/>
-      </w:pPr>
-      <w:r>
-        <w:rPr>
+          <w:rtl/>
+          <w:cs/>
+          <w:lang w:val="ar_AE" w:bidi="ar_AE"/>
+        </w:rPr>
+      </w:r>
+      <w:r>
+        <w:rPr>
+          <w:rtl/>
+          <w:cs/>
+          <w:lang w:val="ar_AE" w:bidi="ar_AE"/>
+        </w:rPr>
+      </w:r>
+    </w:p>
+    <w:p>
+      <w:pPr>
+        <w:bidi/>
+      </w:pPr>
+      <w:r>
+        <w:rPr>
+          <w:rtl/>
+          <w:cs/>
           <w:lang w:val="ar_AE" w:bidi="ar_AE"/>
         </w:rPr>
       </w:r>
@@ -3949,27 +4945,35 @@
       </w:pPr>
       <w:r>
         <w:rPr>
+          <w:rtl/>
+          <w:cs/>
           <w:lang w:val="ar_AE" w:bidi="ar_AE"/>
         </w:rPr>
         <w:t>2 بطرس 3: 12</w:t>
       </w:r>
       <w:r>
         <w:rPr>
-          <w:lang w:val="ar_AE" w:bidi="ar_AE"/>
-        </w:rPr>
-      </w:r>
-    </w:p>
-    <w:p>
-      <w:pPr>
-        <w:bidi/>
-      </w:pPr>
-      <w:r>
-        <w:rPr>
-          <w:lang w:val="ar_AE" w:bidi="ar_AE"/>
-        </w:rPr>
-      </w:r>
-      <w:r>
-        <w:rPr>
+          <w:rtl/>
+          <w:cs/>
+          <w:lang w:val="ar_AE" w:bidi="ar_AE"/>
+        </w:rPr>
+      </w:r>
+    </w:p>
+    <w:p>
+      <w:pPr>
+        <w:bidi/>
+      </w:pPr>
+      <w:r>
+        <w:rPr>
+          <w:rtl/>
+          <w:cs/>
+          <w:lang w:val="ar_AE" w:bidi="ar_AE"/>
+        </w:rPr>
+      </w:r>
+      <w:r>
+        <w:rPr>
+          <w:rtl/>
+          <w:cs/>
           <w:lang w:val="ar_AE" w:bidi="ar_AE"/>
         </w:rPr>
         <w:t xml:space="preserve">مُنْتَظِرِينَ وَطَالِبِينَ سُرْعَةَ مَجِيءِ يَوْمِ الرَّبِّ: يمكن لشعب الله أن يُعجِّلوا وقت النهاية بتوبتهم وعيشهم بالتقوى (قارن </w:t>
@@ -3977,6 +4981,8 @@
       <w:hyperlink r:id="rId80">
         <w:r>
           <w:rPr>
+            <w:rtl/>
+            <w:cs/>
             <w:lang w:val="ar_AE" w:bidi="ar_AE"/>
           </w:rPr>
           <w:rPr>
@@ -3988,6 +4994,8 @@
       </w:hyperlink>
       <w:r>
         <w:rPr>
+          <w:rtl/>
+          <w:cs/>
           <w:lang w:val="ar_AE" w:bidi="ar_AE"/>
         </w:rPr>
         <w:t xml:space="preserve">). • العناصر ... تذوب: قارن </w:t>
@@ -3995,6 +5003,8 @@
       <w:hyperlink r:id="rId81">
         <w:r>
           <w:rPr>
+            <w:rtl/>
+            <w:cs/>
             <w:lang w:val="ar_AE" w:bidi="ar_AE"/>
           </w:rPr>
           <w:rPr>
@@ -4006,6 +5016,8 @@
       </w:hyperlink>
       <w:r>
         <w:rPr>
+          <w:rtl/>
+          <w:cs/>
           <w:lang w:val="ar_AE" w:bidi="ar_AE"/>
         </w:rPr>
         <w:t xml:space="preserve">; انظر أيضًا </w:t>
@@ -4013,6 +5025,8 @@
       <w:hyperlink r:id="rId82">
         <w:r>
           <w:rPr>
+            <w:rtl/>
+            <w:cs/>
             <w:lang w:val="ar_AE" w:bidi="ar_AE"/>
           </w:rPr>
           <w:rPr>
@@ -4024,27 +5038,35 @@
       </w:hyperlink>
       <w:r>
         <w:rPr>
+          <w:rtl/>
+          <w:cs/>
           <w:lang w:val="ar_AE" w:bidi="ar_AE"/>
         </w:rPr>
         <w:t>.</w:t>
       </w:r>
       <w:r>
         <w:rPr>
-          <w:lang w:val="ar_AE" w:bidi="ar_AE"/>
-        </w:rPr>
-      </w:r>
-      <w:r>
-        <w:rPr>
-          <w:lang w:val="ar_AE" w:bidi="ar_AE"/>
-        </w:rPr>
-      </w:r>
-    </w:p>
-    <w:p>
-      <w:pPr>
-        <w:bidi/>
-      </w:pPr>
-      <w:r>
-        <w:rPr>
+          <w:rtl/>
+          <w:cs/>
+          <w:lang w:val="ar_AE" w:bidi="ar_AE"/>
+        </w:rPr>
+      </w:r>
+      <w:r>
+        <w:rPr>
+          <w:rtl/>
+          <w:cs/>
+          <w:lang w:val="ar_AE" w:bidi="ar_AE"/>
+        </w:rPr>
+      </w:r>
+    </w:p>
+    <w:p>
+      <w:pPr>
+        <w:bidi/>
+      </w:pPr>
+      <w:r>
+        <w:rPr>
+          <w:rtl/>
+          <w:cs/>
           <w:lang w:val="ar_AE" w:bidi="ar_AE"/>
         </w:rPr>
       </w:r>
@@ -4056,27 +5078,35 @@
       </w:pPr>
       <w:r>
         <w:rPr>
+          <w:rtl/>
+          <w:cs/>
           <w:lang w:val="ar_AE" w:bidi="ar_AE"/>
         </w:rPr>
         <w:t>2 بطرس 3: 13</w:t>
       </w:r>
       <w:r>
         <w:rPr>
-          <w:lang w:val="ar_AE" w:bidi="ar_AE"/>
-        </w:rPr>
-      </w:r>
-    </w:p>
-    <w:p>
-      <w:pPr>
-        <w:bidi/>
-      </w:pPr>
-      <w:r>
-        <w:rPr>
-          <w:lang w:val="ar_AE" w:bidi="ar_AE"/>
-        </w:rPr>
-      </w:r>
-      <w:r>
-        <w:rPr>
+          <w:rtl/>
+          <w:cs/>
+          <w:lang w:val="ar_AE" w:bidi="ar_AE"/>
+        </w:rPr>
+      </w:r>
+    </w:p>
+    <w:p>
+      <w:pPr>
+        <w:bidi/>
+      </w:pPr>
+      <w:r>
+        <w:rPr>
+          <w:rtl/>
+          <w:cs/>
+          <w:lang w:val="ar_AE" w:bidi="ar_AE"/>
+        </w:rPr>
+      </w:r>
+      <w:r>
+        <w:rPr>
+          <w:rtl/>
+          <w:cs/>
           <w:lang w:val="ar_AE" w:bidi="ar_AE"/>
         </w:rPr>
         <w:t xml:space="preserve">نَنْتَظِرُ سَمَاوَاتٍ جَدِيدَةً، وَأَرْضًا جَدِيدَةً: انظر </w:t>
@@ -4084,6 +5114,8 @@
       <w:hyperlink r:id="rId83">
         <w:r>
           <w:rPr>
+            <w:rtl/>
+            <w:cs/>
             <w:lang w:val="ar_AE" w:bidi="ar_AE"/>
           </w:rPr>
           <w:rPr>
@@ -4095,6 +5127,8 @@
       </w:hyperlink>
       <w:r>
         <w:rPr>
+          <w:rtl/>
+          <w:cs/>
           <w:lang w:val="ar_AE" w:bidi="ar_AE"/>
         </w:rPr>
         <w:t xml:space="preserve">؛ </w:t>
@@ -4102,6 +5136,8 @@
       <w:hyperlink r:id="rId84">
         <w:r>
           <w:rPr>
+            <w:rtl/>
+            <w:cs/>
             <w:lang w:val="ar_AE" w:bidi="ar_AE"/>
           </w:rPr>
           <w:rPr>
@@ -4113,6 +5149,8 @@
       </w:hyperlink>
       <w:r>
         <w:rPr>
+          <w:rtl/>
+          <w:cs/>
           <w:lang w:val="ar_AE" w:bidi="ar_AE"/>
         </w:rPr>
         <w:t xml:space="preserve">؛ </w:t>
@@ -4120,6 +5158,8 @@
       <w:hyperlink r:id="rId85">
         <w:r>
           <w:rPr>
+            <w:rtl/>
+            <w:cs/>
             <w:lang w:val="ar_AE" w:bidi="ar_AE"/>
           </w:rPr>
           <w:rPr>
@@ -4131,27 +5171,35 @@
       </w:hyperlink>
       <w:r>
         <w:rPr>
+          <w:rtl/>
+          <w:cs/>
           <w:lang w:val="ar_AE" w:bidi="ar_AE"/>
         </w:rPr>
         <w:t>.</w:t>
       </w:r>
       <w:r>
         <w:rPr>
-          <w:lang w:val="ar_AE" w:bidi="ar_AE"/>
-        </w:rPr>
-      </w:r>
-      <w:r>
-        <w:rPr>
-          <w:lang w:val="ar_AE" w:bidi="ar_AE"/>
-        </w:rPr>
-      </w:r>
-    </w:p>
-    <w:p>
-      <w:pPr>
-        <w:bidi/>
-      </w:pPr>
-      <w:r>
-        <w:rPr>
+          <w:rtl/>
+          <w:cs/>
+          <w:lang w:val="ar_AE" w:bidi="ar_AE"/>
+        </w:rPr>
+      </w:r>
+      <w:r>
+        <w:rPr>
+          <w:rtl/>
+          <w:cs/>
+          <w:lang w:val="ar_AE" w:bidi="ar_AE"/>
+        </w:rPr>
+      </w:r>
+    </w:p>
+    <w:p>
+      <w:pPr>
+        <w:bidi/>
+      </w:pPr>
+      <w:r>
+        <w:rPr>
+          <w:rtl/>
+          <w:cs/>
           <w:lang w:val="ar_AE" w:bidi="ar_AE"/>
         </w:rPr>
       </w:r>
@@ -4163,27 +5211,35 @@
       </w:pPr>
       <w:r>
         <w:rPr>
+          <w:rtl/>
+          <w:cs/>
           <w:lang w:val="ar_AE" w:bidi="ar_AE"/>
         </w:rPr>
         <w:t>2 بطرس 3: 15</w:t>
       </w:r>
       <w:r>
         <w:rPr>
-          <w:lang w:val="ar_AE" w:bidi="ar_AE"/>
-        </w:rPr>
-      </w:r>
-    </w:p>
-    <w:p>
-      <w:pPr>
-        <w:bidi/>
-      </w:pPr>
-      <w:r>
-        <w:rPr>
-          <w:lang w:val="ar_AE" w:bidi="ar_AE"/>
-        </w:rPr>
-      </w:r>
-      <w:r>
-        <w:rPr>
+          <w:rtl/>
+          <w:cs/>
+          <w:lang w:val="ar_AE" w:bidi="ar_AE"/>
+        </w:rPr>
+      </w:r>
+    </w:p>
+    <w:p>
+      <w:pPr>
+        <w:bidi/>
+      </w:pPr>
+      <w:r>
+        <w:rPr>
+          <w:rtl/>
+          <w:cs/>
+          <w:lang w:val="ar_AE" w:bidi="ar_AE"/>
+        </w:rPr>
+      </w:r>
+      <w:r>
+        <w:rPr>
+          <w:rtl/>
+          <w:cs/>
           <w:lang w:val="ar_AE" w:bidi="ar_AE"/>
         </w:rPr>
         <w:t>أَخُونَا الْحَبِيبُ بُولُسُ: يروي لنا العهد الجديد القليل عن العلاقة بين بطرس وبولس. وبسبب المواجهة في أنطاكية (</w:t>
@@ -4191,6 +5247,8 @@
       <w:hyperlink r:id="rId86">
         <w:r>
           <w:rPr>
+            <w:rtl/>
+            <w:cs/>
             <w:lang w:val="ar_AE" w:bidi="ar_AE"/>
           </w:rPr>
           <w:rPr>
@@ -4202,6 +5260,8 @@
       </w:hyperlink>
       <w:r>
         <w:rPr>
+          <w:rtl/>
+          <w:cs/>
           <w:lang w:val="ar_AE" w:bidi="ar_AE"/>
         </w:rPr>
         <w:t>)، يُعتقد أحيانًا أن الاثنين كانا في حالة عداء أو خصام لبعضهما البعض، لكن العهد الجديد يقدم صورة مختلفة. فقد اتفق بطرس وبولس بشكل أساسي على الكرازة للأمم (</w:t>
@@ -4209,6 +5269,8 @@
       <w:hyperlink r:id="rId87">
         <w:r>
           <w:rPr>
+            <w:rtl/>
+            <w:cs/>
             <w:lang w:val="ar_AE" w:bidi="ar_AE"/>
           </w:rPr>
           <w:rPr>
@@ -4220,6 +5282,8 @@
       </w:hyperlink>
       <w:r>
         <w:rPr>
+          <w:rtl/>
+          <w:cs/>
           <w:lang w:val="ar_AE" w:bidi="ar_AE"/>
         </w:rPr>
         <w:t xml:space="preserve">; </w:t>
@@ -4227,6 +5291,8 @@
       <w:hyperlink r:id="rId88">
         <w:r>
           <w:rPr>
+            <w:rtl/>
+            <w:cs/>
             <w:lang w:val="ar_AE" w:bidi="ar_AE"/>
           </w:rPr>
           <w:rPr>
@@ -4238,6 +5304,8 @@
       </w:hyperlink>
       <w:r>
         <w:rPr>
+          <w:rtl/>
+          <w:cs/>
           <w:lang w:val="ar_AE" w:bidi="ar_AE"/>
         </w:rPr>
         <w:t xml:space="preserve">). وكان سيلا ومرقس شركاء لكل من بولس وبطرس (انظر </w:t>
@@ -4245,6 +5313,8 @@
       <w:hyperlink r:id="rId89">
         <w:r>
           <w:rPr>
+            <w:rtl/>
+            <w:cs/>
             <w:lang w:val="ar_AE" w:bidi="ar_AE"/>
           </w:rPr>
           <w:rPr>
@@ -4256,27 +5326,35 @@
       </w:hyperlink>
       <w:r>
         <w:rPr>
+          <w:rtl/>
+          <w:cs/>
           <w:lang w:val="ar_AE" w:bidi="ar_AE"/>
         </w:rPr>
         <w:t>). ووفقًا للتقليد، فقد استشهد كِلَا الرسولين في رومَا خلال نفس الاضطهاد الذي قام به نيرون في منتصف الستينيات من القرن الأول الميلادي.</w:t>
       </w:r>
       <w:r>
         <w:rPr>
-          <w:lang w:val="ar_AE" w:bidi="ar_AE"/>
-        </w:rPr>
-      </w:r>
-      <w:r>
-        <w:rPr>
-          <w:lang w:val="ar_AE" w:bidi="ar_AE"/>
-        </w:rPr>
-      </w:r>
-    </w:p>
-    <w:p>
-      <w:pPr>
-        <w:bidi/>
-      </w:pPr>
-      <w:r>
-        <w:rPr>
+          <w:rtl/>
+          <w:cs/>
+          <w:lang w:val="ar_AE" w:bidi="ar_AE"/>
+        </w:rPr>
+      </w:r>
+      <w:r>
+        <w:rPr>
+          <w:rtl/>
+          <w:cs/>
+          <w:lang w:val="ar_AE" w:bidi="ar_AE"/>
+        </w:rPr>
+      </w:r>
+    </w:p>
+    <w:p>
+      <w:pPr>
+        <w:bidi/>
+      </w:pPr>
+      <w:r>
+        <w:rPr>
+          <w:rtl/>
+          <w:cs/>
           <w:lang w:val="ar_AE" w:bidi="ar_AE"/>
         </w:rPr>
       </w:r>
@@ -4288,48 +5366,62 @@
       </w:pPr>
       <w:r>
         <w:rPr>
+          <w:rtl/>
+          <w:cs/>
           <w:lang w:val="ar_AE" w:bidi="ar_AE"/>
         </w:rPr>
         <w:t>2 بطرس 3: 16</w:t>
       </w:r>
       <w:r>
         <w:rPr>
-          <w:lang w:val="ar_AE" w:bidi="ar_AE"/>
-        </w:rPr>
-      </w:r>
-    </w:p>
-    <w:p>
-      <w:pPr>
-        <w:bidi/>
-      </w:pPr>
-      <w:r>
-        <w:rPr>
-          <w:lang w:val="ar_AE" w:bidi="ar_AE"/>
-        </w:rPr>
-      </w:r>
-      <w:r>
-        <w:rPr>
+          <w:rtl/>
+          <w:cs/>
+          <w:lang w:val="ar_AE" w:bidi="ar_AE"/>
+        </w:rPr>
+      </w:r>
+    </w:p>
+    <w:p>
+      <w:pPr>
+        <w:bidi/>
+      </w:pPr>
+      <w:r>
+        <w:rPr>
+          <w:rtl/>
+          <w:cs/>
+          <w:lang w:val="ar_AE" w:bidi="ar_AE"/>
+        </w:rPr>
+      </w:r>
+      <w:r>
+        <w:rPr>
+          <w:rtl/>
+          <w:cs/>
           <w:lang w:val="ar_AE" w:bidi="ar_AE"/>
         </w:rPr>
         <w:t>من المحتمل أن بطرس كان يعرف جميع رسائل بولس باستثناء واحدة أو اثنتين في ذلك الوقت. وتشير لغة بطرس إلى أنه اعتبر رسائل بولس جزءًا من الكتب المُقَدَّسة.</w:t>
       </w:r>
       <w:r>
         <w:rPr>
-          <w:lang w:val="ar_AE" w:bidi="ar_AE"/>
-        </w:rPr>
-      </w:r>
-      <w:r>
-        <w:rPr>
-          <w:lang w:val="ar_AE" w:bidi="ar_AE"/>
-        </w:rPr>
-      </w:r>
-    </w:p>
-    <w:p>
-      <w:pPr>
-        <w:bidi/>
-      </w:pPr>
-      <w:r>
-        <w:rPr>
+          <w:rtl/>
+          <w:cs/>
+          <w:lang w:val="ar_AE" w:bidi="ar_AE"/>
+        </w:rPr>
+      </w:r>
+      <w:r>
+        <w:rPr>
+          <w:rtl/>
+          <w:cs/>
+          <w:lang w:val="ar_AE" w:bidi="ar_AE"/>
+        </w:rPr>
+      </w:r>
+    </w:p>
+    <w:p>
+      <w:pPr>
+        <w:bidi/>
+      </w:pPr>
+      <w:r>
+        <w:rPr>
+          <w:rtl/>
+          <w:cs/>
           <w:lang w:val="ar_AE" w:bidi="ar_AE"/>
         </w:rPr>
       </w:r>
@@ -4341,38 +5433,50 @@
       </w:pPr>
       <w:r>
         <w:rPr>
+          <w:rtl/>
+          <w:cs/>
           <w:lang w:val="ar_AE" w:bidi="ar_AE"/>
         </w:rPr>
         <w:t>2 بطرس 3: 17–18</w:t>
       </w:r>
       <w:r>
         <w:rPr>
-          <w:lang w:val="ar_AE" w:bidi="ar_AE"/>
-        </w:rPr>
-      </w:r>
-    </w:p>
-    <w:p>
-      <w:pPr>
-        <w:bidi/>
-      </w:pPr>
-      <w:r>
-        <w:rPr>
-          <w:lang w:val="ar_AE" w:bidi="ar_AE"/>
-        </w:rPr>
-      </w:r>
-      <w:r>
-        <w:rPr>
+          <w:rtl/>
+          <w:cs/>
+          <w:lang w:val="ar_AE" w:bidi="ar_AE"/>
+        </w:rPr>
+      </w:r>
+    </w:p>
+    <w:p>
+      <w:pPr>
+        <w:bidi/>
+      </w:pPr>
+      <w:r>
+        <w:rPr>
+          <w:rtl/>
+          <w:cs/>
+          <w:lang w:val="ar_AE" w:bidi="ar_AE"/>
+        </w:rPr>
+      </w:r>
+      <w:r>
+        <w:rPr>
+          <w:rtl/>
+          <w:cs/>
           <w:lang w:val="ar_AE" w:bidi="ar_AE"/>
         </w:rPr>
         <w:t>يؤكد بطرس مجددًا غرضه: وهو أن يحمي قرائه من المُعَلِّمين الكذبة لكي يتمكنوا من النمو في النعمة. ويختتم بدوكسولوجية (تمجيد) لربنا ومخلصنا يسوع المسيح.</w:t>
       </w:r>
       <w:r>
         <w:rPr>
-          <w:lang w:val="ar_AE" w:bidi="ar_AE"/>
-        </w:rPr>
-      </w:r>
-      <w:r>
-        <w:rPr>
+          <w:rtl/>
+          <w:cs/>
+          <w:lang w:val="ar_AE" w:bidi="ar_AE"/>
+        </w:rPr>
+      </w:r>
+      <w:r>
+        <w:rPr>
+          <w:rtl/>
+          <w:cs/>
           <w:lang w:val="ar_AE" w:bidi="ar_AE"/>
         </w:rPr>
       </w:r>

--- a/arb/docx/61.content.docx
+++ b/arb/docx/61.content.docx
@@ -309,20 +309,14 @@
         </w:rPr>
         <w:t>كان اسم سمعان من أكثر الأسماء اليهودية شيوعًا في القرن الأول. وقد أعطاه يسوع الاسم بطرس (</w:t>
       </w:r>
-      <w:hyperlink r:id="rId13">
-        <w:r>
-          <w:rPr>
-            <w:rtl/>
-            <w:cs/>
-            <w:lang w:val="ar_AE" w:bidi="ar_AE"/>
-          </w:rPr>
-          <w:rPr>
-            <w:color w:val="0000EE"/>
-            <w:u w:val="single"/>
-          </w:rPr>
-          <w:t>متى 16:17–18</w:t>
-        </w:r>
-      </w:hyperlink>
+      <w:r>
+        <w:rPr>
+          <w:rtl/>
+          <w:cs/>
+          <w:lang w:val="ar_AE" w:bidi="ar_AE"/>
+        </w:rPr>
+        <w:t>متى 16:17–18</w:t>
+      </w:r>
       <w:r>
         <w:rPr>
           <w:rtl/>
@@ -364,20 +358,14 @@
         </w:rPr>
         <w:t>). • عَبْدُ يَسُوعَ الْمَسِيحِ: في العهد القديم، يُطلق على القادة المهمين لشعب الله خدام أو عبيد الرب (</w:t>
       </w:r>
-      <w:hyperlink r:id="rId14">
-        <w:r>
-          <w:rPr>
-            <w:rtl/>
-            <w:cs/>
-            <w:lang w:val="ar_AE" w:bidi="ar_AE"/>
-          </w:rPr>
-          <w:rPr>
-            <w:color w:val="0000EE"/>
-            <w:u w:val="single"/>
-          </w:rPr>
-          <w:t>يشوع 14:7</w:t>
-        </w:r>
-      </w:hyperlink>
+      <w:r>
+        <w:rPr>
+          <w:rtl/>
+          <w:cs/>
+          <w:lang w:val="ar_AE" w:bidi="ar_AE"/>
+        </w:rPr>
+        <w:t>يشوع 14:7</w:t>
+      </w:r>
       <w:r>
         <w:rPr>
           <w:rtl/>
@@ -386,20 +374,14 @@
         </w:rPr>
         <w:t xml:space="preserve">; </w:t>
       </w:r>
-      <w:hyperlink r:id="rId15">
-        <w:r>
-          <w:rPr>
-            <w:rtl/>
-            <w:cs/>
-            <w:lang w:val="ar_AE" w:bidi="ar_AE"/>
-          </w:rPr>
-          <w:rPr>
-            <w:color w:val="0000EE"/>
-            <w:u w:val="single"/>
-          </w:rPr>
-          <w:t>24:29</w:t>
-        </w:r>
-      </w:hyperlink>
+      <w:r>
+        <w:rPr>
+          <w:rtl/>
+          <w:cs/>
+          <w:lang w:val="ar_AE" w:bidi="ar_AE"/>
+        </w:rPr>
+        <w:t>24:29</w:t>
+      </w:r>
       <w:r>
         <w:rPr>
           <w:rtl/>
@@ -408,20 +390,14 @@
         </w:rPr>
         <w:t xml:space="preserve">; </w:t>
       </w:r>
-      <w:hyperlink r:id="rId16">
-        <w:r>
-          <w:rPr>
-            <w:rtl/>
-            <w:cs/>
-            <w:lang w:val="ar_AE" w:bidi="ar_AE"/>
-          </w:rPr>
-          <w:rPr>
-            <w:color w:val="0000EE"/>
-            <w:u w:val="single"/>
-          </w:rPr>
-          <w:t>2 ملوك 10:10</w:t>
-        </w:r>
-      </w:hyperlink>
+      <w:r>
+        <w:rPr>
+          <w:rtl/>
+          <w:cs/>
+          <w:lang w:val="ar_AE" w:bidi="ar_AE"/>
+        </w:rPr>
+        <w:t>2 ملوك 10:10</w:t>
+      </w:r>
       <w:r>
         <w:rPr>
           <w:rtl/>
@@ -430,20 +406,14 @@
         </w:rPr>
         <w:t xml:space="preserve">). ويُظهر هذا اللقب خضوع بطرس للمسيح ويشير إلى أن دوره في خطة الله كان هامًا. • كلمة مَعَنَا ربما تشير إلى المسيحيين (المؤمنين) اليهود؛ حيث كان المُرسَل إليهم في الغالب من المؤمنين الأمميين. وفي العهد الجديد، يشترك المؤمنون من الأمم ومن اليهود في نفس الإيمان الثمين ويكونون على قدم المساواة كشعب الله (انظر </w:t>
       </w:r>
-      <w:hyperlink r:id="rId17">
-        <w:r>
-          <w:rPr>
-            <w:rtl/>
-            <w:cs/>
-            <w:lang w:val="ar_AE" w:bidi="ar_AE"/>
-          </w:rPr>
-          <w:rPr>
-            <w:color w:val="0000EE"/>
-            <w:u w:val="single"/>
-          </w:rPr>
-          <w:t>غلاطية 3:26–29</w:t>
-        </w:r>
-      </w:hyperlink>
+      <w:r>
+        <w:rPr>
+          <w:rtl/>
+          <w:cs/>
+          <w:lang w:val="ar_AE" w:bidi="ar_AE"/>
+        </w:rPr>
+        <w:t>غلاطية 3:26–29</w:t>
+      </w:r>
       <w:r>
         <w:rPr>
           <w:rtl/>
@@ -452,20 +422,14 @@
         </w:rPr>
         <w:t xml:space="preserve">). • هذا واحد من الأماكن القليلة في العهد الجديد حيث يُطلق على يسوع المسيح لقب إِلهِنَا (انظر أيضًا </w:t>
       </w:r>
-      <w:hyperlink r:id="rId18">
-        <w:r>
-          <w:rPr>
-            <w:rtl/>
-            <w:cs/>
-            <w:lang w:val="ar_AE" w:bidi="ar_AE"/>
-          </w:rPr>
-          <w:rPr>
-            <w:color w:val="0000EE"/>
-            <w:u w:val="single"/>
-          </w:rPr>
-          <w:t>يوحنا 1:1</w:t>
-        </w:r>
-      </w:hyperlink>
+      <w:r>
+        <w:rPr>
+          <w:rtl/>
+          <w:cs/>
+          <w:lang w:val="ar_AE" w:bidi="ar_AE"/>
+        </w:rPr>
+        <w:t>يوحنا 1:1</w:t>
+      </w:r>
       <w:r>
         <w:rPr>
           <w:rtl/>
@@ -474,20 +438,14 @@
         </w:rPr>
         <w:t xml:space="preserve">; </w:t>
       </w:r>
-      <w:hyperlink r:id="rId19">
-        <w:r>
-          <w:rPr>
-            <w:rtl/>
-            <w:cs/>
-            <w:lang w:val="ar_AE" w:bidi="ar_AE"/>
-          </w:rPr>
-          <w:rPr>
-            <w:color w:val="0000EE"/>
-            <w:u w:val="single"/>
-          </w:rPr>
-          <w:t>20:28</w:t>
-        </w:r>
-      </w:hyperlink>
+      <w:r>
+        <w:rPr>
+          <w:rtl/>
+          <w:cs/>
+          <w:lang w:val="ar_AE" w:bidi="ar_AE"/>
+        </w:rPr>
+        <w:t>20:28</w:t>
+      </w:r>
       <w:r>
         <w:rPr>
           <w:rtl/>
@@ -496,20 +454,14 @@
         </w:rPr>
         <w:t xml:space="preserve">; </w:t>
       </w:r>
-      <w:hyperlink r:id="rId20">
-        <w:r>
-          <w:rPr>
-            <w:rtl/>
-            <w:cs/>
-            <w:lang w:val="ar_AE" w:bidi="ar_AE"/>
-          </w:rPr>
-          <w:rPr>
-            <w:color w:val="0000EE"/>
-            <w:u w:val="single"/>
-          </w:rPr>
-          <w:t>رومية 9:5</w:t>
-        </w:r>
-      </w:hyperlink>
+      <w:r>
+        <w:rPr>
+          <w:rtl/>
+          <w:cs/>
+          <w:lang w:val="ar_AE" w:bidi="ar_AE"/>
+        </w:rPr>
+        <w:t>رومية 9:5</w:t>
+      </w:r>
       <w:r>
         <w:rPr>
           <w:rtl/>
@@ -518,20 +470,14 @@
         </w:rPr>
         <w:t xml:space="preserve">; </w:t>
       </w:r>
-      <w:hyperlink r:id="rId21">
-        <w:r>
-          <w:rPr>
-            <w:rtl/>
-            <w:cs/>
-            <w:lang w:val="ar_AE" w:bidi="ar_AE"/>
-          </w:rPr>
-          <w:rPr>
-            <w:color w:val="0000EE"/>
-            <w:u w:val="single"/>
-          </w:rPr>
-          <w:t>تيطس 2:13</w:t>
-        </w:r>
-      </w:hyperlink>
+      <w:r>
+        <w:rPr>
+          <w:rtl/>
+          <w:cs/>
+          <w:lang w:val="ar_AE" w:bidi="ar_AE"/>
+        </w:rPr>
+        <w:t>تيطس 2:13</w:t>
+      </w:r>
       <w:r>
         <w:rPr>
           <w:rtl/>
@@ -540,20 +486,14 @@
         </w:rPr>
         <w:t xml:space="preserve">; </w:t>
       </w:r>
-      <w:hyperlink r:id="rId22">
-        <w:r>
-          <w:rPr>
-            <w:rtl/>
-            <w:cs/>
-            <w:lang w:val="ar_AE" w:bidi="ar_AE"/>
-          </w:rPr>
-          <w:rPr>
-            <w:color w:val="0000EE"/>
-            <w:u w:val="single"/>
-          </w:rPr>
-          <w:t>عبرانيين 1:8</w:t>
-        </w:r>
-      </w:hyperlink>
+      <w:r>
+        <w:rPr>
+          <w:rtl/>
+          <w:cs/>
+          <w:lang w:val="ar_AE" w:bidi="ar_AE"/>
+        </w:rPr>
+        <w:t>عبرانيين 1:8</w:t>
+      </w:r>
       <w:r>
         <w:rPr>
           <w:rtl/>
@@ -562,20 +502,14 @@
         </w:rPr>
         <w:t xml:space="preserve">; </w:t>
       </w:r>
-      <w:hyperlink r:id="rId23">
-        <w:r>
-          <w:rPr>
-            <w:rtl/>
-            <w:cs/>
-            <w:lang w:val="ar_AE" w:bidi="ar_AE"/>
-          </w:rPr>
-          <w:rPr>
-            <w:color w:val="0000EE"/>
-            <w:u w:val="single"/>
-          </w:rPr>
-          <w:t>1 يوحنا 5:20</w:t>
-        </w:r>
-      </w:hyperlink>
+      <w:r>
+        <w:rPr>
+          <w:rtl/>
+          <w:cs/>
+          <w:lang w:val="ar_AE" w:bidi="ar_AE"/>
+        </w:rPr>
+        <w:t>1 يوحنا 5:20</w:t>
+      </w:r>
       <w:r>
         <w:rPr>
           <w:rtl/>
@@ -685,20 +619,14 @@
         </w:rPr>
         <w:t xml:space="preserve"> لـ"يسوع ربنا" (</w:t>
       </w:r>
-      <w:hyperlink r:id="rId24">
-        <w:r>
-          <w:rPr>
-            <w:rtl/>
-            <w:cs/>
-            <w:lang w:val="ar_AE" w:bidi="ar_AE"/>
-          </w:rPr>
-          <w:rPr>
-            <w:color w:val="0000EE"/>
-            <w:u w:val="single"/>
-          </w:rPr>
-          <w:t>1:2</w:t>
-        </w:r>
-      </w:hyperlink>
+      <w:r>
+        <w:rPr>
+          <w:rtl/>
+          <w:cs/>
+          <w:lang w:val="ar_AE" w:bidi="ar_AE"/>
+        </w:rPr>
+        <w:t>1:2</w:t>
+      </w:r>
       <w:r>
         <w:rPr>
           <w:rtl/>
@@ -774,20 +702,14 @@
         </w:rPr>
         <w:t>شرح كل ما وهبه الله لنا في المسيح (</w:t>
       </w:r>
-      <w:hyperlink r:id="rId25">
-        <w:r>
-          <w:rPr>
-            <w:rtl/>
-            <w:cs/>
-            <w:lang w:val="ar_AE" w:bidi="ar_AE"/>
-          </w:rPr>
-          <w:rPr>
-            <w:color w:val="0000EE"/>
-            <w:u w:val="single"/>
-          </w:rPr>
-          <w:t>1:3–4</w:t>
-        </w:r>
-      </w:hyperlink>
+      <w:r>
+        <w:rPr>
+          <w:rtl/>
+          <w:cs/>
+          <w:lang w:val="ar_AE" w:bidi="ar_AE"/>
+        </w:rPr>
+        <w:t>1:3–4</w:t>
+      </w:r>
       <w:r>
         <w:rPr>
           <w:rtl/>
@@ -796,20 +718,14 @@
         </w:rPr>
         <w:t>) يُعدّ الأساس لدعوة مُلِحَّة لكي ننمو في معرفة المسيح (</w:t>
       </w:r>
-      <w:hyperlink r:id="rId26">
-        <w:r>
-          <w:rPr>
-            <w:rtl/>
-            <w:cs/>
-            <w:lang w:val="ar_AE" w:bidi="ar_AE"/>
-          </w:rPr>
-          <w:rPr>
-            <w:color w:val="0000EE"/>
-            <w:u w:val="single"/>
-          </w:rPr>
-          <w:t>1:5–11</w:t>
-        </w:r>
-      </w:hyperlink>
+      <w:r>
+        <w:rPr>
+          <w:rtl/>
+          <w:cs/>
+          <w:lang w:val="ar_AE" w:bidi="ar_AE"/>
+        </w:rPr>
+        <w:t>1:5–11</w:t>
+      </w:r>
       <w:r>
         <w:rPr>
           <w:rtl/>
@@ -885,20 +801,14 @@
         </w:rPr>
         <w:t xml:space="preserve"> لِكَيْ تَصِيرُوا بِهَا شُرَكَاءَ الطَّبِيعَةِ الإِلهِيَّةِ: في الأغلب لم يكن يقصد بطرس أن أرواحنا مندمجة مع الله، بل أن المؤمنين يشتركون في صفات الله (قارن </w:t>
       </w:r>
-      <w:hyperlink r:id="rId27">
-        <w:r>
-          <w:rPr>
-            <w:rtl/>
-            <w:cs/>
-            <w:lang w:val="ar_AE" w:bidi="ar_AE"/>
-          </w:rPr>
-          <w:rPr>
-            <w:color w:val="0000EE"/>
-            <w:u w:val="single"/>
-          </w:rPr>
-          <w:t>لاويين 11:44</w:t>
-        </w:r>
-      </w:hyperlink>
+      <w:r>
+        <w:rPr>
+          <w:rtl/>
+          <w:cs/>
+          <w:lang w:val="ar_AE" w:bidi="ar_AE"/>
+        </w:rPr>
+        <w:t>لاويين 11:44</w:t>
+      </w:r>
       <w:r>
         <w:rPr>
           <w:rtl/>
@@ -907,20 +817,14 @@
         </w:rPr>
         <w:t xml:space="preserve">; </w:t>
       </w:r>
-      <w:hyperlink r:id="rId28">
-        <w:r>
-          <w:rPr>
-            <w:rtl/>
-            <w:cs/>
-            <w:lang w:val="ar_AE" w:bidi="ar_AE"/>
-          </w:rPr>
-          <w:rPr>
-            <w:color w:val="0000EE"/>
-            <w:u w:val="single"/>
-          </w:rPr>
-          <w:t>متى 5:43–48</w:t>
-        </w:r>
-      </w:hyperlink>
+      <w:r>
+        <w:rPr>
+          <w:rtl/>
+          <w:cs/>
+          <w:lang w:val="ar_AE" w:bidi="ar_AE"/>
+        </w:rPr>
+        <w:t>متى 5:43–48</w:t>
+      </w:r>
       <w:r>
         <w:rPr>
           <w:rtl/>
@@ -929,20 +833,14 @@
         </w:rPr>
         <w:t xml:space="preserve">; </w:t>
       </w:r>
-      <w:hyperlink r:id="rId29">
-        <w:r>
-          <w:rPr>
-            <w:rtl/>
-            <w:cs/>
-            <w:lang w:val="ar_AE" w:bidi="ar_AE"/>
-          </w:rPr>
-          <w:rPr>
-            <w:color w:val="0000EE"/>
-            <w:u w:val="single"/>
-          </w:rPr>
-          <w:t>أفسس 4:24</w:t>
-        </w:r>
-      </w:hyperlink>
+      <w:r>
+        <w:rPr>
+          <w:rtl/>
+          <w:cs/>
+          <w:lang w:val="ar_AE" w:bidi="ar_AE"/>
+        </w:rPr>
+        <w:t>أفسس 4:24</w:t>
+      </w:r>
       <w:r>
         <w:rPr>
           <w:rtl/>
@@ -951,20 +849,14 @@
         </w:rPr>
         <w:t xml:space="preserve">; </w:t>
       </w:r>
-      <w:hyperlink r:id="rId30">
-        <w:r>
-          <w:rPr>
-            <w:rtl/>
-            <w:cs/>
-            <w:lang w:val="ar_AE" w:bidi="ar_AE"/>
-          </w:rPr>
-          <w:rPr>
-            <w:color w:val="0000EE"/>
-            <w:u w:val="single"/>
-          </w:rPr>
-          <w:t>5:1</w:t>
-        </w:r>
-      </w:hyperlink>
+      <w:r>
+        <w:rPr>
+          <w:rtl/>
+          <w:cs/>
+          <w:lang w:val="ar_AE" w:bidi="ar_AE"/>
+        </w:rPr>
+        <w:t>5:1</w:t>
+      </w:r>
       <w:r>
         <w:rPr>
           <w:rtl/>
@@ -1057,20 +949,14 @@
         </w:rPr>
         <w:t>. والتسلسل في مثل هذه المقاطع ليس حتميًا - على سبيل المثال، لا يقصد بطرس أن الفضيلة يجب أن تسبق المعرفة. ومع ذلك، فإن المحبة تُعدّ قمة الفضائل (</w:t>
       </w:r>
-      <w:hyperlink r:id="rId31">
-        <w:r>
-          <w:rPr>
-            <w:rtl/>
-            <w:cs/>
-            <w:lang w:val="ar_AE" w:bidi="ar_AE"/>
-          </w:rPr>
-          <w:rPr>
-            <w:color w:val="0000EE"/>
-            <w:u w:val="single"/>
-          </w:rPr>
-          <w:t>1:7</w:t>
-        </w:r>
-      </w:hyperlink>
+      <w:r>
+        <w:rPr>
+          <w:rtl/>
+          <w:cs/>
+          <w:lang w:val="ar_AE" w:bidi="ar_AE"/>
+        </w:rPr>
+        <w:t>1:7</w:t>
+      </w:r>
       <w:r>
         <w:rPr>
           <w:rtl/>
@@ -1247,20 +1133,14 @@
         </w:rPr>
         <w:t xml:space="preserve"> حيث يقدم قائد قديم ومحترم تعليمات نهائية لأبنائه أو للآخرين على فراش الموت (قارن </w:t>
       </w:r>
-      <w:hyperlink r:id="rId32">
-        <w:r>
-          <w:rPr>
-            <w:rtl/>
-            <w:cs/>
-            <w:lang w:val="ar_AE" w:bidi="ar_AE"/>
-          </w:rPr>
-          <w:rPr>
-            <w:color w:val="0000EE"/>
-            <w:u w:val="single"/>
-          </w:rPr>
-          <w:t>تثنية 31–33</w:t>
-        </w:r>
-      </w:hyperlink>
+      <w:r>
+        <w:rPr>
+          <w:rtl/>
+          <w:cs/>
+          <w:lang w:val="ar_AE" w:bidi="ar_AE"/>
+        </w:rPr>
+        <w:t>تثنية 31–33</w:t>
+      </w:r>
       <w:r>
         <w:rPr>
           <w:rtl/>
@@ -1269,20 +1149,14 @@
         </w:rPr>
         <w:t xml:space="preserve">؛ </w:t>
       </w:r>
-      <w:hyperlink r:id="rId33">
-        <w:r>
-          <w:rPr>
-            <w:rtl/>
-            <w:cs/>
-            <w:lang w:val="ar_AE" w:bidi="ar_AE"/>
-          </w:rPr>
-          <w:rPr>
-            <w:color w:val="0000EE"/>
-            <w:u w:val="single"/>
-          </w:rPr>
-          <w:t>يشوع 24</w:t>
-        </w:r>
-      </w:hyperlink>
+      <w:r>
+        <w:rPr>
+          <w:rtl/>
+          <w:cs/>
+          <w:lang w:val="ar_AE" w:bidi="ar_AE"/>
+        </w:rPr>
+        <w:t>يشوع 24</w:t>
+      </w:r>
       <w:r>
         <w:rPr>
           <w:rtl/>
@@ -1367,20 +1241,14 @@
         </w:rPr>
         <w:t>من المحتمل أن تكون هذه النبوة قد جاءت في رؤيا، ولكن من المرجح أكثر أن بطرس كان يتذكر نبوة يسوع حول موته (</w:t>
       </w:r>
-      <w:hyperlink r:id="rId34">
-        <w:r>
-          <w:rPr>
-            <w:rtl/>
-            <w:cs/>
-            <w:lang w:val="ar_AE" w:bidi="ar_AE"/>
-          </w:rPr>
-          <w:rPr>
-            <w:color w:val="0000EE"/>
-            <w:u w:val="single"/>
-          </w:rPr>
-          <w:t>يوحنّا 21:18–19</w:t>
-        </w:r>
-      </w:hyperlink>
+      <w:r>
+        <w:rPr>
+          <w:rtl/>
+          <w:cs/>
+          <w:lang w:val="ar_AE" w:bidi="ar_AE"/>
+        </w:rPr>
+        <w:t>يوحنّا 21:18–19</w:t>
+      </w:r>
       <w:r>
         <w:rPr>
           <w:rtl/>
@@ -1473,20 +1341,14 @@
         </w:rPr>
         <w:t>): ربما كان المُعَلِّمون الكذبة يُقَدِّمون اتهامًا بأن رسالة عودة المسيح كانت مجرد حكاية مبهجة دون حقيقة مُؤكدة. • كُنَّا مُعَايِنِينَ عَظَمَتَهُ: عند تجلي يسوع (</w:t>
       </w:r>
-      <w:hyperlink r:id="rId35">
-        <w:r>
-          <w:rPr>
-            <w:rtl/>
-            <w:cs/>
-            <w:lang w:val="ar_AE" w:bidi="ar_AE"/>
-          </w:rPr>
-          <w:rPr>
-            <w:color w:val="0000EE"/>
-            <w:u w:val="single"/>
-          </w:rPr>
-          <w:t>متى 17:1–9</w:t>
-        </w:r>
-      </w:hyperlink>
+      <w:r>
+        <w:rPr>
+          <w:rtl/>
+          <w:cs/>
+          <w:lang w:val="ar_AE" w:bidi="ar_AE"/>
+        </w:rPr>
+        <w:t>متى 17:1–9</w:t>
+      </w:r>
       <w:r>
         <w:rPr>
           <w:rtl/>
@@ -1495,20 +1357,14 @@
         </w:rPr>
         <w:t xml:space="preserve">; </w:t>
       </w:r>
-      <w:hyperlink r:id="rId36">
-        <w:r>
-          <w:rPr>
-            <w:rtl/>
-            <w:cs/>
-            <w:lang w:val="ar_AE" w:bidi="ar_AE"/>
-          </w:rPr>
-          <w:rPr>
-            <w:color w:val="0000EE"/>
-            <w:u w:val="single"/>
-          </w:rPr>
-          <w:t>مرقس 9:2–8</w:t>
-        </w:r>
-      </w:hyperlink>
+      <w:r>
+        <w:rPr>
+          <w:rtl/>
+          <w:cs/>
+          <w:lang w:val="ar_AE" w:bidi="ar_AE"/>
+        </w:rPr>
+        <w:t>مرقس 9:2–8</w:t>
+      </w:r>
       <w:r>
         <w:rPr>
           <w:rtl/>
@@ -1517,20 +1373,14 @@
         </w:rPr>
         <w:t xml:space="preserve">; </w:t>
       </w:r>
-      <w:hyperlink r:id="rId37">
-        <w:r>
-          <w:rPr>
-            <w:rtl/>
-            <w:cs/>
-            <w:lang w:val="ar_AE" w:bidi="ar_AE"/>
-          </w:rPr>
-          <w:rPr>
-            <w:color w:val="0000EE"/>
-            <w:u w:val="single"/>
-          </w:rPr>
-          <w:t>لوقا 9:28–36</w:t>
-        </w:r>
-      </w:hyperlink>
+      <w:r>
+        <w:rPr>
+          <w:rtl/>
+          <w:cs/>
+          <w:lang w:val="ar_AE" w:bidi="ar_AE"/>
+        </w:rPr>
+        <w:t>لوقا 9:28–36</w:t>
+      </w:r>
       <w:r>
         <w:rPr>
           <w:rtl/>
@@ -1606,20 +1456,14 @@
         </w:rPr>
         <w:t xml:space="preserve"> إدانة بطرس للمُعَلِّمين الكذبة (أصحاح </w:t>
       </w:r>
-      <w:hyperlink r:id="rId38">
-        <w:r>
-          <w:rPr>
-            <w:rtl/>
-            <w:cs/>
-            <w:lang w:val="ar_AE" w:bidi="ar_AE"/>
-          </w:rPr>
-          <w:rPr>
-            <w:color w:val="0000EE"/>
-            <w:u w:val="single"/>
-          </w:rPr>
-          <w:t>2</w:t>
-        </w:r>
-      </w:hyperlink>
+      <w:r>
+        <w:rPr>
+          <w:rtl/>
+          <w:cs/>
+          <w:lang w:val="ar_AE" w:bidi="ar_AE"/>
+        </w:rPr>
+        <w:t>2</w:t>
+      </w:r>
       <w:r>
         <w:rPr>
           <w:rtl/>
@@ -1628,20 +1472,14 @@
         </w:rPr>
         <w:t xml:space="preserve">) تأتي في سياق هذا التعليم حول يقين عودة يسوع (انظر أيضًا </w:t>
       </w:r>
-      <w:hyperlink r:id="rId39">
-        <w:r>
-          <w:rPr>
-            <w:rtl/>
-            <w:cs/>
-            <w:lang w:val="ar_AE" w:bidi="ar_AE"/>
-          </w:rPr>
-          <w:rPr>
-            <w:color w:val="0000EE"/>
-            <w:u w:val="single"/>
-          </w:rPr>
-          <w:t>3:1–13</w:t>
-        </w:r>
-      </w:hyperlink>
+      <w:r>
+        <w:rPr>
+          <w:rtl/>
+          <w:cs/>
+          <w:lang w:val="ar_AE" w:bidi="ar_AE"/>
+        </w:rPr>
+        <w:t>3:1–13</w:t>
+      </w:r>
       <w:r>
         <w:rPr>
           <w:rtl/>
@@ -1650,20 +1488,14 @@
         </w:rPr>
         <w:t>). وفي الأغلب كان المُعَلِّمون الكذبة ينكرون حقيقة عودة المسيح والدينونة. إن اختبار بطرس كشاهد عيان (</w:t>
       </w:r>
-      <w:hyperlink r:id="rId40">
-        <w:r>
-          <w:rPr>
-            <w:rtl/>
-            <w:cs/>
-            <w:lang w:val="ar_AE" w:bidi="ar_AE"/>
-          </w:rPr>
-          <w:rPr>
-            <w:color w:val="0000EE"/>
-            <w:u w:val="single"/>
-          </w:rPr>
-          <w:t>1:16–18</w:t>
-        </w:r>
-      </w:hyperlink>
+      <w:r>
+        <w:rPr>
+          <w:rtl/>
+          <w:cs/>
+          <w:lang w:val="ar_AE" w:bidi="ar_AE"/>
+        </w:rPr>
+        <w:t>1:16–18</w:t>
+      </w:r>
       <w:r>
         <w:rPr>
           <w:rtl/>
@@ -1672,20 +1504,14 @@
         </w:rPr>
         <w:t>) والموثوقيَّة الجوهرية لنبوات الكُتب المُقَدَّسة (</w:t>
       </w:r>
-      <w:hyperlink r:id="rId41">
-        <w:r>
-          <w:rPr>
-            <w:rtl/>
-            <w:cs/>
-            <w:lang w:val="ar_AE" w:bidi="ar_AE"/>
-          </w:rPr>
-          <w:rPr>
-            <w:color w:val="0000EE"/>
-            <w:u w:val="single"/>
-          </w:rPr>
-          <w:t>1:19–21</w:t>
-        </w:r>
-      </w:hyperlink>
+      <w:r>
+        <w:rPr>
+          <w:rtl/>
+          <w:cs/>
+          <w:lang w:val="ar_AE" w:bidi="ar_AE"/>
+        </w:rPr>
+        <w:t>1:19–21</w:t>
+      </w:r>
       <w:r>
         <w:rPr>
           <w:rtl/>
@@ -1778,20 +1604,14 @@
         </w:rPr>
         <w:t xml:space="preserve"> وهو الوقت الذي يتدخل فيه الله في التاريخ لإنقاذ شعبه ودينونة أعدائه (انظر </w:t>
       </w:r>
-      <w:hyperlink r:id="rId42">
-        <w:r>
-          <w:rPr>
-            <w:rtl/>
-            <w:cs/>
-            <w:lang w:val="ar_AE" w:bidi="ar_AE"/>
-          </w:rPr>
-          <w:rPr>
-            <w:color w:val="0000EE"/>
-            <w:u w:val="single"/>
-          </w:rPr>
-          <w:t>إشعياء 13:4–12</w:t>
-        </w:r>
-      </w:hyperlink>
+      <w:r>
+        <w:rPr>
+          <w:rtl/>
+          <w:cs/>
+          <w:lang w:val="ar_AE" w:bidi="ar_AE"/>
+        </w:rPr>
+        <w:t>إشعياء 13:4–12</w:t>
+      </w:r>
       <w:r>
         <w:rPr>
           <w:rtl/>
@@ -1800,20 +1620,14 @@
         </w:rPr>
         <w:t xml:space="preserve">؛ </w:t>
       </w:r>
-      <w:hyperlink r:id="rId43">
-        <w:r>
-          <w:rPr>
-            <w:rtl/>
-            <w:cs/>
-            <w:lang w:val="ar_AE" w:bidi="ar_AE"/>
-          </w:rPr>
-          <w:rPr>
-            <w:color w:val="0000EE"/>
-            <w:u w:val="single"/>
-          </w:rPr>
-          <w:t>يوئيل 2:1–32</w:t>
-        </w:r>
-      </w:hyperlink>
+      <w:r>
+        <w:rPr>
+          <w:rtl/>
+          <w:cs/>
+          <w:lang w:val="ar_AE" w:bidi="ar_AE"/>
+        </w:rPr>
+        <w:t>يوئيل 2:1–32</w:t>
+      </w:r>
       <w:r>
         <w:rPr>
           <w:rtl/>
@@ -1822,20 +1636,14 @@
         </w:rPr>
         <w:t xml:space="preserve">؛ </w:t>
       </w:r>
-      <w:hyperlink r:id="rId44">
-        <w:r>
-          <w:rPr>
-            <w:rtl/>
-            <w:cs/>
-            <w:lang w:val="ar_AE" w:bidi="ar_AE"/>
-          </w:rPr>
-          <w:rPr>
-            <w:color w:val="0000EE"/>
-            <w:u w:val="single"/>
-          </w:rPr>
-          <w:t>صفنيا 2:1–3</w:t>
-        </w:r>
-      </w:hyperlink>
+      <w:r>
+        <w:rPr>
+          <w:rtl/>
+          <w:cs/>
+          <w:lang w:val="ar_AE" w:bidi="ar_AE"/>
+        </w:rPr>
+        <w:t>صفنيا 2:1–3</w:t>
+      </w:r>
       <w:r>
         <w:rPr>
           <w:rtl/>
@@ -1995,20 +1803,14 @@
         </w:rPr>
         <w:t xml:space="preserve">استخدام بطرس لزمن المستقبل في </w:t>
       </w:r>
-      <w:hyperlink r:id="rId45">
-        <w:r>
-          <w:rPr>
-            <w:rtl/>
-            <w:cs/>
-            <w:lang w:val="ar_AE" w:bidi="ar_AE"/>
-          </w:rPr>
-          <w:rPr>
-            <w:color w:val="0000EE"/>
-            <w:u w:val="single"/>
-          </w:rPr>
-          <w:t>2:1–3</w:t>
-        </w:r>
-      </w:hyperlink>
+      <w:r>
+        <w:rPr>
+          <w:rtl/>
+          <w:cs/>
+          <w:lang w:val="ar_AE" w:bidi="ar_AE"/>
+        </w:rPr>
+        <w:t>2:1–3</w:t>
+      </w:r>
       <w:r>
         <w:rPr>
           <w:rtl/>
@@ -2017,20 +1819,14 @@
         </w:rPr>
         <w:t xml:space="preserve"> لا يعني أن الأنبياء الكذبة لم يكونوا قد أتوا بعد، بل يشير إلى كلام يسوع بأن المُعَلِّمين الكذبة سيظهرون (</w:t>
       </w:r>
-      <w:hyperlink r:id="rId46">
-        <w:r>
-          <w:rPr>
-            <w:rtl/>
-            <w:cs/>
-            <w:lang w:val="ar_AE" w:bidi="ar_AE"/>
-          </w:rPr>
-          <w:rPr>
-            <w:color w:val="0000EE"/>
-            <w:u w:val="single"/>
-          </w:rPr>
-          <w:t>متى 24:11</w:t>
-        </w:r>
-      </w:hyperlink>
+      <w:r>
+        <w:rPr>
+          <w:rtl/>
+          <w:cs/>
+          <w:lang w:val="ar_AE" w:bidi="ar_AE"/>
+        </w:rPr>
+        <w:t>متى 24:11</w:t>
+      </w:r>
       <w:r>
         <w:rPr>
           <w:rtl/>
@@ -2039,20 +1835,14 @@
         </w:rPr>
         <w:t xml:space="preserve">، </w:t>
       </w:r>
-      <w:hyperlink r:id="rId47">
-        <w:r>
-          <w:rPr>
-            <w:rtl/>
-            <w:cs/>
-            <w:lang w:val="ar_AE" w:bidi="ar_AE"/>
-          </w:rPr>
-          <w:rPr>
-            <w:color w:val="0000EE"/>
-            <w:u w:val="single"/>
-          </w:rPr>
-          <w:t>24</w:t>
-        </w:r>
-      </w:hyperlink>
+      <w:r>
+        <w:rPr>
+          <w:rtl/>
+          <w:cs/>
+          <w:lang w:val="ar_AE" w:bidi="ar_AE"/>
+        </w:rPr>
+        <w:t>24</w:t>
+      </w:r>
       <w:r>
         <w:rPr>
           <w:rtl/>
@@ -2061,20 +1851,14 @@
         </w:rPr>
         <w:t xml:space="preserve">؛ </w:t>
       </w:r>
-      <w:hyperlink r:id="rId48">
-        <w:r>
-          <w:rPr>
-            <w:rtl/>
-            <w:cs/>
-            <w:lang w:val="ar_AE" w:bidi="ar_AE"/>
-          </w:rPr>
-          <w:rPr>
-            <w:color w:val="0000EE"/>
-            <w:u w:val="single"/>
-          </w:rPr>
-          <w:t>مرقس 13:22</w:t>
-        </w:r>
-      </w:hyperlink>
+      <w:r>
+        <w:rPr>
+          <w:rtl/>
+          <w:cs/>
+          <w:lang w:val="ar_AE" w:bidi="ar_AE"/>
+        </w:rPr>
+        <w:t>مرقس 13:22</w:t>
+      </w:r>
       <w:r>
         <w:rPr>
           <w:rtl/>
@@ -2083,20 +1867,14 @@
         </w:rPr>
         <w:t xml:space="preserve">؛ قارن </w:t>
       </w:r>
-      <w:hyperlink r:id="rId49">
-        <w:r>
-          <w:rPr>
-            <w:rtl/>
-            <w:cs/>
-            <w:lang w:val="ar_AE" w:bidi="ar_AE"/>
-          </w:rPr>
-          <w:rPr>
-            <w:color w:val="0000EE"/>
-            <w:u w:val="single"/>
-          </w:rPr>
-          <w:t>أعمال 20:29–31</w:t>
-        </w:r>
-      </w:hyperlink>
+      <w:r>
+        <w:rPr>
+          <w:rtl/>
+          <w:cs/>
+          <w:lang w:val="ar_AE" w:bidi="ar_AE"/>
+        </w:rPr>
+        <w:t>أعمال 20:29–31</w:t>
+      </w:r>
       <w:r>
         <w:rPr>
           <w:rtl/>
@@ -2105,20 +1883,14 @@
         </w:rPr>
         <w:t xml:space="preserve">؛ </w:t>
       </w:r>
-      <w:hyperlink r:id="rId50">
-        <w:r>
-          <w:rPr>
-            <w:rtl/>
-            <w:cs/>
-            <w:lang w:val="ar_AE" w:bidi="ar_AE"/>
-          </w:rPr>
-          <w:rPr>
-            <w:color w:val="0000EE"/>
-            <w:u w:val="single"/>
-          </w:rPr>
-          <w:t>2 تيموثاوس 3:1–6</w:t>
-        </w:r>
-      </w:hyperlink>
+      <w:r>
+        <w:rPr>
+          <w:rtl/>
+          <w:cs/>
+          <w:lang w:val="ar_AE" w:bidi="ar_AE"/>
+        </w:rPr>
+        <w:t>2 تيموثاوس 3:1–6</w:t>
+      </w:r>
       <w:r>
         <w:rPr>
           <w:rtl/>
@@ -2127,20 +1899,14 @@
         </w:rPr>
         <w:t xml:space="preserve">). وقد حقق المُعَلِّمون الكذبة الذين ظهروا هذه النبوة. • يُنْكِرُونَ الرَّبَّ الَّذِي اشْتَرَاهُمْ: ربما يكون المُعَلِّمون الكذبة قد أنكروا المسيح علانية، ولكن من الأرجح أن سلوكهم غير الأخلاقي هو الذي شكَّل إنكارًا للمسيح (قارن </w:t>
       </w:r>
-      <w:hyperlink r:id="rId51">
-        <w:r>
-          <w:rPr>
-            <w:rtl/>
-            <w:cs/>
-            <w:lang w:val="ar_AE" w:bidi="ar_AE"/>
-          </w:rPr>
-          <w:rPr>
-            <w:color w:val="0000EE"/>
-            <w:u w:val="single"/>
-          </w:rPr>
-          <w:t>تيطس 1:16</w:t>
-        </w:r>
-      </w:hyperlink>
+      <w:r>
+        <w:rPr>
+          <w:rtl/>
+          <w:cs/>
+          <w:lang w:val="ar_AE" w:bidi="ar_AE"/>
+        </w:rPr>
+        <w:t>تيطس 1:16</w:t>
+      </w:r>
       <w:r>
         <w:rPr>
           <w:rtl/>
@@ -2216,20 +1982,14 @@
         </w:rPr>
         <w:t>إلى جانب الأنبياء الحقيقيين (</w:t>
       </w:r>
-      <w:hyperlink r:id="rId52">
-        <w:r>
-          <w:rPr>
-            <w:rtl/>
-            <w:cs/>
-            <w:lang w:val="ar_AE" w:bidi="ar_AE"/>
-          </w:rPr>
-          <w:rPr>
-            <w:color w:val="0000EE"/>
-            <w:u w:val="single"/>
-          </w:rPr>
-          <w:t>1:20–21</w:t>
-        </w:r>
-      </w:hyperlink>
+      <w:r>
+        <w:rPr>
+          <w:rtl/>
+          <w:cs/>
+          <w:lang w:val="ar_AE" w:bidi="ar_AE"/>
+        </w:rPr>
+        <w:t>1:20–21</w:t>
+      </w:r>
       <w:r>
         <w:rPr>
           <w:rtl/>
@@ -2372,20 +2132,14 @@
         </w:rPr>
         <w:t xml:space="preserve">المثال الأول للقضاء الإلهي هو على ملائكة قد أخطأوا: كانت التقاليد اليهودية الشائعة تشير إلى أن "أبناء الله" في </w:t>
       </w:r>
-      <w:hyperlink r:id="rId53">
-        <w:r>
-          <w:rPr>
-            <w:rtl/>
-            <w:cs/>
-            <w:lang w:val="ar_AE" w:bidi="ar_AE"/>
-          </w:rPr>
-          <w:rPr>
-            <w:color w:val="0000EE"/>
-            <w:u w:val="single"/>
-          </w:rPr>
-          <w:t>تكوين 6:1–5</w:t>
-        </w:r>
-      </w:hyperlink>
+      <w:r>
+        <w:rPr>
+          <w:rtl/>
+          <w:cs/>
+          <w:lang w:val="ar_AE" w:bidi="ar_AE"/>
+        </w:rPr>
+        <w:t>تكوين 6:1–5</w:t>
+      </w:r>
       <w:r>
         <w:rPr>
           <w:rtl/>
@@ -2411,20 +2165,14 @@
         </w:rPr>
         <w:t xml:space="preserve"> 6–10؛ قارن </w:t>
       </w:r>
-      <w:hyperlink r:id="rId54">
-        <w:r>
-          <w:rPr>
-            <w:rtl/>
-            <w:cs/>
-            <w:lang w:val="ar_AE" w:bidi="ar_AE"/>
-          </w:rPr>
-          <w:rPr>
-            <w:color w:val="0000EE"/>
-            <w:u w:val="single"/>
-          </w:rPr>
-          <w:t>1 بطرس 3:19–20</w:t>
-        </w:r>
-      </w:hyperlink>
+      <w:r>
+        <w:rPr>
+          <w:rtl/>
+          <w:cs/>
+          <w:lang w:val="ar_AE" w:bidi="ar_AE"/>
+        </w:rPr>
+        <w:t>1 بطرس 3:19–20</w:t>
+      </w:r>
       <w:r>
         <w:rPr>
           <w:rtl/>
@@ -2433,20 +2181,14 @@
         </w:rPr>
         <w:t xml:space="preserve">؛ </w:t>
       </w:r>
-      <w:hyperlink r:id="rId55">
-        <w:r>
-          <w:rPr>
-            <w:rtl/>
-            <w:cs/>
-            <w:lang w:val="ar_AE" w:bidi="ar_AE"/>
-          </w:rPr>
-          <w:rPr>
-            <w:color w:val="0000EE"/>
-            <w:u w:val="single"/>
-          </w:rPr>
-          <w:t>يهوذا 1:6</w:t>
-        </w:r>
-      </w:hyperlink>
+      <w:r>
+        <w:rPr>
+          <w:rtl/>
+          <w:cs/>
+          <w:lang w:val="ar_AE" w:bidi="ar_AE"/>
+        </w:rPr>
+        <w:t>يهوذا 1:6</w:t>
+      </w:r>
       <w:r>
         <w:rPr>
           <w:rtl/>
@@ -2522,20 +2264,14 @@
         </w:rPr>
         <w:t xml:space="preserve">تظهر ثلاثة أمثلة من العهد القديم للدينونة تُعلن أن الله سيُنصف أولئك الذين يظلون أمناء له، وسيُدين أولئك الذين ينكرونه، بما في ذلك المُعَلِّمين الكذبة (انظر </w:t>
       </w:r>
-      <w:hyperlink r:id="rId56">
-        <w:r>
-          <w:rPr>
-            <w:rtl/>
-            <w:cs/>
-            <w:lang w:val="ar_AE" w:bidi="ar_AE"/>
-          </w:rPr>
-          <w:rPr>
-            <w:color w:val="0000EE"/>
-            <w:u w:val="single"/>
-          </w:rPr>
-          <w:t>2:3</w:t>
-        </w:r>
-      </w:hyperlink>
+      <w:r>
+        <w:rPr>
+          <w:rtl/>
+          <w:cs/>
+          <w:lang w:val="ar_AE" w:bidi="ar_AE"/>
+        </w:rPr>
+        <w:t>2:3</w:t>
+      </w:r>
       <w:r>
         <w:rPr>
           <w:rtl/>
@@ -2611,20 +2347,14 @@
         </w:rPr>
         <w:t xml:space="preserve">المثال الثاني للقضاء والدينونة هو أن الله لم يترك العالم القديم في زمن نوح. ففي الطوفان، أهلك الله كل الحياة البشرية باستثناء نوح وعائلته (انظر </w:t>
       </w:r>
-      <w:hyperlink r:id="rId57">
-        <w:r>
-          <w:rPr>
-            <w:rtl/>
-            <w:cs/>
-            <w:lang w:val="ar_AE" w:bidi="ar_AE"/>
-          </w:rPr>
-          <w:rPr>
-            <w:color w:val="0000EE"/>
-            <w:u w:val="single"/>
-          </w:rPr>
-          <w:t>تكوين 6–8</w:t>
-        </w:r>
-      </w:hyperlink>
+      <w:r>
+        <w:rPr>
+          <w:rtl/>
+          <w:cs/>
+          <w:lang w:val="ar_AE" w:bidi="ar_AE"/>
+        </w:rPr>
+        <w:t>تكوين 6–8</w:t>
+      </w:r>
       <w:r>
         <w:rPr>
           <w:rtl/>
@@ -2700,20 +2430,14 @@
         </w:rPr>
         <w:t>المثال الثالث للحكم والدينونة هو أن الله أدان مُدن سدوم وعمورة. فقد كان سكان هذه المدن غير أخلاقيين إلى درجة أن الله أمطر عليهم الكبريت من السماء لتدميرهم (</w:t>
       </w:r>
-      <w:hyperlink r:id="rId58">
-        <w:r>
-          <w:rPr>
-            <w:rtl/>
-            <w:cs/>
-            <w:lang w:val="ar_AE" w:bidi="ar_AE"/>
-          </w:rPr>
-          <w:rPr>
-            <w:color w:val="0000EE"/>
-            <w:u w:val="single"/>
-          </w:rPr>
-          <w:t>تكوين 19:24</w:t>
-        </w:r>
-      </w:hyperlink>
+      <w:r>
+        <w:rPr>
+          <w:rtl/>
+          <w:cs/>
+          <w:lang w:val="ar_AE" w:bidi="ar_AE"/>
+        </w:rPr>
+        <w:t>تكوين 19:24</w:t>
+      </w:r>
       <w:r>
         <w:rPr>
           <w:rtl/>
@@ -2906,20 +2630,14 @@
         </w:rPr>
         <w:t>يَعْلَمُ الرَّبُّ أَنْ يُنْقِذَ الأَتْقِيَاءَ مِنَ التَّجْرِبَةِ: كما يتضح من عائلة نوح (</w:t>
       </w:r>
-      <w:hyperlink r:id="rId59">
-        <w:r>
-          <w:rPr>
-            <w:rtl/>
-            <w:cs/>
-            <w:lang w:val="ar_AE" w:bidi="ar_AE"/>
-          </w:rPr>
-          <w:rPr>
-            <w:color w:val="0000EE"/>
-            <w:u w:val="single"/>
-          </w:rPr>
-          <w:t>2:5</w:t>
-        </w:r>
-      </w:hyperlink>
+      <w:r>
+        <w:rPr>
+          <w:rtl/>
+          <w:cs/>
+          <w:lang w:val="ar_AE" w:bidi="ar_AE"/>
+        </w:rPr>
+        <w:t>2:5</w:t>
+      </w:r>
       <w:r>
         <w:rPr>
           <w:rtl/>
@@ -2928,20 +2646,14 @@
         </w:rPr>
         <w:t>) ولوط (</w:t>
       </w:r>
-      <w:hyperlink r:id="rId60">
-        <w:r>
-          <w:rPr>
-            <w:rtl/>
-            <w:cs/>
-            <w:lang w:val="ar_AE" w:bidi="ar_AE"/>
-          </w:rPr>
-          <w:rPr>
-            <w:color w:val="0000EE"/>
-            <w:u w:val="single"/>
-          </w:rPr>
-          <w:t>2:7</w:t>
-        </w:r>
-      </w:hyperlink>
+      <w:r>
+        <w:rPr>
+          <w:rtl/>
+          <w:cs/>
+          <w:lang w:val="ar_AE" w:bidi="ar_AE"/>
+        </w:rPr>
+        <w:t>2:7</w:t>
+      </w:r>
       <w:r>
         <w:rPr>
           <w:rtl/>
@@ -3017,20 +2729,14 @@
         </w:rPr>
         <w:t xml:space="preserve">فِي شَهْوَةِ النَّجَاسَةِ: يُقصد بها هنا الشهوة الجنسية غير المشروعة عمومًا وربما تشير بشكل خاص إلى المثلية الجنسية (قارن بالإشارة إلى سدوم وعمورة، </w:t>
       </w:r>
-      <w:hyperlink r:id="rId61">
-        <w:r>
-          <w:rPr>
-            <w:rtl/>
-            <w:cs/>
-            <w:lang w:val="ar_AE" w:bidi="ar_AE"/>
-          </w:rPr>
-          <w:rPr>
-            <w:color w:val="0000EE"/>
-            <w:u w:val="single"/>
-          </w:rPr>
-          <w:t>2:6</w:t>
-        </w:r>
-      </w:hyperlink>
+      <w:r>
+        <w:rPr>
+          <w:rtl/>
+          <w:cs/>
+          <w:lang w:val="ar_AE" w:bidi="ar_AE"/>
+        </w:rPr>
+        <w:t>2:6</w:t>
+      </w:r>
       <w:r>
         <w:rPr>
           <w:rtl/>
@@ -3106,20 +2812,14 @@
         </w:rPr>
         <w:t xml:space="preserve">عَلَى ذَوِي الأَمْجَادِ: قد يكونوا ملائكة أشرار، على عكس الملائكة المذكورة في </w:t>
       </w:r>
-      <w:hyperlink r:id="rId62">
-        <w:r>
-          <w:rPr>
-            <w:rtl/>
-            <w:cs/>
-            <w:lang w:val="ar_AE" w:bidi="ar_AE"/>
-          </w:rPr>
-          <w:rPr>
-            <w:color w:val="0000EE"/>
-            <w:u w:val="single"/>
-          </w:rPr>
-          <w:t>2:11</w:t>
-        </w:r>
-      </w:hyperlink>
+      <w:r>
+        <w:rPr>
+          <w:rtl/>
+          <w:cs/>
+          <w:lang w:val="ar_AE" w:bidi="ar_AE"/>
+        </w:rPr>
+        <w:t>2:11</w:t>
+      </w:r>
       <w:r>
         <w:rPr>
           <w:rtl/>
@@ -3329,20 +3029,14 @@
         </w:rPr>
         <w:t xml:space="preserve">يَتَنَعَّمُونَ فِي غُرُورِهِمْ صَانِعِينَ وَلاَئِمَ مَعَكُمْ: قارن </w:t>
       </w:r>
-      <w:hyperlink r:id="rId63">
-        <w:r>
-          <w:rPr>
-            <w:rtl/>
-            <w:cs/>
-            <w:lang w:val="ar_AE" w:bidi="ar_AE"/>
-          </w:rPr>
-          <w:rPr>
-            <w:color w:val="0000EE"/>
-            <w:u w:val="single"/>
-          </w:rPr>
-          <w:t>يهوذا 1:12</w:t>
-        </w:r>
-      </w:hyperlink>
+      <w:r>
+        <w:rPr>
+          <w:rtl/>
+          <w:cs/>
+          <w:lang w:val="ar_AE" w:bidi="ar_AE"/>
+        </w:rPr>
+        <w:t>يهوذا 1:12</w:t>
+      </w:r>
       <w:r>
         <w:rPr>
           <w:rtl/>
@@ -3351,20 +3045,14 @@
         </w:rPr>
         <w:t xml:space="preserve">. كان المؤمنون غالبًا ما يتناولون وجبات الشركة معًا احتفالًا بعمل الرب (انظر </w:t>
       </w:r>
-      <w:hyperlink r:id="rId64">
-        <w:r>
-          <w:rPr>
-            <w:rtl/>
-            <w:cs/>
-            <w:lang w:val="ar_AE" w:bidi="ar_AE"/>
-          </w:rPr>
-          <w:rPr>
-            <w:color w:val="0000EE"/>
-            <w:u w:val="single"/>
-          </w:rPr>
-          <w:t>أعمال 2:46</w:t>
-        </w:r>
-      </w:hyperlink>
+      <w:r>
+        <w:rPr>
+          <w:rtl/>
+          <w:cs/>
+          <w:lang w:val="ar_AE" w:bidi="ar_AE"/>
+        </w:rPr>
+        <w:t>أعمال 2:46</w:t>
+      </w:r>
       <w:r>
         <w:rPr>
           <w:rtl/>
@@ -3373,20 +3061,14 @@
         </w:rPr>
         <w:t xml:space="preserve">; </w:t>
       </w:r>
-      <w:hyperlink r:id="rId65">
-        <w:r>
-          <w:rPr>
-            <w:rtl/>
-            <w:cs/>
-            <w:lang w:val="ar_AE" w:bidi="ar_AE"/>
-          </w:rPr>
-          <w:rPr>
-            <w:color w:val="0000EE"/>
-            <w:u w:val="single"/>
-          </w:rPr>
-          <w:t>6:1</w:t>
-        </w:r>
-      </w:hyperlink>
+      <w:r>
+        <w:rPr>
+          <w:rtl/>
+          <w:cs/>
+          <w:lang w:val="ar_AE" w:bidi="ar_AE"/>
+        </w:rPr>
+        <w:t>6:1</w:t>
+      </w:r>
       <w:r>
         <w:rPr>
           <w:rtl/>
@@ -3463,20 +3145,14 @@
         </w:rPr>
         <w:t xml:space="preserve"> إذا كانت هذه القراءة صحيحة، فقد كانوا يستخدمون وجبات الشركة للانغماس في المُتَع الذاتية (قارن </w:t>
       </w:r>
-      <w:hyperlink r:id="rId66">
-        <w:r>
-          <w:rPr>
-            <w:rtl/>
-            <w:cs/>
-            <w:lang w:val="ar_AE" w:bidi="ar_AE"/>
-          </w:rPr>
-          <w:rPr>
-            <w:color w:val="0000EE"/>
-            <w:u w:val="single"/>
-          </w:rPr>
-          <w:t>1 كورنثوس 11:20–22</w:t>
-        </w:r>
-      </w:hyperlink>
+      <w:r>
+        <w:rPr>
+          <w:rtl/>
+          <w:cs/>
+          <w:lang w:val="ar_AE" w:bidi="ar_AE"/>
+        </w:rPr>
+        <w:t>1 كورنثوس 11:20–22</w:t>
+      </w:r>
       <w:r>
         <w:rPr>
           <w:rtl/>
@@ -3552,20 +3228,14 @@
         </w:rPr>
         <w:t xml:space="preserve">لَهُمْ قَلْبٌ مُتَدَرِّبٌ فِي الطَّمَعِ (عن طريق ارتكاب الأخطاء): بالرغم من سؤاله لله حول ما يجب عليه فعله، كان بلعام مصممًا على اتِّبَاع طريقه الخاص على أمل الحصول على مال من بالاق (انظر </w:t>
       </w:r>
-      <w:hyperlink r:id="rId67">
-        <w:r>
-          <w:rPr>
-            <w:rtl/>
-            <w:cs/>
-            <w:lang w:val="ar_AE" w:bidi="ar_AE"/>
-          </w:rPr>
-          <w:rPr>
-            <w:color w:val="0000EE"/>
-            <w:u w:val="single"/>
-          </w:rPr>
-          <w:t>عدد 22–24</w:t>
-        </w:r>
-      </w:hyperlink>
+      <w:r>
+        <w:rPr>
+          <w:rtl/>
+          <w:cs/>
+          <w:lang w:val="ar_AE" w:bidi="ar_AE"/>
+        </w:rPr>
+        <w:t>عدد 22–24</w:t>
+      </w:r>
       <w:r>
         <w:rPr>
           <w:rtl/>
@@ -3826,20 +3496,14 @@
         </w:rPr>
         <w:t>إحدى الإغراءات الكبيرة للتعليم الزائف عبر القرون كان وعد الحرية من السلطة، ولكن هذه الحرية وهمية (</w:t>
       </w:r>
-      <w:hyperlink r:id="rId68">
-        <w:r>
-          <w:rPr>
-            <w:rtl/>
-            <w:cs/>
-            <w:lang w:val="ar_AE" w:bidi="ar_AE"/>
-          </w:rPr>
-          <w:rPr>
-            <w:color w:val="0000EE"/>
-            <w:u w:val="single"/>
-          </w:rPr>
-          <w:t>رومية 6:16</w:t>
-        </w:r>
-      </w:hyperlink>
+      <w:r>
+        <w:rPr>
+          <w:rtl/>
+          <w:cs/>
+          <w:lang w:val="ar_AE" w:bidi="ar_AE"/>
+        </w:rPr>
+        <w:t>رومية 6:16</w:t>
+      </w:r>
       <w:r>
         <w:rPr>
           <w:rtl/>
@@ -3848,20 +3512,14 @@
         </w:rPr>
         <w:t xml:space="preserve">). فبينما كان المُعَلِّمون الكذبة يتلذذون بحريتهم من السلطة (انظر </w:t>
       </w:r>
-      <w:hyperlink r:id="rId69">
-        <w:r>
-          <w:rPr>
-            <w:rtl/>
-            <w:cs/>
-            <w:lang w:val="ar_AE" w:bidi="ar_AE"/>
-          </w:rPr>
-          <w:rPr>
-            <w:color w:val="0000EE"/>
-            <w:u w:val="single"/>
-          </w:rPr>
-          <w:t>2 بطرس 2:10</w:t>
-        </w:r>
-      </w:hyperlink>
+      <w:r>
+        <w:rPr>
+          <w:rtl/>
+          <w:cs/>
+          <w:lang w:val="ar_AE" w:bidi="ar_AE"/>
+        </w:rPr>
+        <w:t>2 بطرس 2:10</w:t>
+      </w:r>
       <w:r>
         <w:rPr>
           <w:rtl/>
@@ -4339,20 +3997,14 @@
         </w:rPr>
         <w:t xml:space="preserve">إلى الفترة الممتدة من المجيء الأول ليسوع إلى مجيئه الثاني (انظر </w:t>
       </w:r>
-      <w:hyperlink r:id="rId70">
-        <w:r>
-          <w:rPr>
-            <w:rtl/>
-            <w:cs/>
-            <w:lang w:val="ar_AE" w:bidi="ar_AE"/>
-          </w:rPr>
-          <w:rPr>
-            <w:color w:val="0000EE"/>
-            <w:u w:val="single"/>
-          </w:rPr>
-          <w:t>أعمال 2:17</w:t>
-        </w:r>
-      </w:hyperlink>
+      <w:r>
+        <w:rPr>
+          <w:rtl/>
+          <w:cs/>
+          <w:lang w:val="ar_AE" w:bidi="ar_AE"/>
+        </w:rPr>
+        <w:t>أعمال 2:17</w:t>
+      </w:r>
       <w:r>
         <w:rPr>
           <w:rtl/>
@@ -4361,20 +4013,14 @@
         </w:rPr>
         <w:t xml:space="preserve">؛ </w:t>
       </w:r>
-      <w:hyperlink r:id="rId71">
-        <w:r>
-          <w:rPr>
-            <w:rtl/>
-            <w:cs/>
-            <w:lang w:val="ar_AE" w:bidi="ar_AE"/>
-          </w:rPr>
-          <w:rPr>
-            <w:color w:val="0000EE"/>
-            <w:u w:val="single"/>
-          </w:rPr>
-          <w:t>عبرانيين 1:2</w:t>
-        </w:r>
-      </w:hyperlink>
+      <w:r>
+        <w:rPr>
+          <w:rtl/>
+          <w:cs/>
+          <w:lang w:val="ar_AE" w:bidi="ar_AE"/>
+        </w:rPr>
+        <w:t>عبرانيين 1:2</w:t>
+      </w:r>
       <w:r>
         <w:rPr>
           <w:rtl/>
@@ -4383,20 +4029,14 @@
         </w:rPr>
         <w:t xml:space="preserve">). وهي الفترة التي تتحقق فيها وعود الله. • سَيَأْتِي ... قَوْمٌ مُسْتَهْزِئُونَ: انظر </w:t>
       </w:r>
-      <w:hyperlink r:id="rId72">
-        <w:r>
-          <w:rPr>
-            <w:rtl/>
-            <w:cs/>
-            <w:lang w:val="ar_AE" w:bidi="ar_AE"/>
-          </w:rPr>
-          <w:rPr>
-            <w:color w:val="0000EE"/>
-            <w:u w:val="single"/>
-          </w:rPr>
-          <w:t>أمثال 1:22</w:t>
-        </w:r>
-      </w:hyperlink>
+      <w:r>
+        <w:rPr>
+          <w:rtl/>
+          <w:cs/>
+          <w:lang w:val="ar_AE" w:bidi="ar_AE"/>
+        </w:rPr>
+        <w:t>أمثال 1:22</w:t>
+      </w:r>
       <w:r>
         <w:rPr>
           <w:rtl/>
@@ -4405,20 +4045,14 @@
         </w:rPr>
         <w:t xml:space="preserve">؛ </w:t>
       </w:r>
-      <w:hyperlink r:id="rId73">
-        <w:r>
-          <w:rPr>
-            <w:rtl/>
-            <w:cs/>
-            <w:lang w:val="ar_AE" w:bidi="ar_AE"/>
-          </w:rPr>
-          <w:rPr>
-            <w:color w:val="0000EE"/>
-            <w:u w:val="single"/>
-          </w:rPr>
-          <w:t>9:7–8</w:t>
-        </w:r>
-      </w:hyperlink>
+      <w:r>
+        <w:rPr>
+          <w:rtl/>
+          <w:cs/>
+          <w:lang w:val="ar_AE" w:bidi="ar_AE"/>
+        </w:rPr>
+        <w:t>9:7–8</w:t>
+      </w:r>
       <w:r>
         <w:rPr>
           <w:rtl/>
@@ -4427,20 +4061,14 @@
         </w:rPr>
         <w:t xml:space="preserve">؛ </w:t>
       </w:r>
-      <w:hyperlink r:id="rId74">
-        <w:r>
-          <w:rPr>
-            <w:rtl/>
-            <w:cs/>
-            <w:lang w:val="ar_AE" w:bidi="ar_AE"/>
-          </w:rPr>
-          <w:rPr>
-            <w:color w:val="0000EE"/>
-            <w:u w:val="single"/>
-          </w:rPr>
-          <w:t>13:1</w:t>
-        </w:r>
-      </w:hyperlink>
+      <w:r>
+        <w:rPr>
+          <w:rtl/>
+          <w:cs/>
+          <w:lang w:val="ar_AE" w:bidi="ar_AE"/>
+        </w:rPr>
+        <w:t>13:1</w:t>
+      </w:r>
       <w:r>
         <w:rPr>
           <w:rtl/>
@@ -4583,20 +4211,14 @@
         </w:rPr>
         <w:t xml:space="preserve">الخليقة هي الدليل الأول على خطأ المُعَلِّمين الكذبة: فالتغيير يحدث بالفعل. وإذا كان الله قد خلق العالم، فإنه بالتأكيد قادر على إهلاكه. • وَالأَرْضَ بِكَلِمَةِ اللهِ قَائِمَةً مِنَ الْمَاءِ وَبِالْمَاءِ: انظر </w:t>
       </w:r>
-      <w:hyperlink r:id="rId75">
-        <w:r>
-          <w:rPr>
-            <w:rtl/>
-            <w:cs/>
-            <w:lang w:val="ar_AE" w:bidi="ar_AE"/>
-          </w:rPr>
-          <w:rPr>
-            <w:color w:val="0000EE"/>
-            <w:u w:val="single"/>
-          </w:rPr>
-          <w:t>تكوين 1:2</w:t>
-        </w:r>
-      </w:hyperlink>
+      <w:r>
+        <w:rPr>
+          <w:rtl/>
+          <w:cs/>
+          <w:lang w:val="ar_AE" w:bidi="ar_AE"/>
+        </w:rPr>
+        <w:t>تكوين 1:2</w:t>
+      </w:r>
       <w:r>
         <w:rPr>
           <w:rtl/>
@@ -4605,20 +4227,14 @@
         </w:rPr>
         <w:t xml:space="preserve">, </w:t>
       </w:r>
-      <w:hyperlink r:id="rId76">
-        <w:r>
-          <w:rPr>
-            <w:rtl/>
-            <w:cs/>
-            <w:lang w:val="ar_AE" w:bidi="ar_AE"/>
-          </w:rPr>
-          <w:rPr>
-            <w:color w:val="0000EE"/>
-            <w:u w:val="single"/>
-          </w:rPr>
-          <w:t>6–10</w:t>
-        </w:r>
-      </w:hyperlink>
+      <w:r>
+        <w:rPr>
+          <w:rtl/>
+          <w:cs/>
+          <w:lang w:val="ar_AE" w:bidi="ar_AE"/>
+        </w:rPr>
+        <w:t>6–10</w:t>
+      </w:r>
       <w:r>
         <w:rPr>
           <w:rtl/>
@@ -4694,20 +4310,14 @@
         </w:rPr>
         <w:t xml:space="preserve">يربط العهد القديم النار بيوم الرب (انظر </w:t>
       </w:r>
-      <w:hyperlink r:id="rId77">
-        <w:r>
-          <w:rPr>
-            <w:rtl/>
-            <w:cs/>
-            <w:lang w:val="ar_AE" w:bidi="ar_AE"/>
-          </w:rPr>
-          <w:rPr>
-            <w:color w:val="0000EE"/>
-            <w:u w:val="single"/>
-          </w:rPr>
-          <w:t>إشعياء 30:30</w:t>
-        </w:r>
-      </w:hyperlink>
+      <w:r>
+        <w:rPr>
+          <w:rtl/>
+          <w:cs/>
+          <w:lang w:val="ar_AE" w:bidi="ar_AE"/>
+        </w:rPr>
+        <w:t>إشعياء 30:30</w:t>
+      </w:r>
       <w:r>
         <w:rPr>
           <w:rtl/>
@@ -4716,20 +4326,14 @@
         </w:rPr>
         <w:t xml:space="preserve">; </w:t>
       </w:r>
-      <w:hyperlink r:id="rId78">
-        <w:r>
-          <w:rPr>
-            <w:rtl/>
-            <w:cs/>
-            <w:lang w:val="ar_AE" w:bidi="ar_AE"/>
-          </w:rPr>
-          <w:rPr>
-            <w:color w:val="0000EE"/>
-            <w:u w:val="single"/>
-          </w:rPr>
-          <w:t>66:15–16</w:t>
-        </w:r>
-      </w:hyperlink>
+      <w:r>
+        <w:rPr>
+          <w:rtl/>
+          <w:cs/>
+          <w:lang w:val="ar_AE" w:bidi="ar_AE"/>
+        </w:rPr>
+        <w:t>66:15–16</w:t>
+      </w:r>
       <w:r>
         <w:rPr>
           <w:rtl/>
@@ -4805,20 +4409,14 @@
         </w:rPr>
         <w:t xml:space="preserve">يشير بطرس إلى </w:t>
       </w:r>
-      <w:hyperlink r:id="rId79">
-        <w:r>
-          <w:rPr>
-            <w:rtl/>
-            <w:cs/>
-            <w:lang w:val="ar_AE" w:bidi="ar_AE"/>
-          </w:rPr>
-          <w:rPr>
-            <w:color w:val="0000EE"/>
-            <w:u w:val="single"/>
-          </w:rPr>
-          <w:t>مزمور 90:4</w:t>
-        </w:r>
-      </w:hyperlink>
+      <w:r>
+        <w:rPr>
+          <w:rtl/>
+          <w:cs/>
+          <w:lang w:val="ar_AE" w:bidi="ar_AE"/>
+        </w:rPr>
+        <w:t>مزمور 90:4</w:t>
+      </w:r>
       <w:r>
         <w:rPr>
           <w:rtl/>
@@ -4978,20 +4576,14 @@
         </w:rPr>
         <w:t xml:space="preserve">مُنْتَظِرِينَ وَطَالِبِينَ سُرْعَةَ مَجِيءِ يَوْمِ الرَّبِّ: يمكن لشعب الله أن يُعجِّلوا وقت النهاية بتوبتهم وعيشهم بالتقوى (قارن </w:t>
       </w:r>
-      <w:hyperlink r:id="rId80">
-        <w:r>
-          <w:rPr>
-            <w:rtl/>
-            <w:cs/>
-            <w:lang w:val="ar_AE" w:bidi="ar_AE"/>
-          </w:rPr>
-          <w:rPr>
-            <w:color w:val="0000EE"/>
-            <w:u w:val="single"/>
-          </w:rPr>
-          <w:t>أعمال 3:19–20</w:t>
-        </w:r>
-      </w:hyperlink>
+      <w:r>
+        <w:rPr>
+          <w:rtl/>
+          <w:cs/>
+          <w:lang w:val="ar_AE" w:bidi="ar_AE"/>
+        </w:rPr>
+        <w:t>أعمال 3:19–20</w:t>
+      </w:r>
       <w:r>
         <w:rPr>
           <w:rtl/>
@@ -5000,20 +4592,14 @@
         </w:rPr>
         <w:t xml:space="preserve">). • العناصر ... تذوب: قارن </w:t>
       </w:r>
-      <w:hyperlink r:id="rId81">
-        <w:r>
-          <w:rPr>
-            <w:rtl/>
-            <w:cs/>
-            <w:lang w:val="ar_AE" w:bidi="ar_AE"/>
-          </w:rPr>
-          <w:rPr>
-            <w:color w:val="0000EE"/>
-            <w:u w:val="single"/>
-          </w:rPr>
-          <w:t>ميخا 1:3–4</w:t>
-        </w:r>
-      </w:hyperlink>
+      <w:r>
+        <w:rPr>
+          <w:rtl/>
+          <w:cs/>
+          <w:lang w:val="ar_AE" w:bidi="ar_AE"/>
+        </w:rPr>
+        <w:t>ميخا 1:3–4</w:t>
+      </w:r>
       <w:r>
         <w:rPr>
           <w:rtl/>
@@ -5022,20 +4608,14 @@
         </w:rPr>
         <w:t xml:space="preserve">; انظر أيضًا </w:t>
       </w:r>
-      <w:hyperlink r:id="rId82">
-        <w:r>
-          <w:rPr>
-            <w:rtl/>
-            <w:cs/>
-            <w:lang w:val="ar_AE" w:bidi="ar_AE"/>
-          </w:rPr>
-          <w:rPr>
-            <w:color w:val="0000EE"/>
-            <w:u w:val="single"/>
-          </w:rPr>
-          <w:t>إشعياء 63:19–64:1</w:t>
-        </w:r>
-      </w:hyperlink>
+      <w:r>
+        <w:rPr>
+          <w:rtl/>
+          <w:cs/>
+          <w:lang w:val="ar_AE" w:bidi="ar_AE"/>
+        </w:rPr>
+        <w:t>إشعياء 63:19–64:1</w:t>
+      </w:r>
       <w:r>
         <w:rPr>
           <w:rtl/>
@@ -5111,20 +4691,14 @@
         </w:rPr>
         <w:t xml:space="preserve">نَنْتَظِرُ سَمَاوَاتٍ جَدِيدَةً، وَأَرْضًا جَدِيدَةً: انظر </w:t>
       </w:r>
-      <w:hyperlink r:id="rId83">
-        <w:r>
-          <w:rPr>
-            <w:rtl/>
-            <w:cs/>
-            <w:lang w:val="ar_AE" w:bidi="ar_AE"/>
-          </w:rPr>
-          <w:rPr>
-            <w:color w:val="0000EE"/>
-            <w:u w:val="single"/>
-          </w:rPr>
-          <w:t>إشعياء 65:17</w:t>
-        </w:r>
-      </w:hyperlink>
+      <w:r>
+        <w:rPr>
+          <w:rtl/>
+          <w:cs/>
+          <w:lang w:val="ar_AE" w:bidi="ar_AE"/>
+        </w:rPr>
+        <w:t>إشعياء 65:17</w:t>
+      </w:r>
       <w:r>
         <w:rPr>
           <w:rtl/>
@@ -5133,20 +4707,14 @@
         </w:rPr>
         <w:t xml:space="preserve">؛ </w:t>
       </w:r>
-      <w:hyperlink r:id="rId84">
-        <w:r>
-          <w:rPr>
-            <w:rtl/>
-            <w:cs/>
-            <w:lang w:val="ar_AE" w:bidi="ar_AE"/>
-          </w:rPr>
-          <w:rPr>
-            <w:color w:val="0000EE"/>
-            <w:u w:val="single"/>
-          </w:rPr>
-          <w:t>66:22</w:t>
-        </w:r>
-      </w:hyperlink>
+      <w:r>
+        <w:rPr>
+          <w:rtl/>
+          <w:cs/>
+          <w:lang w:val="ar_AE" w:bidi="ar_AE"/>
+        </w:rPr>
+        <w:t>66:22</w:t>
+      </w:r>
       <w:r>
         <w:rPr>
           <w:rtl/>
@@ -5155,20 +4723,14 @@
         </w:rPr>
         <w:t xml:space="preserve">؛ </w:t>
       </w:r>
-      <w:hyperlink r:id="rId85">
-        <w:r>
-          <w:rPr>
-            <w:rtl/>
-            <w:cs/>
-            <w:lang w:val="ar_AE" w:bidi="ar_AE"/>
-          </w:rPr>
-          <w:rPr>
-            <w:color w:val="0000EE"/>
-            <w:u w:val="single"/>
-          </w:rPr>
-          <w:t>رؤيا 21</w:t>
-        </w:r>
-      </w:hyperlink>
+      <w:r>
+        <w:rPr>
+          <w:rtl/>
+          <w:cs/>
+          <w:lang w:val="ar_AE" w:bidi="ar_AE"/>
+        </w:rPr>
+        <w:t>رؤيا 21</w:t>
+      </w:r>
       <w:r>
         <w:rPr>
           <w:rtl/>
@@ -5244,20 +4806,14 @@
         </w:rPr>
         <w:t>أَخُونَا الْحَبِيبُ بُولُسُ: يروي لنا العهد الجديد القليل عن العلاقة بين بطرس وبولس. وبسبب المواجهة في أنطاكية (</w:t>
       </w:r>
-      <w:hyperlink r:id="rId86">
-        <w:r>
-          <w:rPr>
-            <w:rtl/>
-            <w:cs/>
-            <w:lang w:val="ar_AE" w:bidi="ar_AE"/>
-          </w:rPr>
-          <w:rPr>
-            <w:color w:val="0000EE"/>
-            <w:u w:val="single"/>
-          </w:rPr>
-          <w:t>غلاطية 2:11–14</w:t>
-        </w:r>
-      </w:hyperlink>
+      <w:r>
+        <w:rPr>
+          <w:rtl/>
+          <w:cs/>
+          <w:lang w:val="ar_AE" w:bidi="ar_AE"/>
+        </w:rPr>
+        <w:t>غلاطية 2:11–14</w:t>
+      </w:r>
       <w:r>
         <w:rPr>
           <w:rtl/>
@@ -5266,20 +4822,14 @@
         </w:rPr>
         <w:t>)، يُعتقد أحيانًا أن الاثنين كانا في حالة عداء أو خصام لبعضهما البعض، لكن العهد الجديد يقدم صورة مختلفة. فقد اتفق بطرس وبولس بشكل أساسي على الكرازة للأمم (</w:t>
       </w:r>
-      <w:hyperlink r:id="rId87">
-        <w:r>
-          <w:rPr>
-            <w:rtl/>
-            <w:cs/>
-            <w:lang w:val="ar_AE" w:bidi="ar_AE"/>
-          </w:rPr>
-          <w:rPr>
-            <w:color w:val="0000EE"/>
-            <w:u w:val="single"/>
-          </w:rPr>
-          <w:t>أعمال الرسل 11:2–18</w:t>
-        </w:r>
-      </w:hyperlink>
+      <w:r>
+        <w:rPr>
+          <w:rtl/>
+          <w:cs/>
+          <w:lang w:val="ar_AE" w:bidi="ar_AE"/>
+        </w:rPr>
+        <w:t>أعمال الرسل 11:2–18</w:t>
+      </w:r>
       <w:r>
         <w:rPr>
           <w:rtl/>
@@ -5288,20 +4838,14 @@
         </w:rPr>
         <w:t xml:space="preserve">; </w:t>
       </w:r>
-      <w:hyperlink r:id="rId88">
-        <w:r>
-          <w:rPr>
-            <w:rtl/>
-            <w:cs/>
-            <w:lang w:val="ar_AE" w:bidi="ar_AE"/>
-          </w:rPr>
-          <w:rPr>
-            <w:color w:val="0000EE"/>
-            <w:u w:val="single"/>
-          </w:rPr>
-          <w:t>15:7–11</w:t>
-        </w:r>
-      </w:hyperlink>
+      <w:r>
+        <w:rPr>
+          <w:rtl/>
+          <w:cs/>
+          <w:lang w:val="ar_AE" w:bidi="ar_AE"/>
+        </w:rPr>
+        <w:t>15:7–11</w:t>
+      </w:r>
       <w:r>
         <w:rPr>
           <w:rtl/>
@@ -5310,20 +4854,14 @@
         </w:rPr>
         <w:t xml:space="preserve">). وكان سيلا ومرقس شركاء لكل من بولس وبطرس (انظر </w:t>
       </w:r>
-      <w:hyperlink r:id="rId89">
-        <w:r>
-          <w:rPr>
-            <w:rtl/>
-            <w:cs/>
-            <w:lang w:val="ar_AE" w:bidi="ar_AE"/>
-          </w:rPr>
-          <w:rPr>
-            <w:color w:val="0000EE"/>
-            <w:u w:val="single"/>
-          </w:rPr>
-          <w:t>1 بطرس 5:12–13</w:t>
-        </w:r>
-      </w:hyperlink>
+      <w:r>
+        <w:rPr>
+          <w:rtl/>
+          <w:cs/>
+          <w:lang w:val="ar_AE" w:bidi="ar_AE"/>
+        </w:rPr>
+        <w:t>1 بطرس 5:12–13</w:t>
+      </w:r>
       <w:r>
         <w:rPr>
           <w:rtl/>
